--- a/Bloque_1/Memorias/P1_Memoria_Programacion.docx
+++ b/Bloque_1/Memorias/P1_Memoria_Programacion.docx
@@ -4,166 +4,239 @@
   <w:body>
     <w:p>
       <w:pPr>
-        <w:jc w:val="center"/>
+        <w:jc w:val="both"/>
       </w:pPr>
     </w:p>
     <w:p>
       <w:pPr>
-        <w:jc w:val="center"/>
+        <w:jc w:val="both"/>
       </w:pPr>
     </w:p>
     <w:p>
       <w:pPr>
-        <w:jc w:val="center"/>
+        <w:jc w:val="both"/>
       </w:pPr>
     </w:p>
     <w:p>
       <w:pPr>
-        <w:jc w:val="center"/>
+        <w:jc w:val="both"/>
       </w:pPr>
     </w:p>
     <w:p>
       <w:pPr>
-        <w:jc w:val="center"/>
+        <w:jc w:val="both"/>
       </w:pPr>
     </w:p>
     <w:p>
       <w:pPr>
-        <w:jc w:val="center"/>
+        <w:jc w:val="both"/>
       </w:pPr>
     </w:p>
     <w:p>
       <w:pPr>
-        <w:jc w:val="center"/>
+        <w:jc w:val="both"/>
       </w:pPr>
     </w:p>
     <w:p>
       <w:pPr>
-        <w:jc w:val="center"/>
+        <w:jc w:val="both"/>
       </w:pPr>
     </w:p>
     <w:p>
       <w:pPr>
-        <w:jc w:val="center"/>
-      </w:pPr>
-    </w:p>
-    <w:p>
-      <w:pPr>
-        <w:jc w:val="center"/>
+        <w:jc w:val="both"/>
+        <w:rPr>
+          <w:b/>
+          <w:bCs/>
+          <w:sz w:val="28"/>
+          <w:szCs w:val="28"/>
+        </w:rPr>
       </w:pPr>
       <w:r>
+        <w:rPr>
+          <w:b/>
+          <w:bCs/>
+          <w:sz w:val="28"/>
+          <w:szCs w:val="28"/>
+        </w:rPr>
         <w:t>FSI</w:t>
       </w:r>
     </w:p>
     <w:p>
       <w:pPr>
-        <w:jc w:val="center"/>
+        <w:jc w:val="both"/>
+        <w:rPr>
+          <w:b/>
+          <w:bCs/>
+          <w:sz w:val="28"/>
+          <w:szCs w:val="28"/>
+        </w:rPr>
       </w:pPr>
     </w:p>
     <w:p>
       <w:pPr>
-        <w:jc w:val="center"/>
+        <w:jc w:val="both"/>
+        <w:rPr>
+          <w:b/>
+          <w:bCs/>
+          <w:sz w:val="28"/>
+          <w:szCs w:val="28"/>
+        </w:rPr>
       </w:pPr>
       <w:r>
+        <w:rPr>
+          <w:b/>
+          <w:bCs/>
+          <w:sz w:val="28"/>
+          <w:szCs w:val="28"/>
+        </w:rPr>
         <w:t>Práctica 1</w:t>
       </w:r>
       <w:r>
+        <w:rPr>
+          <w:b/>
+          <w:bCs/>
+          <w:sz w:val="28"/>
+          <w:szCs w:val="28"/>
+        </w:rPr>
         <w:t>.1</w:t>
       </w:r>
     </w:p>
     <w:p>
       <w:pPr>
-        <w:jc w:val="center"/>
+        <w:jc w:val="both"/>
+        <w:rPr>
+          <w:b/>
+          <w:bCs/>
+          <w:sz w:val="28"/>
+          <w:szCs w:val="28"/>
+        </w:rPr>
       </w:pPr>
       <w:r>
-        <w:t xml:space="preserve">Interfaz Gráfico de Análisis y Procesado </w:t>
+        <w:rPr>
+          <w:b/>
+          <w:bCs/>
+          <w:sz w:val="28"/>
+          <w:szCs w:val="28"/>
+        </w:rPr>
+        <w:t>Interfaz Gráfico de Análisis y Procesado</w:t>
       </w:r>
     </w:p>
     <w:p>
       <w:pPr>
-        <w:jc w:val="center"/>
+        <w:jc w:val="both"/>
+        <w:rPr>
+          <w:b/>
+          <w:bCs/>
+          <w:sz w:val="28"/>
+          <w:szCs w:val="28"/>
+        </w:rPr>
       </w:pPr>
       <w:r>
-        <w:t>de</w:t>
-      </w:r>
-      <w:r>
-        <w:t xml:space="preserve"> </w:t>
-      </w:r>
-      <w:r>
-        <w:t xml:space="preserve">Señales de Audio en </w:t>
+        <w:rPr>
+          <w:b/>
+          <w:bCs/>
+          <w:sz w:val="28"/>
+          <w:szCs w:val="28"/>
+        </w:rPr>
+        <w:t xml:space="preserve">de Señales de Audio en </w:t>
       </w:r>
       <w:proofErr w:type="spellStart"/>
       <w:r>
+        <w:rPr>
+          <w:b/>
+          <w:bCs/>
+          <w:sz w:val="28"/>
+          <w:szCs w:val="28"/>
+        </w:rPr>
         <w:t>MatLab</w:t>
       </w:r>
       <w:proofErr w:type="spellEnd"/>
     </w:p>
     <w:p>
       <w:pPr>
-        <w:jc w:val="center"/>
+        <w:jc w:val="both"/>
+        <w:rPr>
+          <w:b/>
+          <w:bCs/>
+          <w:sz w:val="28"/>
+          <w:szCs w:val="28"/>
+        </w:rPr>
       </w:pPr>
     </w:p>
     <w:p>
       <w:pPr>
-        <w:jc w:val="center"/>
+        <w:jc w:val="both"/>
+        <w:rPr>
+          <w:b/>
+          <w:bCs/>
+          <w:sz w:val="28"/>
+          <w:szCs w:val="28"/>
+        </w:rPr>
       </w:pPr>
       <w:r>
+        <w:rPr>
+          <w:b/>
+          <w:bCs/>
+          <w:sz w:val="28"/>
+          <w:szCs w:val="28"/>
+        </w:rPr>
         <w:t>Memoria de Programación</w:t>
       </w:r>
     </w:p>
     <w:p>
       <w:pPr>
-        <w:jc w:val="center"/>
+        <w:jc w:val="both"/>
       </w:pPr>
     </w:p>
     <w:p>
       <w:pPr>
-        <w:jc w:val="center"/>
+        <w:jc w:val="both"/>
       </w:pPr>
     </w:p>
     <w:p>
       <w:pPr>
-        <w:jc w:val="center"/>
+        <w:jc w:val="both"/>
       </w:pPr>
     </w:p>
     <w:p>
       <w:pPr>
-        <w:jc w:val="center"/>
+        <w:jc w:val="both"/>
       </w:pPr>
     </w:p>
     <w:p>
       <w:pPr>
-        <w:jc w:val="center"/>
+        <w:jc w:val="both"/>
       </w:pPr>
     </w:p>
     <w:p>
       <w:pPr>
-        <w:jc w:val="center"/>
+        <w:jc w:val="both"/>
       </w:pPr>
     </w:p>
     <w:p>
       <w:pPr>
-        <w:jc w:val="center"/>
+        <w:jc w:val="both"/>
       </w:pPr>
     </w:p>
     <w:p>
       <w:pPr>
-        <w:jc w:val="center"/>
+        <w:jc w:val="both"/>
       </w:pPr>
     </w:p>
     <w:p>
       <w:pPr>
-        <w:jc w:val="center"/>
+        <w:jc w:val="both"/>
       </w:pPr>
     </w:p>
     <w:p>
       <w:pPr>
-        <w:jc w:val="center"/>
+        <w:jc w:val="both"/>
       </w:pPr>
     </w:p>
     <w:p>
       <w:pPr>
-        <w:jc w:val="center"/>
+        <w:jc w:val="both"/>
       </w:pPr>
       <w:r>
         <w:t>10</w:t>
@@ -174,7 +247,7 @@
     </w:p>
     <w:p>
       <w:pPr>
-        <w:jc w:val="center"/>
+        <w:jc w:val="both"/>
       </w:pPr>
       <w:r>
         <w:t>Mario Medrano Paredes y Alonso Sandoval Martínez</w:t>
@@ -212,7 +285,7 @@
               <w:sz w:val="28"/>
               <w:szCs w:val="28"/>
             </w:rPr>
-            <w:t>Contenido</w:t>
+            <w:t>Índice de contenidos</w:t>
           </w:r>
         </w:p>
         <w:p>
@@ -237,13 +310,13 @@
           <w:r>
             <w:fldChar w:fldCharType="separate"/>
           </w:r>
-          <w:hyperlink w:anchor="_Toc179649130" w:history="1">
+          <w:hyperlink w:anchor="_Toc184120686" w:history="1">
             <w:r>
               <w:rPr>
                 <w:rStyle w:val="Hipervnculo"/>
                 <w:noProof/>
               </w:rPr>
-              <w:t>0.</w:t>
+              <w:t>1.</w:t>
             </w:r>
             <w:r>
               <w:rPr>
@@ -279,7 +352,7 @@
                 <w:noProof/>
                 <w:webHidden/>
               </w:rPr>
-              <w:instrText xml:space="preserve"> PAGEREF _Toc179649130 \h </w:instrText>
+              <w:instrText xml:space="preserve"> PAGEREF _Toc184120686 \h </w:instrText>
             </w:r>
             <w:r>
               <w:rPr>
@@ -299,7 +372,7 @@
                 <w:noProof/>
                 <w:webHidden/>
               </w:rPr>
-              <w:t>3</w:t>
+              <w:t>4</w:t>
             </w:r>
             <w:r>
               <w:rPr>
@@ -323,13 +396,13 @@
               <w:lang w:eastAsia="es-ES"/>
             </w:rPr>
           </w:pPr>
-          <w:hyperlink w:anchor="_Toc179649131" w:history="1">
+          <w:hyperlink w:anchor="_Toc184120687" w:history="1">
             <w:r>
               <w:rPr>
                 <w:rStyle w:val="Hipervnculo"/>
                 <w:noProof/>
               </w:rPr>
-              <w:t>1.</w:t>
+              <w:t>2.</w:t>
             </w:r>
             <w:r>
               <w:rPr>
@@ -344,7 +417,7 @@
                 <w:rStyle w:val="Hipervnculo"/>
                 <w:noProof/>
               </w:rPr>
-              <w:t>Diseño de la interfaz de usuario</w:t>
+              <w:t>Instalación y configuración</w:t>
             </w:r>
             <w:r>
               <w:rPr>
@@ -365,7 +438,7 @@
                 <w:noProof/>
                 <w:webHidden/>
               </w:rPr>
-              <w:instrText xml:space="preserve"> PAGEREF _Toc179649131 \h </w:instrText>
+              <w:instrText xml:space="preserve"> PAGEREF _Toc184120687 \h </w:instrText>
             </w:r>
             <w:r>
               <w:rPr>
@@ -385,7 +458,2931 @@
                 <w:noProof/>
                 <w:webHidden/>
               </w:rPr>
-              <w:t>4</w:t>
+              <w:t>5</w:t>
+            </w:r>
+            <w:r>
+              <w:rPr>
+                <w:noProof/>
+                <w:webHidden/>
+              </w:rPr>
+              <w:fldChar w:fldCharType="end"/>
+            </w:r>
+          </w:hyperlink>
+        </w:p>
+        <w:p>
+          <w:pPr>
+            <w:pStyle w:val="TDC2"/>
+            <w:tabs>
+              <w:tab w:val="left" w:pos="960"/>
+              <w:tab w:val="right" w:leader="dot" w:pos="8494"/>
+            </w:tabs>
+            <w:rPr>
+              <w:rFonts w:eastAsiaTheme="minorEastAsia"/>
+              <w:noProof/>
+              <w:lang w:eastAsia="es-ES"/>
+            </w:rPr>
+          </w:pPr>
+          <w:hyperlink w:anchor="_Toc184120688" w:history="1">
+            <w:r>
+              <w:rPr>
+                <w:rStyle w:val="Hipervnculo"/>
+                <w:noProof/>
+              </w:rPr>
+              <w:t>2.1.</w:t>
+            </w:r>
+            <w:r>
+              <w:rPr>
+                <w:rFonts w:eastAsiaTheme="minorEastAsia"/>
+                <w:noProof/>
+                <w:lang w:eastAsia="es-ES"/>
+              </w:rPr>
+              <w:tab/>
+            </w:r>
+            <w:r>
+              <w:rPr>
+                <w:rStyle w:val="Hipervnculo"/>
+                <w:noProof/>
+              </w:rPr>
+              <w:t>Requisitos</w:t>
+            </w:r>
+            <w:r>
+              <w:rPr>
+                <w:noProof/>
+                <w:webHidden/>
+              </w:rPr>
+              <w:tab/>
+            </w:r>
+            <w:r>
+              <w:rPr>
+                <w:noProof/>
+                <w:webHidden/>
+              </w:rPr>
+              <w:fldChar w:fldCharType="begin"/>
+            </w:r>
+            <w:r>
+              <w:rPr>
+                <w:noProof/>
+                <w:webHidden/>
+              </w:rPr>
+              <w:instrText xml:space="preserve"> PAGEREF _Toc184120688 \h </w:instrText>
+            </w:r>
+            <w:r>
+              <w:rPr>
+                <w:noProof/>
+                <w:webHidden/>
+              </w:rPr>
+            </w:r>
+            <w:r>
+              <w:rPr>
+                <w:noProof/>
+                <w:webHidden/>
+              </w:rPr>
+              <w:fldChar w:fldCharType="separate"/>
+            </w:r>
+            <w:r>
+              <w:rPr>
+                <w:noProof/>
+                <w:webHidden/>
+              </w:rPr>
+              <w:t>5</w:t>
+            </w:r>
+            <w:r>
+              <w:rPr>
+                <w:noProof/>
+                <w:webHidden/>
+              </w:rPr>
+              <w:fldChar w:fldCharType="end"/>
+            </w:r>
+          </w:hyperlink>
+        </w:p>
+        <w:p>
+          <w:pPr>
+            <w:pStyle w:val="TDC2"/>
+            <w:tabs>
+              <w:tab w:val="left" w:pos="960"/>
+              <w:tab w:val="right" w:leader="dot" w:pos="8494"/>
+            </w:tabs>
+            <w:rPr>
+              <w:rFonts w:eastAsiaTheme="minorEastAsia"/>
+              <w:noProof/>
+              <w:lang w:eastAsia="es-ES"/>
+            </w:rPr>
+          </w:pPr>
+          <w:hyperlink w:anchor="_Toc184120689" w:history="1">
+            <w:r>
+              <w:rPr>
+                <w:rStyle w:val="Hipervnculo"/>
+                <w:noProof/>
+              </w:rPr>
+              <w:t>2.2.</w:t>
+            </w:r>
+            <w:r>
+              <w:rPr>
+                <w:rFonts w:eastAsiaTheme="minorEastAsia"/>
+                <w:noProof/>
+                <w:lang w:eastAsia="es-ES"/>
+              </w:rPr>
+              <w:tab/>
+            </w:r>
+            <w:r>
+              <w:rPr>
+                <w:rStyle w:val="Hipervnculo"/>
+                <w:noProof/>
+              </w:rPr>
+              <w:t>Pasos de Instalación y Ejecución</w:t>
+            </w:r>
+            <w:r>
+              <w:rPr>
+                <w:noProof/>
+                <w:webHidden/>
+              </w:rPr>
+              <w:tab/>
+            </w:r>
+            <w:r>
+              <w:rPr>
+                <w:noProof/>
+                <w:webHidden/>
+              </w:rPr>
+              <w:fldChar w:fldCharType="begin"/>
+            </w:r>
+            <w:r>
+              <w:rPr>
+                <w:noProof/>
+                <w:webHidden/>
+              </w:rPr>
+              <w:instrText xml:space="preserve"> PAGEREF _Toc184120689 \h </w:instrText>
+            </w:r>
+            <w:r>
+              <w:rPr>
+                <w:noProof/>
+                <w:webHidden/>
+              </w:rPr>
+            </w:r>
+            <w:r>
+              <w:rPr>
+                <w:noProof/>
+                <w:webHidden/>
+              </w:rPr>
+              <w:fldChar w:fldCharType="separate"/>
+            </w:r>
+            <w:r>
+              <w:rPr>
+                <w:noProof/>
+                <w:webHidden/>
+              </w:rPr>
+              <w:t>5</w:t>
+            </w:r>
+            <w:r>
+              <w:rPr>
+                <w:noProof/>
+                <w:webHidden/>
+              </w:rPr>
+              <w:fldChar w:fldCharType="end"/>
+            </w:r>
+          </w:hyperlink>
+        </w:p>
+        <w:p>
+          <w:pPr>
+            <w:pStyle w:val="TDC1"/>
+            <w:tabs>
+              <w:tab w:val="left" w:pos="480"/>
+              <w:tab w:val="right" w:leader="dot" w:pos="8494"/>
+            </w:tabs>
+            <w:rPr>
+              <w:rFonts w:eastAsiaTheme="minorEastAsia"/>
+              <w:noProof/>
+              <w:lang w:eastAsia="es-ES"/>
+            </w:rPr>
+          </w:pPr>
+          <w:hyperlink w:anchor="_Toc184120690" w:history="1">
+            <w:r>
+              <w:rPr>
+                <w:rStyle w:val="Hipervnculo"/>
+                <w:noProof/>
+              </w:rPr>
+              <w:t>3.</w:t>
+            </w:r>
+            <w:r>
+              <w:rPr>
+                <w:rFonts w:eastAsiaTheme="minorEastAsia"/>
+                <w:noProof/>
+                <w:lang w:eastAsia="es-ES"/>
+              </w:rPr>
+              <w:tab/>
+            </w:r>
+            <w:r>
+              <w:rPr>
+                <w:rStyle w:val="Hipervnculo"/>
+                <w:noProof/>
+              </w:rPr>
+              <w:t>Descripción general de la interfaz</w:t>
+            </w:r>
+            <w:r>
+              <w:rPr>
+                <w:noProof/>
+                <w:webHidden/>
+              </w:rPr>
+              <w:tab/>
+            </w:r>
+            <w:r>
+              <w:rPr>
+                <w:noProof/>
+                <w:webHidden/>
+              </w:rPr>
+              <w:fldChar w:fldCharType="begin"/>
+            </w:r>
+            <w:r>
+              <w:rPr>
+                <w:noProof/>
+                <w:webHidden/>
+              </w:rPr>
+              <w:instrText xml:space="preserve"> PAGEREF _Toc184120690 \h </w:instrText>
+            </w:r>
+            <w:r>
+              <w:rPr>
+                <w:noProof/>
+                <w:webHidden/>
+              </w:rPr>
+            </w:r>
+            <w:r>
+              <w:rPr>
+                <w:noProof/>
+                <w:webHidden/>
+              </w:rPr>
+              <w:fldChar w:fldCharType="separate"/>
+            </w:r>
+            <w:r>
+              <w:rPr>
+                <w:noProof/>
+                <w:webHidden/>
+              </w:rPr>
+              <w:t>6</w:t>
+            </w:r>
+            <w:r>
+              <w:rPr>
+                <w:noProof/>
+                <w:webHidden/>
+              </w:rPr>
+              <w:fldChar w:fldCharType="end"/>
+            </w:r>
+          </w:hyperlink>
+        </w:p>
+        <w:p>
+          <w:pPr>
+            <w:pStyle w:val="TDC1"/>
+            <w:tabs>
+              <w:tab w:val="left" w:pos="480"/>
+              <w:tab w:val="right" w:leader="dot" w:pos="8494"/>
+            </w:tabs>
+            <w:rPr>
+              <w:rFonts w:eastAsiaTheme="minorEastAsia"/>
+              <w:noProof/>
+              <w:lang w:eastAsia="es-ES"/>
+            </w:rPr>
+          </w:pPr>
+          <w:hyperlink w:anchor="_Toc184120691" w:history="1">
+            <w:r>
+              <w:rPr>
+                <w:rStyle w:val="Hipervnculo"/>
+                <w:noProof/>
+              </w:rPr>
+              <w:t>4.</w:t>
+            </w:r>
+            <w:r>
+              <w:rPr>
+                <w:rFonts w:eastAsiaTheme="minorEastAsia"/>
+                <w:noProof/>
+                <w:lang w:eastAsia="es-ES"/>
+              </w:rPr>
+              <w:tab/>
+            </w:r>
+            <w:r>
+              <w:rPr>
+                <w:rStyle w:val="Hipervnculo"/>
+                <w:noProof/>
+              </w:rPr>
+              <w:t>Funcionalidades. Análisis y procesado de audio</w:t>
+            </w:r>
+            <w:r>
+              <w:rPr>
+                <w:noProof/>
+                <w:webHidden/>
+              </w:rPr>
+              <w:tab/>
+            </w:r>
+            <w:r>
+              <w:rPr>
+                <w:noProof/>
+                <w:webHidden/>
+              </w:rPr>
+              <w:fldChar w:fldCharType="begin"/>
+            </w:r>
+            <w:r>
+              <w:rPr>
+                <w:noProof/>
+                <w:webHidden/>
+              </w:rPr>
+              <w:instrText xml:space="preserve"> PAGEREF _Toc184120691 \h </w:instrText>
+            </w:r>
+            <w:r>
+              <w:rPr>
+                <w:noProof/>
+                <w:webHidden/>
+              </w:rPr>
+            </w:r>
+            <w:r>
+              <w:rPr>
+                <w:noProof/>
+                <w:webHidden/>
+              </w:rPr>
+              <w:fldChar w:fldCharType="separate"/>
+            </w:r>
+            <w:r>
+              <w:rPr>
+                <w:noProof/>
+                <w:webHidden/>
+              </w:rPr>
+              <w:t>7</w:t>
+            </w:r>
+            <w:r>
+              <w:rPr>
+                <w:noProof/>
+                <w:webHidden/>
+              </w:rPr>
+              <w:fldChar w:fldCharType="end"/>
+            </w:r>
+          </w:hyperlink>
+        </w:p>
+        <w:p>
+          <w:pPr>
+            <w:pStyle w:val="TDC2"/>
+            <w:tabs>
+              <w:tab w:val="left" w:pos="960"/>
+              <w:tab w:val="right" w:leader="dot" w:pos="8494"/>
+            </w:tabs>
+            <w:rPr>
+              <w:rFonts w:eastAsiaTheme="minorEastAsia"/>
+              <w:noProof/>
+              <w:lang w:eastAsia="es-ES"/>
+            </w:rPr>
+          </w:pPr>
+          <w:hyperlink w:anchor="_Toc184120692" w:history="1">
+            <w:r>
+              <w:rPr>
+                <w:rStyle w:val="Hipervnculo"/>
+                <w:noProof/>
+              </w:rPr>
+              <w:t>4.1.</w:t>
+            </w:r>
+            <w:r>
+              <w:rPr>
+                <w:rFonts w:eastAsiaTheme="minorEastAsia"/>
+                <w:noProof/>
+                <w:lang w:eastAsia="es-ES"/>
+              </w:rPr>
+              <w:tab/>
+            </w:r>
+            <w:r>
+              <w:rPr>
+                <w:rStyle w:val="Hipervnculo"/>
+                <w:noProof/>
+              </w:rPr>
+              <w:t>Gestor de archivos de audio</w:t>
+            </w:r>
+            <w:r>
+              <w:rPr>
+                <w:noProof/>
+                <w:webHidden/>
+              </w:rPr>
+              <w:tab/>
+            </w:r>
+            <w:r>
+              <w:rPr>
+                <w:noProof/>
+                <w:webHidden/>
+              </w:rPr>
+              <w:fldChar w:fldCharType="begin"/>
+            </w:r>
+            <w:r>
+              <w:rPr>
+                <w:noProof/>
+                <w:webHidden/>
+              </w:rPr>
+              <w:instrText xml:space="preserve"> PAGEREF _Toc184120692 \h </w:instrText>
+            </w:r>
+            <w:r>
+              <w:rPr>
+                <w:noProof/>
+                <w:webHidden/>
+              </w:rPr>
+            </w:r>
+            <w:r>
+              <w:rPr>
+                <w:noProof/>
+                <w:webHidden/>
+              </w:rPr>
+              <w:fldChar w:fldCharType="separate"/>
+            </w:r>
+            <w:r>
+              <w:rPr>
+                <w:noProof/>
+                <w:webHidden/>
+              </w:rPr>
+              <w:t>7</w:t>
+            </w:r>
+            <w:r>
+              <w:rPr>
+                <w:noProof/>
+                <w:webHidden/>
+              </w:rPr>
+              <w:fldChar w:fldCharType="end"/>
+            </w:r>
+          </w:hyperlink>
+        </w:p>
+        <w:p>
+          <w:pPr>
+            <w:pStyle w:val="TDC3"/>
+            <w:tabs>
+              <w:tab w:val="left" w:pos="1440"/>
+              <w:tab w:val="right" w:leader="dot" w:pos="8494"/>
+            </w:tabs>
+            <w:rPr>
+              <w:rFonts w:eastAsiaTheme="minorEastAsia"/>
+              <w:noProof/>
+              <w:lang w:eastAsia="es-ES"/>
+            </w:rPr>
+          </w:pPr>
+          <w:hyperlink w:anchor="_Toc184120693" w:history="1">
+            <w:r>
+              <w:rPr>
+                <w:rStyle w:val="Hipervnculo"/>
+                <w:noProof/>
+              </w:rPr>
+              <w:t>4.1.1.</w:t>
+            </w:r>
+            <w:r>
+              <w:rPr>
+                <w:rFonts w:eastAsiaTheme="minorEastAsia"/>
+                <w:noProof/>
+                <w:lang w:eastAsia="es-ES"/>
+              </w:rPr>
+              <w:tab/>
+            </w:r>
+            <w:r>
+              <w:rPr>
+                <w:rStyle w:val="Hipervnculo"/>
+                <w:noProof/>
+              </w:rPr>
+              <w:t>Carga y guardado de ficheros</w:t>
+            </w:r>
+            <w:r>
+              <w:rPr>
+                <w:noProof/>
+                <w:webHidden/>
+              </w:rPr>
+              <w:tab/>
+            </w:r>
+            <w:r>
+              <w:rPr>
+                <w:noProof/>
+                <w:webHidden/>
+              </w:rPr>
+              <w:fldChar w:fldCharType="begin"/>
+            </w:r>
+            <w:r>
+              <w:rPr>
+                <w:noProof/>
+                <w:webHidden/>
+              </w:rPr>
+              <w:instrText xml:space="preserve"> PAGEREF _Toc184120693 \h </w:instrText>
+            </w:r>
+            <w:r>
+              <w:rPr>
+                <w:noProof/>
+                <w:webHidden/>
+              </w:rPr>
+            </w:r>
+            <w:r>
+              <w:rPr>
+                <w:noProof/>
+                <w:webHidden/>
+              </w:rPr>
+              <w:fldChar w:fldCharType="separate"/>
+            </w:r>
+            <w:r>
+              <w:rPr>
+                <w:noProof/>
+                <w:webHidden/>
+              </w:rPr>
+              <w:t>7</w:t>
+            </w:r>
+            <w:r>
+              <w:rPr>
+                <w:noProof/>
+                <w:webHidden/>
+              </w:rPr>
+              <w:fldChar w:fldCharType="end"/>
+            </w:r>
+          </w:hyperlink>
+        </w:p>
+        <w:p>
+          <w:pPr>
+            <w:pStyle w:val="TDC3"/>
+            <w:tabs>
+              <w:tab w:val="left" w:pos="1440"/>
+              <w:tab w:val="right" w:leader="dot" w:pos="8494"/>
+            </w:tabs>
+            <w:rPr>
+              <w:rFonts w:eastAsiaTheme="minorEastAsia"/>
+              <w:noProof/>
+              <w:lang w:eastAsia="es-ES"/>
+            </w:rPr>
+          </w:pPr>
+          <w:hyperlink w:anchor="_Toc184120694" w:history="1">
+            <w:r>
+              <w:rPr>
+                <w:rStyle w:val="Hipervnculo"/>
+                <w:noProof/>
+              </w:rPr>
+              <w:t>4.1.2.</w:t>
+            </w:r>
+            <w:r>
+              <w:rPr>
+                <w:rFonts w:eastAsiaTheme="minorEastAsia"/>
+                <w:noProof/>
+                <w:lang w:eastAsia="es-ES"/>
+              </w:rPr>
+              <w:tab/>
+            </w:r>
+            <w:r>
+              <w:rPr>
+                <w:rStyle w:val="Hipervnculo"/>
+                <w:noProof/>
+              </w:rPr>
+              <w:t>Limpiado de la interfaz y el reproductor</w:t>
+            </w:r>
+            <w:r>
+              <w:rPr>
+                <w:noProof/>
+                <w:webHidden/>
+              </w:rPr>
+              <w:tab/>
+            </w:r>
+            <w:r>
+              <w:rPr>
+                <w:noProof/>
+                <w:webHidden/>
+              </w:rPr>
+              <w:fldChar w:fldCharType="begin"/>
+            </w:r>
+            <w:r>
+              <w:rPr>
+                <w:noProof/>
+                <w:webHidden/>
+              </w:rPr>
+              <w:instrText xml:space="preserve"> PAGEREF _Toc184120694 \h </w:instrText>
+            </w:r>
+            <w:r>
+              <w:rPr>
+                <w:noProof/>
+                <w:webHidden/>
+              </w:rPr>
+            </w:r>
+            <w:r>
+              <w:rPr>
+                <w:noProof/>
+                <w:webHidden/>
+              </w:rPr>
+              <w:fldChar w:fldCharType="separate"/>
+            </w:r>
+            <w:r>
+              <w:rPr>
+                <w:noProof/>
+                <w:webHidden/>
+              </w:rPr>
+              <w:t>7</w:t>
+            </w:r>
+            <w:r>
+              <w:rPr>
+                <w:noProof/>
+                <w:webHidden/>
+              </w:rPr>
+              <w:fldChar w:fldCharType="end"/>
+            </w:r>
+          </w:hyperlink>
+        </w:p>
+        <w:p>
+          <w:pPr>
+            <w:pStyle w:val="TDC3"/>
+            <w:tabs>
+              <w:tab w:val="left" w:pos="1440"/>
+              <w:tab w:val="right" w:leader="dot" w:pos="8494"/>
+            </w:tabs>
+            <w:rPr>
+              <w:rFonts w:eastAsiaTheme="minorEastAsia"/>
+              <w:noProof/>
+              <w:lang w:eastAsia="es-ES"/>
+            </w:rPr>
+          </w:pPr>
+          <w:hyperlink w:anchor="_Toc184120695" w:history="1">
+            <w:r>
+              <w:rPr>
+                <w:rStyle w:val="Hipervnculo"/>
+                <w:noProof/>
+              </w:rPr>
+              <w:t>4.1.3.</w:t>
+            </w:r>
+            <w:r>
+              <w:rPr>
+                <w:rFonts w:eastAsiaTheme="minorEastAsia"/>
+                <w:noProof/>
+                <w:lang w:eastAsia="es-ES"/>
+              </w:rPr>
+              <w:tab/>
+            </w:r>
+            <w:r>
+              <w:rPr>
+                <w:rStyle w:val="Hipervnculo"/>
+                <w:noProof/>
+              </w:rPr>
+              <w:t>Generador de señales</w:t>
+            </w:r>
+            <w:r>
+              <w:rPr>
+                <w:noProof/>
+                <w:webHidden/>
+              </w:rPr>
+              <w:tab/>
+            </w:r>
+            <w:r>
+              <w:rPr>
+                <w:noProof/>
+                <w:webHidden/>
+              </w:rPr>
+              <w:fldChar w:fldCharType="begin"/>
+            </w:r>
+            <w:r>
+              <w:rPr>
+                <w:noProof/>
+                <w:webHidden/>
+              </w:rPr>
+              <w:instrText xml:space="preserve"> PAGEREF _Toc184120695 \h </w:instrText>
+            </w:r>
+            <w:r>
+              <w:rPr>
+                <w:noProof/>
+                <w:webHidden/>
+              </w:rPr>
+            </w:r>
+            <w:r>
+              <w:rPr>
+                <w:noProof/>
+                <w:webHidden/>
+              </w:rPr>
+              <w:fldChar w:fldCharType="separate"/>
+            </w:r>
+            <w:r>
+              <w:rPr>
+                <w:noProof/>
+                <w:webHidden/>
+              </w:rPr>
+              <w:t>7</w:t>
+            </w:r>
+            <w:r>
+              <w:rPr>
+                <w:noProof/>
+                <w:webHidden/>
+              </w:rPr>
+              <w:fldChar w:fldCharType="end"/>
+            </w:r>
+          </w:hyperlink>
+        </w:p>
+        <w:p>
+          <w:pPr>
+            <w:pStyle w:val="TDC2"/>
+            <w:tabs>
+              <w:tab w:val="left" w:pos="960"/>
+              <w:tab w:val="right" w:leader="dot" w:pos="8494"/>
+            </w:tabs>
+            <w:rPr>
+              <w:rFonts w:eastAsiaTheme="minorEastAsia"/>
+              <w:noProof/>
+              <w:lang w:eastAsia="es-ES"/>
+            </w:rPr>
+          </w:pPr>
+          <w:hyperlink w:anchor="_Toc184120696" w:history="1">
+            <w:r>
+              <w:rPr>
+                <w:rStyle w:val="Hipervnculo"/>
+                <w:noProof/>
+              </w:rPr>
+              <w:t>4.2.</w:t>
+            </w:r>
+            <w:r>
+              <w:rPr>
+                <w:rFonts w:eastAsiaTheme="minorEastAsia"/>
+                <w:noProof/>
+                <w:lang w:eastAsia="es-ES"/>
+              </w:rPr>
+              <w:tab/>
+            </w:r>
+            <w:r>
+              <w:rPr>
+                <w:rStyle w:val="Hipervnculo"/>
+                <w:noProof/>
+              </w:rPr>
+              <w:t>Visualización</w:t>
+            </w:r>
+            <w:r>
+              <w:rPr>
+                <w:noProof/>
+                <w:webHidden/>
+              </w:rPr>
+              <w:tab/>
+            </w:r>
+            <w:r>
+              <w:rPr>
+                <w:noProof/>
+                <w:webHidden/>
+              </w:rPr>
+              <w:fldChar w:fldCharType="begin"/>
+            </w:r>
+            <w:r>
+              <w:rPr>
+                <w:noProof/>
+                <w:webHidden/>
+              </w:rPr>
+              <w:instrText xml:space="preserve"> PAGEREF _Toc184120696 \h </w:instrText>
+            </w:r>
+            <w:r>
+              <w:rPr>
+                <w:noProof/>
+                <w:webHidden/>
+              </w:rPr>
+            </w:r>
+            <w:r>
+              <w:rPr>
+                <w:noProof/>
+                <w:webHidden/>
+              </w:rPr>
+              <w:fldChar w:fldCharType="separate"/>
+            </w:r>
+            <w:r>
+              <w:rPr>
+                <w:noProof/>
+                <w:webHidden/>
+              </w:rPr>
+              <w:t>8</w:t>
+            </w:r>
+            <w:r>
+              <w:rPr>
+                <w:noProof/>
+                <w:webHidden/>
+              </w:rPr>
+              <w:fldChar w:fldCharType="end"/>
+            </w:r>
+          </w:hyperlink>
+        </w:p>
+        <w:p>
+          <w:pPr>
+            <w:pStyle w:val="TDC3"/>
+            <w:tabs>
+              <w:tab w:val="left" w:pos="1440"/>
+              <w:tab w:val="right" w:leader="dot" w:pos="8494"/>
+            </w:tabs>
+            <w:rPr>
+              <w:rFonts w:eastAsiaTheme="minorEastAsia"/>
+              <w:noProof/>
+              <w:lang w:eastAsia="es-ES"/>
+            </w:rPr>
+          </w:pPr>
+          <w:hyperlink w:anchor="_Toc184120697" w:history="1">
+            <w:r>
+              <w:rPr>
+                <w:rStyle w:val="Hipervnculo"/>
+                <w:noProof/>
+              </w:rPr>
+              <w:t>4.2.1.</w:t>
+            </w:r>
+            <w:r>
+              <w:rPr>
+                <w:rFonts w:eastAsiaTheme="minorEastAsia"/>
+                <w:noProof/>
+                <w:lang w:eastAsia="es-ES"/>
+              </w:rPr>
+              <w:tab/>
+            </w:r>
+            <w:r>
+              <w:rPr>
+                <w:rStyle w:val="Hipervnculo"/>
+                <w:noProof/>
+              </w:rPr>
+              <w:t>Dominio temporal</w:t>
+            </w:r>
+            <w:r>
+              <w:rPr>
+                <w:noProof/>
+                <w:webHidden/>
+              </w:rPr>
+              <w:tab/>
+            </w:r>
+            <w:r>
+              <w:rPr>
+                <w:noProof/>
+                <w:webHidden/>
+              </w:rPr>
+              <w:fldChar w:fldCharType="begin"/>
+            </w:r>
+            <w:r>
+              <w:rPr>
+                <w:noProof/>
+                <w:webHidden/>
+              </w:rPr>
+              <w:instrText xml:space="preserve"> PAGEREF _Toc184120697 \h </w:instrText>
+            </w:r>
+            <w:r>
+              <w:rPr>
+                <w:noProof/>
+                <w:webHidden/>
+              </w:rPr>
+            </w:r>
+            <w:r>
+              <w:rPr>
+                <w:noProof/>
+                <w:webHidden/>
+              </w:rPr>
+              <w:fldChar w:fldCharType="separate"/>
+            </w:r>
+            <w:r>
+              <w:rPr>
+                <w:noProof/>
+                <w:webHidden/>
+              </w:rPr>
+              <w:t>8</w:t>
+            </w:r>
+            <w:r>
+              <w:rPr>
+                <w:noProof/>
+                <w:webHidden/>
+              </w:rPr>
+              <w:fldChar w:fldCharType="end"/>
+            </w:r>
+          </w:hyperlink>
+        </w:p>
+        <w:p>
+          <w:pPr>
+            <w:pStyle w:val="TDC3"/>
+            <w:tabs>
+              <w:tab w:val="left" w:pos="1440"/>
+              <w:tab w:val="right" w:leader="dot" w:pos="8494"/>
+            </w:tabs>
+            <w:rPr>
+              <w:rFonts w:eastAsiaTheme="minorEastAsia"/>
+              <w:noProof/>
+              <w:lang w:eastAsia="es-ES"/>
+            </w:rPr>
+          </w:pPr>
+          <w:hyperlink w:anchor="_Toc184120698" w:history="1">
+            <w:r>
+              <w:rPr>
+                <w:rStyle w:val="Hipervnculo"/>
+                <w:noProof/>
+              </w:rPr>
+              <w:t>4.2.2.</w:t>
+            </w:r>
+            <w:r>
+              <w:rPr>
+                <w:rFonts w:eastAsiaTheme="minorEastAsia"/>
+                <w:noProof/>
+                <w:lang w:eastAsia="es-ES"/>
+              </w:rPr>
+              <w:tab/>
+            </w:r>
+            <w:r>
+              <w:rPr>
+                <w:rStyle w:val="Hipervnculo"/>
+                <w:noProof/>
+              </w:rPr>
+              <w:t>Domino frecuencial</w:t>
+            </w:r>
+            <w:r>
+              <w:rPr>
+                <w:noProof/>
+                <w:webHidden/>
+              </w:rPr>
+              <w:tab/>
+            </w:r>
+            <w:r>
+              <w:rPr>
+                <w:noProof/>
+                <w:webHidden/>
+              </w:rPr>
+              <w:fldChar w:fldCharType="begin"/>
+            </w:r>
+            <w:r>
+              <w:rPr>
+                <w:noProof/>
+                <w:webHidden/>
+              </w:rPr>
+              <w:instrText xml:space="preserve"> PAGEREF _Toc184120698 \h </w:instrText>
+            </w:r>
+            <w:r>
+              <w:rPr>
+                <w:noProof/>
+                <w:webHidden/>
+              </w:rPr>
+            </w:r>
+            <w:r>
+              <w:rPr>
+                <w:noProof/>
+                <w:webHidden/>
+              </w:rPr>
+              <w:fldChar w:fldCharType="separate"/>
+            </w:r>
+            <w:r>
+              <w:rPr>
+                <w:noProof/>
+                <w:webHidden/>
+              </w:rPr>
+              <w:t>8</w:t>
+            </w:r>
+            <w:r>
+              <w:rPr>
+                <w:noProof/>
+                <w:webHidden/>
+              </w:rPr>
+              <w:fldChar w:fldCharType="end"/>
+            </w:r>
+          </w:hyperlink>
+        </w:p>
+        <w:p>
+          <w:pPr>
+            <w:pStyle w:val="TDC3"/>
+            <w:tabs>
+              <w:tab w:val="left" w:pos="1440"/>
+              <w:tab w:val="right" w:leader="dot" w:pos="8494"/>
+            </w:tabs>
+            <w:rPr>
+              <w:rFonts w:eastAsiaTheme="minorEastAsia"/>
+              <w:noProof/>
+              <w:lang w:eastAsia="es-ES"/>
+            </w:rPr>
+          </w:pPr>
+          <w:hyperlink w:anchor="_Toc184120699" w:history="1">
+            <w:r>
+              <w:rPr>
+                <w:rStyle w:val="Hipervnculo"/>
+                <w:noProof/>
+              </w:rPr>
+              <w:t>4.2.3.</w:t>
+            </w:r>
+            <w:r>
+              <w:rPr>
+                <w:rFonts w:eastAsiaTheme="minorEastAsia"/>
+                <w:noProof/>
+                <w:lang w:eastAsia="es-ES"/>
+              </w:rPr>
+              <w:tab/>
+            </w:r>
+            <w:r>
+              <w:rPr>
+                <w:rStyle w:val="Hipervnculo"/>
+                <w:noProof/>
+              </w:rPr>
+              <w:t>Espectrograma</w:t>
+            </w:r>
+            <w:r>
+              <w:rPr>
+                <w:noProof/>
+                <w:webHidden/>
+              </w:rPr>
+              <w:tab/>
+            </w:r>
+            <w:r>
+              <w:rPr>
+                <w:noProof/>
+                <w:webHidden/>
+              </w:rPr>
+              <w:fldChar w:fldCharType="begin"/>
+            </w:r>
+            <w:r>
+              <w:rPr>
+                <w:noProof/>
+                <w:webHidden/>
+              </w:rPr>
+              <w:instrText xml:space="preserve"> PAGEREF _Toc184120699 \h </w:instrText>
+            </w:r>
+            <w:r>
+              <w:rPr>
+                <w:noProof/>
+                <w:webHidden/>
+              </w:rPr>
+            </w:r>
+            <w:r>
+              <w:rPr>
+                <w:noProof/>
+                <w:webHidden/>
+              </w:rPr>
+              <w:fldChar w:fldCharType="separate"/>
+            </w:r>
+            <w:r>
+              <w:rPr>
+                <w:noProof/>
+                <w:webHidden/>
+              </w:rPr>
+              <w:t>9</w:t>
+            </w:r>
+            <w:r>
+              <w:rPr>
+                <w:noProof/>
+                <w:webHidden/>
+              </w:rPr>
+              <w:fldChar w:fldCharType="end"/>
+            </w:r>
+          </w:hyperlink>
+        </w:p>
+        <w:p>
+          <w:pPr>
+            <w:pStyle w:val="TDC2"/>
+            <w:tabs>
+              <w:tab w:val="left" w:pos="960"/>
+              <w:tab w:val="right" w:leader="dot" w:pos="8494"/>
+            </w:tabs>
+            <w:rPr>
+              <w:rFonts w:eastAsiaTheme="minorEastAsia"/>
+              <w:noProof/>
+              <w:lang w:eastAsia="es-ES"/>
+            </w:rPr>
+          </w:pPr>
+          <w:hyperlink w:anchor="_Toc184120700" w:history="1">
+            <w:r>
+              <w:rPr>
+                <w:rStyle w:val="Hipervnculo"/>
+                <w:noProof/>
+              </w:rPr>
+              <w:t>4.3.</w:t>
+            </w:r>
+            <w:r>
+              <w:rPr>
+                <w:rFonts w:eastAsiaTheme="minorEastAsia"/>
+                <w:noProof/>
+                <w:lang w:eastAsia="es-ES"/>
+              </w:rPr>
+              <w:tab/>
+            </w:r>
+            <w:r>
+              <w:rPr>
+                <w:rStyle w:val="Hipervnculo"/>
+                <w:noProof/>
+              </w:rPr>
+              <w:t>Controles de audio</w:t>
+            </w:r>
+            <w:r>
+              <w:rPr>
+                <w:noProof/>
+                <w:webHidden/>
+              </w:rPr>
+              <w:tab/>
+            </w:r>
+            <w:r>
+              <w:rPr>
+                <w:noProof/>
+                <w:webHidden/>
+              </w:rPr>
+              <w:fldChar w:fldCharType="begin"/>
+            </w:r>
+            <w:r>
+              <w:rPr>
+                <w:noProof/>
+                <w:webHidden/>
+              </w:rPr>
+              <w:instrText xml:space="preserve"> PAGEREF _Toc184120700 \h </w:instrText>
+            </w:r>
+            <w:r>
+              <w:rPr>
+                <w:noProof/>
+                <w:webHidden/>
+              </w:rPr>
+            </w:r>
+            <w:r>
+              <w:rPr>
+                <w:noProof/>
+                <w:webHidden/>
+              </w:rPr>
+              <w:fldChar w:fldCharType="separate"/>
+            </w:r>
+            <w:r>
+              <w:rPr>
+                <w:noProof/>
+                <w:webHidden/>
+              </w:rPr>
+              <w:t>9</w:t>
+            </w:r>
+            <w:r>
+              <w:rPr>
+                <w:noProof/>
+                <w:webHidden/>
+              </w:rPr>
+              <w:fldChar w:fldCharType="end"/>
+            </w:r>
+          </w:hyperlink>
+        </w:p>
+        <w:p>
+          <w:pPr>
+            <w:pStyle w:val="TDC3"/>
+            <w:tabs>
+              <w:tab w:val="left" w:pos="1440"/>
+              <w:tab w:val="right" w:leader="dot" w:pos="8494"/>
+            </w:tabs>
+            <w:rPr>
+              <w:rFonts w:eastAsiaTheme="minorEastAsia"/>
+              <w:noProof/>
+              <w:lang w:eastAsia="es-ES"/>
+            </w:rPr>
+          </w:pPr>
+          <w:hyperlink w:anchor="_Toc184120701" w:history="1">
+            <w:r>
+              <w:rPr>
+                <w:rStyle w:val="Hipervnculo"/>
+                <w:noProof/>
+              </w:rPr>
+              <w:t>4.3.1.</w:t>
+            </w:r>
+            <w:r>
+              <w:rPr>
+                <w:rFonts w:eastAsiaTheme="minorEastAsia"/>
+                <w:noProof/>
+                <w:lang w:eastAsia="es-ES"/>
+              </w:rPr>
+              <w:tab/>
+            </w:r>
+            <w:r>
+              <w:rPr>
+                <w:rStyle w:val="Hipervnculo"/>
+                <w:noProof/>
+              </w:rPr>
+              <w:t>Reproducción</w:t>
+            </w:r>
+            <w:r>
+              <w:rPr>
+                <w:noProof/>
+                <w:webHidden/>
+              </w:rPr>
+              <w:tab/>
+            </w:r>
+            <w:r>
+              <w:rPr>
+                <w:noProof/>
+                <w:webHidden/>
+              </w:rPr>
+              <w:fldChar w:fldCharType="begin"/>
+            </w:r>
+            <w:r>
+              <w:rPr>
+                <w:noProof/>
+                <w:webHidden/>
+              </w:rPr>
+              <w:instrText xml:space="preserve"> PAGEREF _Toc184120701 \h </w:instrText>
+            </w:r>
+            <w:r>
+              <w:rPr>
+                <w:noProof/>
+                <w:webHidden/>
+              </w:rPr>
+            </w:r>
+            <w:r>
+              <w:rPr>
+                <w:noProof/>
+                <w:webHidden/>
+              </w:rPr>
+              <w:fldChar w:fldCharType="separate"/>
+            </w:r>
+            <w:r>
+              <w:rPr>
+                <w:noProof/>
+                <w:webHidden/>
+              </w:rPr>
+              <w:t>9</w:t>
+            </w:r>
+            <w:r>
+              <w:rPr>
+                <w:noProof/>
+                <w:webHidden/>
+              </w:rPr>
+              <w:fldChar w:fldCharType="end"/>
+            </w:r>
+          </w:hyperlink>
+        </w:p>
+        <w:p>
+          <w:pPr>
+            <w:pStyle w:val="TDC3"/>
+            <w:tabs>
+              <w:tab w:val="left" w:pos="1440"/>
+              <w:tab w:val="right" w:leader="dot" w:pos="8494"/>
+            </w:tabs>
+            <w:rPr>
+              <w:rFonts w:eastAsiaTheme="minorEastAsia"/>
+              <w:noProof/>
+              <w:lang w:eastAsia="es-ES"/>
+            </w:rPr>
+          </w:pPr>
+          <w:hyperlink w:anchor="_Toc184120702" w:history="1">
+            <w:r>
+              <w:rPr>
+                <w:rStyle w:val="Hipervnculo"/>
+                <w:noProof/>
+              </w:rPr>
+              <w:t>4.3.2.</w:t>
+            </w:r>
+            <w:r>
+              <w:rPr>
+                <w:rFonts w:eastAsiaTheme="minorEastAsia"/>
+                <w:noProof/>
+                <w:lang w:eastAsia="es-ES"/>
+              </w:rPr>
+              <w:tab/>
+            </w:r>
+            <w:r>
+              <w:rPr>
+                <w:rStyle w:val="Hipervnculo"/>
+                <w:noProof/>
+              </w:rPr>
+              <w:t>Grabación</w:t>
+            </w:r>
+            <w:r>
+              <w:rPr>
+                <w:noProof/>
+                <w:webHidden/>
+              </w:rPr>
+              <w:tab/>
+            </w:r>
+            <w:r>
+              <w:rPr>
+                <w:noProof/>
+                <w:webHidden/>
+              </w:rPr>
+              <w:fldChar w:fldCharType="begin"/>
+            </w:r>
+            <w:r>
+              <w:rPr>
+                <w:noProof/>
+                <w:webHidden/>
+              </w:rPr>
+              <w:instrText xml:space="preserve"> PAGEREF _Toc184120702 \h </w:instrText>
+            </w:r>
+            <w:r>
+              <w:rPr>
+                <w:noProof/>
+                <w:webHidden/>
+              </w:rPr>
+            </w:r>
+            <w:r>
+              <w:rPr>
+                <w:noProof/>
+                <w:webHidden/>
+              </w:rPr>
+              <w:fldChar w:fldCharType="separate"/>
+            </w:r>
+            <w:r>
+              <w:rPr>
+                <w:noProof/>
+                <w:webHidden/>
+              </w:rPr>
+              <w:t>9</w:t>
+            </w:r>
+            <w:r>
+              <w:rPr>
+                <w:noProof/>
+                <w:webHidden/>
+              </w:rPr>
+              <w:fldChar w:fldCharType="end"/>
+            </w:r>
+          </w:hyperlink>
+        </w:p>
+        <w:p>
+          <w:pPr>
+            <w:pStyle w:val="TDC3"/>
+            <w:tabs>
+              <w:tab w:val="left" w:pos="1440"/>
+              <w:tab w:val="right" w:leader="dot" w:pos="8494"/>
+            </w:tabs>
+            <w:rPr>
+              <w:rFonts w:eastAsiaTheme="minorEastAsia"/>
+              <w:noProof/>
+              <w:lang w:eastAsia="es-ES"/>
+            </w:rPr>
+          </w:pPr>
+          <w:hyperlink w:anchor="_Toc184120703" w:history="1">
+            <w:r>
+              <w:rPr>
+                <w:rStyle w:val="Hipervnculo"/>
+                <w:noProof/>
+              </w:rPr>
+              <w:t>4.3.3.</w:t>
+            </w:r>
+            <w:r>
+              <w:rPr>
+                <w:rFonts w:eastAsiaTheme="minorEastAsia"/>
+                <w:noProof/>
+                <w:lang w:eastAsia="es-ES"/>
+              </w:rPr>
+              <w:tab/>
+            </w:r>
+            <w:r>
+              <w:rPr>
+                <w:rStyle w:val="Hipervnculo"/>
+                <w:noProof/>
+              </w:rPr>
+              <w:t>Información sobre la señal actual</w:t>
+            </w:r>
+            <w:r>
+              <w:rPr>
+                <w:noProof/>
+                <w:webHidden/>
+              </w:rPr>
+              <w:tab/>
+            </w:r>
+            <w:r>
+              <w:rPr>
+                <w:noProof/>
+                <w:webHidden/>
+              </w:rPr>
+              <w:fldChar w:fldCharType="begin"/>
+            </w:r>
+            <w:r>
+              <w:rPr>
+                <w:noProof/>
+                <w:webHidden/>
+              </w:rPr>
+              <w:instrText xml:space="preserve"> PAGEREF _Toc184120703 \h </w:instrText>
+            </w:r>
+            <w:r>
+              <w:rPr>
+                <w:noProof/>
+                <w:webHidden/>
+              </w:rPr>
+            </w:r>
+            <w:r>
+              <w:rPr>
+                <w:noProof/>
+                <w:webHidden/>
+              </w:rPr>
+              <w:fldChar w:fldCharType="separate"/>
+            </w:r>
+            <w:r>
+              <w:rPr>
+                <w:noProof/>
+                <w:webHidden/>
+              </w:rPr>
+              <w:t>10</w:t>
+            </w:r>
+            <w:r>
+              <w:rPr>
+                <w:noProof/>
+                <w:webHidden/>
+              </w:rPr>
+              <w:fldChar w:fldCharType="end"/>
+            </w:r>
+          </w:hyperlink>
+        </w:p>
+        <w:p>
+          <w:pPr>
+            <w:pStyle w:val="TDC2"/>
+            <w:tabs>
+              <w:tab w:val="left" w:pos="960"/>
+              <w:tab w:val="right" w:leader="dot" w:pos="8494"/>
+            </w:tabs>
+            <w:rPr>
+              <w:rFonts w:eastAsiaTheme="minorEastAsia"/>
+              <w:noProof/>
+              <w:lang w:eastAsia="es-ES"/>
+            </w:rPr>
+          </w:pPr>
+          <w:hyperlink w:anchor="_Toc184120704" w:history="1">
+            <w:r>
+              <w:rPr>
+                <w:rStyle w:val="Hipervnculo"/>
+                <w:noProof/>
+              </w:rPr>
+              <w:t>4.4.</w:t>
+            </w:r>
+            <w:r>
+              <w:rPr>
+                <w:rFonts w:eastAsiaTheme="minorEastAsia"/>
+                <w:noProof/>
+                <w:lang w:eastAsia="es-ES"/>
+              </w:rPr>
+              <w:tab/>
+            </w:r>
+            <w:r>
+              <w:rPr>
+                <w:rStyle w:val="Hipervnculo"/>
+                <w:noProof/>
+              </w:rPr>
+              <w:t>Herramientas de análisis y procesado</w:t>
+            </w:r>
+            <w:r>
+              <w:rPr>
+                <w:noProof/>
+                <w:webHidden/>
+              </w:rPr>
+              <w:tab/>
+            </w:r>
+            <w:r>
+              <w:rPr>
+                <w:noProof/>
+                <w:webHidden/>
+              </w:rPr>
+              <w:fldChar w:fldCharType="begin"/>
+            </w:r>
+            <w:r>
+              <w:rPr>
+                <w:noProof/>
+                <w:webHidden/>
+              </w:rPr>
+              <w:instrText xml:space="preserve"> PAGEREF _Toc184120704 \h </w:instrText>
+            </w:r>
+            <w:r>
+              <w:rPr>
+                <w:noProof/>
+                <w:webHidden/>
+              </w:rPr>
+            </w:r>
+            <w:r>
+              <w:rPr>
+                <w:noProof/>
+                <w:webHidden/>
+              </w:rPr>
+              <w:fldChar w:fldCharType="separate"/>
+            </w:r>
+            <w:r>
+              <w:rPr>
+                <w:noProof/>
+                <w:webHidden/>
+              </w:rPr>
+              <w:t>10</w:t>
+            </w:r>
+            <w:r>
+              <w:rPr>
+                <w:noProof/>
+                <w:webHidden/>
+              </w:rPr>
+              <w:fldChar w:fldCharType="end"/>
+            </w:r>
+          </w:hyperlink>
+        </w:p>
+        <w:p>
+          <w:pPr>
+            <w:pStyle w:val="TDC3"/>
+            <w:tabs>
+              <w:tab w:val="left" w:pos="1440"/>
+              <w:tab w:val="right" w:leader="dot" w:pos="8494"/>
+            </w:tabs>
+            <w:rPr>
+              <w:rFonts w:eastAsiaTheme="minorEastAsia"/>
+              <w:noProof/>
+              <w:lang w:eastAsia="es-ES"/>
+            </w:rPr>
+          </w:pPr>
+          <w:hyperlink w:anchor="_Toc184120705" w:history="1">
+            <w:r>
+              <w:rPr>
+                <w:rStyle w:val="Hipervnculo"/>
+                <w:noProof/>
+              </w:rPr>
+              <w:t>4.4.1.</w:t>
+            </w:r>
+            <w:r>
+              <w:rPr>
+                <w:rFonts w:eastAsiaTheme="minorEastAsia"/>
+                <w:noProof/>
+                <w:lang w:eastAsia="es-ES"/>
+              </w:rPr>
+              <w:tab/>
+            </w:r>
+            <w:r>
+              <w:rPr>
+                <w:rStyle w:val="Hipervnculo"/>
+                <w:noProof/>
+              </w:rPr>
+              <w:t>Operar</w:t>
+            </w:r>
+            <w:r>
+              <w:rPr>
+                <w:noProof/>
+                <w:webHidden/>
+              </w:rPr>
+              <w:tab/>
+            </w:r>
+            <w:r>
+              <w:rPr>
+                <w:noProof/>
+                <w:webHidden/>
+              </w:rPr>
+              <w:fldChar w:fldCharType="begin"/>
+            </w:r>
+            <w:r>
+              <w:rPr>
+                <w:noProof/>
+                <w:webHidden/>
+              </w:rPr>
+              <w:instrText xml:space="preserve"> PAGEREF _Toc184120705 \h </w:instrText>
+            </w:r>
+            <w:r>
+              <w:rPr>
+                <w:noProof/>
+                <w:webHidden/>
+              </w:rPr>
+            </w:r>
+            <w:r>
+              <w:rPr>
+                <w:noProof/>
+                <w:webHidden/>
+              </w:rPr>
+              <w:fldChar w:fldCharType="separate"/>
+            </w:r>
+            <w:r>
+              <w:rPr>
+                <w:noProof/>
+                <w:webHidden/>
+              </w:rPr>
+              <w:t>10</w:t>
+            </w:r>
+            <w:r>
+              <w:rPr>
+                <w:noProof/>
+                <w:webHidden/>
+              </w:rPr>
+              <w:fldChar w:fldCharType="end"/>
+            </w:r>
+          </w:hyperlink>
+        </w:p>
+        <w:p>
+          <w:pPr>
+            <w:pStyle w:val="TDC3"/>
+            <w:tabs>
+              <w:tab w:val="left" w:pos="1440"/>
+              <w:tab w:val="right" w:leader="dot" w:pos="8494"/>
+            </w:tabs>
+            <w:rPr>
+              <w:rFonts w:eastAsiaTheme="minorEastAsia"/>
+              <w:noProof/>
+              <w:lang w:eastAsia="es-ES"/>
+            </w:rPr>
+          </w:pPr>
+          <w:hyperlink w:anchor="_Toc184120706" w:history="1">
+            <w:r>
+              <w:rPr>
+                <w:rStyle w:val="Hipervnculo"/>
+                <w:noProof/>
+              </w:rPr>
+              <w:t>4.4.2.</w:t>
+            </w:r>
+            <w:r>
+              <w:rPr>
+                <w:rFonts w:eastAsiaTheme="minorEastAsia"/>
+                <w:noProof/>
+                <w:lang w:eastAsia="es-ES"/>
+              </w:rPr>
+              <w:tab/>
+            </w:r>
+            <w:r>
+              <w:rPr>
+                <w:rStyle w:val="Hipervnculo"/>
+                <w:noProof/>
+              </w:rPr>
+              <w:t>Filtrado</w:t>
+            </w:r>
+            <w:r>
+              <w:rPr>
+                <w:noProof/>
+                <w:webHidden/>
+              </w:rPr>
+              <w:tab/>
+            </w:r>
+            <w:r>
+              <w:rPr>
+                <w:noProof/>
+                <w:webHidden/>
+              </w:rPr>
+              <w:fldChar w:fldCharType="begin"/>
+            </w:r>
+            <w:r>
+              <w:rPr>
+                <w:noProof/>
+                <w:webHidden/>
+              </w:rPr>
+              <w:instrText xml:space="preserve"> PAGEREF _Toc184120706 \h </w:instrText>
+            </w:r>
+            <w:r>
+              <w:rPr>
+                <w:noProof/>
+                <w:webHidden/>
+              </w:rPr>
+            </w:r>
+            <w:r>
+              <w:rPr>
+                <w:noProof/>
+                <w:webHidden/>
+              </w:rPr>
+              <w:fldChar w:fldCharType="separate"/>
+            </w:r>
+            <w:r>
+              <w:rPr>
+                <w:noProof/>
+                <w:webHidden/>
+              </w:rPr>
+              <w:t>10</w:t>
+            </w:r>
+            <w:r>
+              <w:rPr>
+                <w:noProof/>
+                <w:webHidden/>
+              </w:rPr>
+              <w:fldChar w:fldCharType="end"/>
+            </w:r>
+          </w:hyperlink>
+        </w:p>
+        <w:p>
+          <w:pPr>
+            <w:pStyle w:val="TDC3"/>
+            <w:tabs>
+              <w:tab w:val="left" w:pos="1440"/>
+              <w:tab w:val="right" w:leader="dot" w:pos="8494"/>
+            </w:tabs>
+            <w:rPr>
+              <w:rFonts w:eastAsiaTheme="minorEastAsia"/>
+              <w:noProof/>
+              <w:lang w:eastAsia="es-ES"/>
+            </w:rPr>
+          </w:pPr>
+          <w:hyperlink w:anchor="_Toc184120707" w:history="1">
+            <w:r>
+              <w:rPr>
+                <w:rStyle w:val="Hipervnculo"/>
+                <w:noProof/>
+              </w:rPr>
+              <w:t>4.4.3.</w:t>
+            </w:r>
+            <w:r>
+              <w:rPr>
+                <w:rFonts w:eastAsiaTheme="minorEastAsia"/>
+                <w:noProof/>
+                <w:lang w:eastAsia="es-ES"/>
+              </w:rPr>
+              <w:tab/>
+            </w:r>
+            <w:r>
+              <w:rPr>
+                <w:rStyle w:val="Hipervnculo"/>
+                <w:noProof/>
+              </w:rPr>
+              <w:t>Remuestreo</w:t>
+            </w:r>
+            <w:r>
+              <w:rPr>
+                <w:noProof/>
+                <w:webHidden/>
+              </w:rPr>
+              <w:tab/>
+            </w:r>
+            <w:r>
+              <w:rPr>
+                <w:noProof/>
+                <w:webHidden/>
+              </w:rPr>
+              <w:fldChar w:fldCharType="begin"/>
+            </w:r>
+            <w:r>
+              <w:rPr>
+                <w:noProof/>
+                <w:webHidden/>
+              </w:rPr>
+              <w:instrText xml:space="preserve"> PAGEREF _Toc184120707 \h </w:instrText>
+            </w:r>
+            <w:r>
+              <w:rPr>
+                <w:noProof/>
+                <w:webHidden/>
+              </w:rPr>
+            </w:r>
+            <w:r>
+              <w:rPr>
+                <w:noProof/>
+                <w:webHidden/>
+              </w:rPr>
+              <w:fldChar w:fldCharType="separate"/>
+            </w:r>
+            <w:r>
+              <w:rPr>
+                <w:noProof/>
+                <w:webHidden/>
+              </w:rPr>
+              <w:t>11</w:t>
+            </w:r>
+            <w:r>
+              <w:rPr>
+                <w:noProof/>
+                <w:webHidden/>
+              </w:rPr>
+              <w:fldChar w:fldCharType="end"/>
+            </w:r>
+          </w:hyperlink>
+        </w:p>
+        <w:p>
+          <w:pPr>
+            <w:pStyle w:val="TDC3"/>
+            <w:tabs>
+              <w:tab w:val="left" w:pos="1440"/>
+              <w:tab w:val="right" w:leader="dot" w:pos="8494"/>
+            </w:tabs>
+            <w:rPr>
+              <w:rFonts w:eastAsiaTheme="minorEastAsia"/>
+              <w:noProof/>
+              <w:lang w:eastAsia="es-ES"/>
+            </w:rPr>
+          </w:pPr>
+          <w:hyperlink w:anchor="_Toc184120708" w:history="1">
+            <w:r>
+              <w:rPr>
+                <w:rStyle w:val="Hipervnculo"/>
+                <w:noProof/>
+              </w:rPr>
+              <w:t>4.4.4.</w:t>
+            </w:r>
+            <w:r>
+              <w:rPr>
+                <w:rFonts w:eastAsiaTheme="minorEastAsia"/>
+                <w:noProof/>
+                <w:lang w:eastAsia="es-ES"/>
+              </w:rPr>
+              <w:tab/>
+            </w:r>
+            <w:r>
+              <w:rPr>
+                <w:rStyle w:val="Hipervnculo"/>
+                <w:noProof/>
+              </w:rPr>
+              <w:t>Modulación</w:t>
+            </w:r>
+            <w:r>
+              <w:rPr>
+                <w:noProof/>
+                <w:webHidden/>
+              </w:rPr>
+              <w:tab/>
+            </w:r>
+            <w:r>
+              <w:rPr>
+                <w:noProof/>
+                <w:webHidden/>
+              </w:rPr>
+              <w:fldChar w:fldCharType="begin"/>
+            </w:r>
+            <w:r>
+              <w:rPr>
+                <w:noProof/>
+                <w:webHidden/>
+              </w:rPr>
+              <w:instrText xml:space="preserve"> PAGEREF _Toc184120708 \h </w:instrText>
+            </w:r>
+            <w:r>
+              <w:rPr>
+                <w:noProof/>
+                <w:webHidden/>
+              </w:rPr>
+            </w:r>
+            <w:r>
+              <w:rPr>
+                <w:noProof/>
+                <w:webHidden/>
+              </w:rPr>
+              <w:fldChar w:fldCharType="separate"/>
+            </w:r>
+            <w:r>
+              <w:rPr>
+                <w:noProof/>
+                <w:webHidden/>
+              </w:rPr>
+              <w:t>12</w:t>
+            </w:r>
+            <w:r>
+              <w:rPr>
+                <w:noProof/>
+                <w:webHidden/>
+              </w:rPr>
+              <w:fldChar w:fldCharType="end"/>
+            </w:r>
+          </w:hyperlink>
+        </w:p>
+        <w:p>
+          <w:pPr>
+            <w:pStyle w:val="TDC3"/>
+            <w:tabs>
+              <w:tab w:val="left" w:pos="1440"/>
+              <w:tab w:val="right" w:leader="dot" w:pos="8494"/>
+            </w:tabs>
+            <w:rPr>
+              <w:rFonts w:eastAsiaTheme="minorEastAsia"/>
+              <w:noProof/>
+              <w:lang w:eastAsia="es-ES"/>
+            </w:rPr>
+          </w:pPr>
+          <w:hyperlink w:anchor="_Toc184120709" w:history="1">
+            <w:r>
+              <w:rPr>
+                <w:rStyle w:val="Hipervnculo"/>
+                <w:noProof/>
+              </w:rPr>
+              <w:t>4.4.5.</w:t>
+            </w:r>
+            <w:r>
+              <w:rPr>
+                <w:rFonts w:eastAsiaTheme="minorEastAsia"/>
+                <w:noProof/>
+                <w:lang w:eastAsia="es-ES"/>
+              </w:rPr>
+              <w:tab/>
+            </w:r>
+            <w:r>
+              <w:rPr>
+                <w:rStyle w:val="Hipervnculo"/>
+                <w:noProof/>
+              </w:rPr>
+              <w:t>Cuantificación</w:t>
+            </w:r>
+            <w:r>
+              <w:rPr>
+                <w:noProof/>
+                <w:webHidden/>
+              </w:rPr>
+              <w:tab/>
+            </w:r>
+            <w:r>
+              <w:rPr>
+                <w:noProof/>
+                <w:webHidden/>
+              </w:rPr>
+              <w:fldChar w:fldCharType="begin"/>
+            </w:r>
+            <w:r>
+              <w:rPr>
+                <w:noProof/>
+                <w:webHidden/>
+              </w:rPr>
+              <w:instrText xml:space="preserve"> PAGEREF _Toc184120709 \h </w:instrText>
+            </w:r>
+            <w:r>
+              <w:rPr>
+                <w:noProof/>
+                <w:webHidden/>
+              </w:rPr>
+            </w:r>
+            <w:r>
+              <w:rPr>
+                <w:noProof/>
+                <w:webHidden/>
+              </w:rPr>
+              <w:fldChar w:fldCharType="separate"/>
+            </w:r>
+            <w:r>
+              <w:rPr>
+                <w:noProof/>
+                <w:webHidden/>
+              </w:rPr>
+              <w:t>12</w:t>
+            </w:r>
+            <w:r>
+              <w:rPr>
+                <w:noProof/>
+                <w:webHidden/>
+              </w:rPr>
+              <w:fldChar w:fldCharType="end"/>
+            </w:r>
+          </w:hyperlink>
+        </w:p>
+        <w:p>
+          <w:pPr>
+            <w:pStyle w:val="TDC3"/>
+            <w:tabs>
+              <w:tab w:val="left" w:pos="1440"/>
+              <w:tab w:val="right" w:leader="dot" w:pos="8494"/>
+            </w:tabs>
+            <w:rPr>
+              <w:rFonts w:eastAsiaTheme="minorEastAsia"/>
+              <w:noProof/>
+              <w:lang w:eastAsia="es-ES"/>
+            </w:rPr>
+          </w:pPr>
+          <w:hyperlink w:anchor="_Toc184120710" w:history="1">
+            <w:r>
+              <w:rPr>
+                <w:rStyle w:val="Hipervnculo"/>
+                <w:noProof/>
+              </w:rPr>
+              <w:t>4.4.6.</w:t>
+            </w:r>
+            <w:r>
+              <w:rPr>
+                <w:rFonts w:eastAsiaTheme="minorEastAsia"/>
+                <w:noProof/>
+                <w:lang w:eastAsia="es-ES"/>
+              </w:rPr>
+              <w:tab/>
+            </w:r>
+            <w:r>
+              <w:rPr>
+                <w:rStyle w:val="Hipervnculo"/>
+                <w:noProof/>
+              </w:rPr>
+              <w:t>Filtro de reconstrucción</w:t>
+            </w:r>
+            <w:r>
+              <w:rPr>
+                <w:noProof/>
+                <w:webHidden/>
+              </w:rPr>
+              <w:tab/>
+            </w:r>
+            <w:r>
+              <w:rPr>
+                <w:noProof/>
+                <w:webHidden/>
+              </w:rPr>
+              <w:fldChar w:fldCharType="begin"/>
+            </w:r>
+            <w:r>
+              <w:rPr>
+                <w:noProof/>
+                <w:webHidden/>
+              </w:rPr>
+              <w:instrText xml:space="preserve"> PAGEREF _Toc184120710 \h </w:instrText>
+            </w:r>
+            <w:r>
+              <w:rPr>
+                <w:noProof/>
+                <w:webHidden/>
+              </w:rPr>
+            </w:r>
+            <w:r>
+              <w:rPr>
+                <w:noProof/>
+                <w:webHidden/>
+              </w:rPr>
+              <w:fldChar w:fldCharType="separate"/>
+            </w:r>
+            <w:r>
+              <w:rPr>
+                <w:noProof/>
+                <w:webHidden/>
+              </w:rPr>
+              <w:t>13</w:t>
+            </w:r>
+            <w:r>
+              <w:rPr>
+                <w:noProof/>
+                <w:webHidden/>
+              </w:rPr>
+              <w:fldChar w:fldCharType="end"/>
+            </w:r>
+          </w:hyperlink>
+        </w:p>
+        <w:p>
+          <w:pPr>
+            <w:pStyle w:val="TDC2"/>
+            <w:tabs>
+              <w:tab w:val="left" w:pos="960"/>
+              <w:tab w:val="right" w:leader="dot" w:pos="8494"/>
+            </w:tabs>
+            <w:rPr>
+              <w:rFonts w:eastAsiaTheme="minorEastAsia"/>
+              <w:noProof/>
+              <w:lang w:eastAsia="es-ES"/>
+            </w:rPr>
+          </w:pPr>
+          <w:hyperlink w:anchor="_Toc184120711" w:history="1">
+            <w:r>
+              <w:rPr>
+                <w:rStyle w:val="Hipervnculo"/>
+                <w:noProof/>
+              </w:rPr>
+              <w:t>4.5.</w:t>
+            </w:r>
+            <w:r>
+              <w:rPr>
+                <w:rFonts w:eastAsiaTheme="minorEastAsia"/>
+                <w:noProof/>
+                <w:lang w:eastAsia="es-ES"/>
+              </w:rPr>
+              <w:tab/>
+            </w:r>
+            <w:r>
+              <w:rPr>
+                <w:rStyle w:val="Hipervnculo"/>
+                <w:noProof/>
+              </w:rPr>
+              <w:t>Efectos y fenómenos psico-acústicos</w:t>
+            </w:r>
+            <w:r>
+              <w:rPr>
+                <w:noProof/>
+                <w:webHidden/>
+              </w:rPr>
+              <w:tab/>
+            </w:r>
+            <w:r>
+              <w:rPr>
+                <w:noProof/>
+                <w:webHidden/>
+              </w:rPr>
+              <w:fldChar w:fldCharType="begin"/>
+            </w:r>
+            <w:r>
+              <w:rPr>
+                <w:noProof/>
+                <w:webHidden/>
+              </w:rPr>
+              <w:instrText xml:space="preserve"> PAGEREF _Toc184120711 \h </w:instrText>
+            </w:r>
+            <w:r>
+              <w:rPr>
+                <w:noProof/>
+                <w:webHidden/>
+              </w:rPr>
+            </w:r>
+            <w:r>
+              <w:rPr>
+                <w:noProof/>
+                <w:webHidden/>
+              </w:rPr>
+              <w:fldChar w:fldCharType="separate"/>
+            </w:r>
+            <w:r>
+              <w:rPr>
+                <w:noProof/>
+                <w:webHidden/>
+              </w:rPr>
+              <w:t>13</w:t>
+            </w:r>
+            <w:r>
+              <w:rPr>
+                <w:noProof/>
+                <w:webHidden/>
+              </w:rPr>
+              <w:fldChar w:fldCharType="end"/>
+            </w:r>
+          </w:hyperlink>
+        </w:p>
+        <w:p>
+          <w:pPr>
+            <w:pStyle w:val="TDC3"/>
+            <w:tabs>
+              <w:tab w:val="left" w:pos="1440"/>
+              <w:tab w:val="right" w:leader="dot" w:pos="8494"/>
+            </w:tabs>
+            <w:rPr>
+              <w:rFonts w:eastAsiaTheme="minorEastAsia"/>
+              <w:noProof/>
+              <w:lang w:eastAsia="es-ES"/>
+            </w:rPr>
+          </w:pPr>
+          <w:hyperlink w:anchor="_Toc184120712" w:history="1">
+            <w:r>
+              <w:rPr>
+                <w:rStyle w:val="Hipervnculo"/>
+                <w:noProof/>
+              </w:rPr>
+              <w:t>4.5.1.</w:t>
+            </w:r>
+            <w:r>
+              <w:rPr>
+                <w:rFonts w:eastAsiaTheme="minorEastAsia"/>
+                <w:noProof/>
+                <w:lang w:eastAsia="es-ES"/>
+              </w:rPr>
+              <w:tab/>
+            </w:r>
+            <w:r>
+              <w:rPr>
+                <w:rStyle w:val="Hipervnculo"/>
+                <w:noProof/>
+              </w:rPr>
+              <w:t>Ruido</w:t>
+            </w:r>
+            <w:r>
+              <w:rPr>
+                <w:noProof/>
+                <w:webHidden/>
+              </w:rPr>
+              <w:tab/>
+            </w:r>
+            <w:r>
+              <w:rPr>
+                <w:noProof/>
+                <w:webHidden/>
+              </w:rPr>
+              <w:fldChar w:fldCharType="begin"/>
+            </w:r>
+            <w:r>
+              <w:rPr>
+                <w:noProof/>
+                <w:webHidden/>
+              </w:rPr>
+              <w:instrText xml:space="preserve"> PAGEREF _Toc184120712 \h </w:instrText>
+            </w:r>
+            <w:r>
+              <w:rPr>
+                <w:noProof/>
+                <w:webHidden/>
+              </w:rPr>
+            </w:r>
+            <w:r>
+              <w:rPr>
+                <w:noProof/>
+                <w:webHidden/>
+              </w:rPr>
+              <w:fldChar w:fldCharType="separate"/>
+            </w:r>
+            <w:r>
+              <w:rPr>
+                <w:noProof/>
+                <w:webHidden/>
+              </w:rPr>
+              <w:t>13</w:t>
+            </w:r>
+            <w:r>
+              <w:rPr>
+                <w:noProof/>
+                <w:webHidden/>
+              </w:rPr>
+              <w:fldChar w:fldCharType="end"/>
+            </w:r>
+          </w:hyperlink>
+        </w:p>
+        <w:p>
+          <w:pPr>
+            <w:pStyle w:val="TDC3"/>
+            <w:tabs>
+              <w:tab w:val="left" w:pos="1440"/>
+              <w:tab w:val="right" w:leader="dot" w:pos="8494"/>
+            </w:tabs>
+            <w:rPr>
+              <w:rFonts w:eastAsiaTheme="minorEastAsia"/>
+              <w:noProof/>
+              <w:lang w:eastAsia="es-ES"/>
+            </w:rPr>
+          </w:pPr>
+          <w:hyperlink w:anchor="_Toc184120713" w:history="1">
+            <w:r>
+              <w:rPr>
+                <w:rStyle w:val="Hipervnculo"/>
+                <w:noProof/>
+              </w:rPr>
+              <w:t>4.5.2.</w:t>
+            </w:r>
+            <w:r>
+              <w:rPr>
+                <w:rFonts w:eastAsiaTheme="minorEastAsia"/>
+                <w:noProof/>
+                <w:lang w:eastAsia="es-ES"/>
+              </w:rPr>
+              <w:tab/>
+            </w:r>
+            <w:r>
+              <w:rPr>
+                <w:rStyle w:val="Hipervnculo"/>
+                <w:noProof/>
+              </w:rPr>
+              <w:t>Eco</w:t>
+            </w:r>
+            <w:r>
+              <w:rPr>
+                <w:noProof/>
+                <w:webHidden/>
+              </w:rPr>
+              <w:tab/>
+            </w:r>
+            <w:r>
+              <w:rPr>
+                <w:noProof/>
+                <w:webHidden/>
+              </w:rPr>
+              <w:fldChar w:fldCharType="begin"/>
+            </w:r>
+            <w:r>
+              <w:rPr>
+                <w:noProof/>
+                <w:webHidden/>
+              </w:rPr>
+              <w:instrText xml:space="preserve"> PAGEREF _Toc184120713 \h </w:instrText>
+            </w:r>
+            <w:r>
+              <w:rPr>
+                <w:noProof/>
+                <w:webHidden/>
+              </w:rPr>
+            </w:r>
+            <w:r>
+              <w:rPr>
+                <w:noProof/>
+                <w:webHidden/>
+              </w:rPr>
+              <w:fldChar w:fldCharType="separate"/>
+            </w:r>
+            <w:r>
+              <w:rPr>
+                <w:noProof/>
+                <w:webHidden/>
+              </w:rPr>
+              <w:t>14</w:t>
+            </w:r>
+            <w:r>
+              <w:rPr>
+                <w:noProof/>
+                <w:webHidden/>
+              </w:rPr>
+              <w:fldChar w:fldCharType="end"/>
+            </w:r>
+          </w:hyperlink>
+        </w:p>
+        <w:p>
+          <w:pPr>
+            <w:pStyle w:val="TDC3"/>
+            <w:tabs>
+              <w:tab w:val="left" w:pos="1440"/>
+              <w:tab w:val="right" w:leader="dot" w:pos="8494"/>
+            </w:tabs>
+            <w:rPr>
+              <w:rFonts w:eastAsiaTheme="minorEastAsia"/>
+              <w:noProof/>
+              <w:lang w:eastAsia="es-ES"/>
+            </w:rPr>
+          </w:pPr>
+          <w:hyperlink w:anchor="_Toc184120714" w:history="1">
+            <w:r>
+              <w:rPr>
+                <w:rStyle w:val="Hipervnculo"/>
+                <w:noProof/>
+              </w:rPr>
+              <w:t>4.5.3.</w:t>
+            </w:r>
+            <w:r>
+              <w:rPr>
+                <w:rFonts w:eastAsiaTheme="minorEastAsia"/>
+                <w:noProof/>
+                <w:lang w:eastAsia="es-ES"/>
+              </w:rPr>
+              <w:tab/>
+            </w:r>
+            <w:r>
+              <w:rPr>
+                <w:rStyle w:val="Hipervnculo"/>
+                <w:noProof/>
+              </w:rPr>
+              <w:t>Inversión temporal</w:t>
+            </w:r>
+            <w:r>
+              <w:rPr>
+                <w:noProof/>
+                <w:webHidden/>
+              </w:rPr>
+              <w:tab/>
+            </w:r>
+            <w:r>
+              <w:rPr>
+                <w:noProof/>
+                <w:webHidden/>
+              </w:rPr>
+              <w:fldChar w:fldCharType="begin"/>
+            </w:r>
+            <w:r>
+              <w:rPr>
+                <w:noProof/>
+                <w:webHidden/>
+              </w:rPr>
+              <w:instrText xml:space="preserve"> PAGEREF _Toc184120714 \h </w:instrText>
+            </w:r>
+            <w:r>
+              <w:rPr>
+                <w:noProof/>
+                <w:webHidden/>
+              </w:rPr>
+            </w:r>
+            <w:r>
+              <w:rPr>
+                <w:noProof/>
+                <w:webHidden/>
+              </w:rPr>
+              <w:fldChar w:fldCharType="separate"/>
+            </w:r>
+            <w:r>
+              <w:rPr>
+                <w:noProof/>
+                <w:webHidden/>
+              </w:rPr>
+              <w:t>14</w:t>
+            </w:r>
+            <w:r>
+              <w:rPr>
+                <w:noProof/>
+                <w:webHidden/>
+              </w:rPr>
+              <w:fldChar w:fldCharType="end"/>
+            </w:r>
+          </w:hyperlink>
+        </w:p>
+        <w:p>
+          <w:pPr>
+            <w:pStyle w:val="TDC3"/>
+            <w:tabs>
+              <w:tab w:val="left" w:pos="1440"/>
+              <w:tab w:val="right" w:leader="dot" w:pos="8494"/>
+            </w:tabs>
+            <w:rPr>
+              <w:rFonts w:eastAsiaTheme="minorEastAsia"/>
+              <w:noProof/>
+              <w:lang w:eastAsia="es-ES"/>
+            </w:rPr>
+          </w:pPr>
+          <w:hyperlink w:anchor="_Toc184120715" w:history="1">
+            <w:r>
+              <w:rPr>
+                <w:rStyle w:val="Hipervnculo"/>
+                <w:noProof/>
+              </w:rPr>
+              <w:t>4.5.4.</w:t>
+            </w:r>
+            <w:r>
+              <w:rPr>
+                <w:rFonts w:eastAsiaTheme="minorEastAsia"/>
+                <w:noProof/>
+                <w:lang w:eastAsia="es-ES"/>
+              </w:rPr>
+              <w:tab/>
+            </w:r>
+            <w:r>
+              <w:rPr>
+                <w:rStyle w:val="Hipervnculo"/>
+                <w:noProof/>
+              </w:rPr>
+              <w:t>Efectos sonoros</w:t>
+            </w:r>
+            <w:r>
+              <w:rPr>
+                <w:noProof/>
+                <w:webHidden/>
+              </w:rPr>
+              <w:tab/>
+            </w:r>
+            <w:r>
+              <w:rPr>
+                <w:noProof/>
+                <w:webHidden/>
+              </w:rPr>
+              <w:fldChar w:fldCharType="begin"/>
+            </w:r>
+            <w:r>
+              <w:rPr>
+                <w:noProof/>
+                <w:webHidden/>
+              </w:rPr>
+              <w:instrText xml:space="preserve"> PAGEREF _Toc184120715 \h </w:instrText>
+            </w:r>
+            <w:r>
+              <w:rPr>
+                <w:noProof/>
+                <w:webHidden/>
+              </w:rPr>
+            </w:r>
+            <w:r>
+              <w:rPr>
+                <w:noProof/>
+                <w:webHidden/>
+              </w:rPr>
+              <w:fldChar w:fldCharType="separate"/>
+            </w:r>
+            <w:r>
+              <w:rPr>
+                <w:noProof/>
+                <w:webHidden/>
+              </w:rPr>
+              <w:t>14</w:t>
+            </w:r>
+            <w:r>
+              <w:rPr>
+                <w:noProof/>
+                <w:webHidden/>
+              </w:rPr>
+              <w:fldChar w:fldCharType="end"/>
+            </w:r>
+          </w:hyperlink>
+        </w:p>
+        <w:p>
+          <w:pPr>
+            <w:pStyle w:val="TDC3"/>
+            <w:tabs>
+              <w:tab w:val="left" w:pos="1440"/>
+              <w:tab w:val="right" w:leader="dot" w:pos="8494"/>
+            </w:tabs>
+            <w:rPr>
+              <w:rFonts w:eastAsiaTheme="minorEastAsia"/>
+              <w:noProof/>
+              <w:lang w:eastAsia="es-ES"/>
+            </w:rPr>
+          </w:pPr>
+          <w:hyperlink w:anchor="_Toc184120716" w:history="1">
+            <w:r>
+              <w:rPr>
+                <w:rStyle w:val="Hipervnculo"/>
+                <w:noProof/>
+              </w:rPr>
+              <w:t>4.5.5.</w:t>
+            </w:r>
+            <w:r>
+              <w:rPr>
+                <w:rFonts w:eastAsiaTheme="minorEastAsia"/>
+                <w:noProof/>
+                <w:lang w:eastAsia="es-ES"/>
+              </w:rPr>
+              <w:tab/>
+            </w:r>
+            <w:r>
+              <w:rPr>
+                <w:rStyle w:val="Hipervnculo"/>
+                <w:noProof/>
+              </w:rPr>
+              <w:t>Transcripción de voz a texto</w:t>
+            </w:r>
+            <w:r>
+              <w:rPr>
+                <w:noProof/>
+                <w:webHidden/>
+              </w:rPr>
+              <w:tab/>
+            </w:r>
+            <w:r>
+              <w:rPr>
+                <w:noProof/>
+                <w:webHidden/>
+              </w:rPr>
+              <w:fldChar w:fldCharType="begin"/>
+            </w:r>
+            <w:r>
+              <w:rPr>
+                <w:noProof/>
+                <w:webHidden/>
+              </w:rPr>
+              <w:instrText xml:space="preserve"> PAGEREF _Toc184120716 \h </w:instrText>
+            </w:r>
+            <w:r>
+              <w:rPr>
+                <w:noProof/>
+                <w:webHidden/>
+              </w:rPr>
+            </w:r>
+            <w:r>
+              <w:rPr>
+                <w:noProof/>
+                <w:webHidden/>
+              </w:rPr>
+              <w:fldChar w:fldCharType="separate"/>
+            </w:r>
+            <w:r>
+              <w:rPr>
+                <w:noProof/>
+                <w:webHidden/>
+              </w:rPr>
+              <w:t>15</w:t>
+            </w:r>
+            <w:r>
+              <w:rPr>
+                <w:noProof/>
+                <w:webHidden/>
+              </w:rPr>
+              <w:fldChar w:fldCharType="end"/>
+            </w:r>
+          </w:hyperlink>
+        </w:p>
+        <w:p>
+          <w:pPr>
+            <w:pStyle w:val="TDC1"/>
+            <w:tabs>
+              <w:tab w:val="left" w:pos="480"/>
+              <w:tab w:val="right" w:leader="dot" w:pos="8494"/>
+            </w:tabs>
+            <w:rPr>
+              <w:rFonts w:eastAsiaTheme="minorEastAsia"/>
+              <w:noProof/>
+              <w:lang w:eastAsia="es-ES"/>
+            </w:rPr>
+          </w:pPr>
+          <w:hyperlink w:anchor="_Toc184120717" w:history="1">
+            <w:r>
+              <w:rPr>
+                <w:rStyle w:val="Hipervnculo"/>
+                <w:noProof/>
+              </w:rPr>
+              <w:t>5.</w:t>
+            </w:r>
+            <w:r>
+              <w:rPr>
+                <w:rFonts w:eastAsiaTheme="minorEastAsia"/>
+                <w:noProof/>
+                <w:lang w:eastAsia="es-ES"/>
+              </w:rPr>
+              <w:tab/>
+            </w:r>
+            <w:r>
+              <w:rPr>
+                <w:rStyle w:val="Hipervnculo"/>
+                <w:noProof/>
+              </w:rPr>
+              <w:t>Ejemplos prácticos de uso</w:t>
+            </w:r>
+            <w:r>
+              <w:rPr>
+                <w:noProof/>
+                <w:webHidden/>
+              </w:rPr>
+              <w:tab/>
+            </w:r>
+            <w:r>
+              <w:rPr>
+                <w:noProof/>
+                <w:webHidden/>
+              </w:rPr>
+              <w:fldChar w:fldCharType="begin"/>
+            </w:r>
+            <w:r>
+              <w:rPr>
+                <w:noProof/>
+                <w:webHidden/>
+              </w:rPr>
+              <w:instrText xml:space="preserve"> PAGEREF _Toc184120717 \h </w:instrText>
+            </w:r>
+            <w:r>
+              <w:rPr>
+                <w:noProof/>
+                <w:webHidden/>
+              </w:rPr>
+            </w:r>
+            <w:r>
+              <w:rPr>
+                <w:noProof/>
+                <w:webHidden/>
+              </w:rPr>
+              <w:fldChar w:fldCharType="separate"/>
+            </w:r>
+            <w:r>
+              <w:rPr>
+                <w:noProof/>
+                <w:webHidden/>
+              </w:rPr>
+              <w:t>16</w:t>
+            </w:r>
+            <w:r>
+              <w:rPr>
+                <w:noProof/>
+                <w:webHidden/>
+              </w:rPr>
+              <w:fldChar w:fldCharType="end"/>
+            </w:r>
+          </w:hyperlink>
+        </w:p>
+        <w:p>
+          <w:pPr>
+            <w:pStyle w:val="TDC1"/>
+            <w:tabs>
+              <w:tab w:val="left" w:pos="480"/>
+              <w:tab w:val="right" w:leader="dot" w:pos="8494"/>
+            </w:tabs>
+            <w:rPr>
+              <w:rFonts w:eastAsiaTheme="minorEastAsia"/>
+              <w:noProof/>
+              <w:lang w:eastAsia="es-ES"/>
+            </w:rPr>
+          </w:pPr>
+          <w:hyperlink w:anchor="_Toc184120718" w:history="1">
+            <w:r>
+              <w:rPr>
+                <w:rStyle w:val="Hipervnculo"/>
+                <w:noProof/>
+              </w:rPr>
+              <w:t>6.</w:t>
+            </w:r>
+            <w:r>
+              <w:rPr>
+                <w:rFonts w:eastAsiaTheme="minorEastAsia"/>
+                <w:noProof/>
+                <w:lang w:eastAsia="es-ES"/>
+              </w:rPr>
+              <w:tab/>
+            </w:r>
+            <w:r>
+              <w:rPr>
+                <w:rStyle w:val="Hipervnculo"/>
+                <w:noProof/>
+              </w:rPr>
+              <w:t>Conclusiones</w:t>
+            </w:r>
+            <w:r>
+              <w:rPr>
+                <w:noProof/>
+                <w:webHidden/>
+              </w:rPr>
+              <w:tab/>
+            </w:r>
+            <w:r>
+              <w:rPr>
+                <w:noProof/>
+                <w:webHidden/>
+              </w:rPr>
+              <w:fldChar w:fldCharType="begin"/>
+            </w:r>
+            <w:r>
+              <w:rPr>
+                <w:noProof/>
+                <w:webHidden/>
+              </w:rPr>
+              <w:instrText xml:space="preserve"> PAGEREF _Toc184120718 \h </w:instrText>
+            </w:r>
+            <w:r>
+              <w:rPr>
+                <w:noProof/>
+                <w:webHidden/>
+              </w:rPr>
+            </w:r>
+            <w:r>
+              <w:rPr>
+                <w:noProof/>
+                <w:webHidden/>
+              </w:rPr>
+              <w:fldChar w:fldCharType="separate"/>
+            </w:r>
+            <w:r>
+              <w:rPr>
+                <w:noProof/>
+                <w:webHidden/>
+              </w:rPr>
+              <w:t>17</w:t>
+            </w:r>
+            <w:r>
+              <w:rPr>
+                <w:noProof/>
+                <w:webHidden/>
+              </w:rPr>
+              <w:fldChar w:fldCharType="end"/>
+            </w:r>
+          </w:hyperlink>
+        </w:p>
+        <w:p>
+          <w:pPr>
+            <w:pStyle w:val="TDC2"/>
+            <w:tabs>
+              <w:tab w:val="left" w:pos="960"/>
+              <w:tab w:val="right" w:leader="dot" w:pos="8494"/>
+            </w:tabs>
+            <w:rPr>
+              <w:rFonts w:eastAsiaTheme="minorEastAsia"/>
+              <w:noProof/>
+              <w:lang w:eastAsia="es-ES"/>
+            </w:rPr>
+          </w:pPr>
+          <w:hyperlink w:anchor="_Toc184120719" w:history="1">
+            <w:r>
+              <w:rPr>
+                <w:rStyle w:val="Hipervnculo"/>
+                <w:noProof/>
+              </w:rPr>
+              <w:t>6.1.</w:t>
+            </w:r>
+            <w:r>
+              <w:rPr>
+                <w:rFonts w:eastAsiaTheme="minorEastAsia"/>
+                <w:noProof/>
+                <w:lang w:eastAsia="es-ES"/>
+              </w:rPr>
+              <w:tab/>
+            </w:r>
+            <w:r>
+              <w:rPr>
+                <w:rStyle w:val="Hipervnculo"/>
+                <w:noProof/>
+              </w:rPr>
+              <w:t>Resumen de Funcionalidades Clave</w:t>
+            </w:r>
+            <w:r>
+              <w:rPr>
+                <w:noProof/>
+                <w:webHidden/>
+              </w:rPr>
+              <w:tab/>
+            </w:r>
+            <w:r>
+              <w:rPr>
+                <w:noProof/>
+                <w:webHidden/>
+              </w:rPr>
+              <w:fldChar w:fldCharType="begin"/>
+            </w:r>
+            <w:r>
+              <w:rPr>
+                <w:noProof/>
+                <w:webHidden/>
+              </w:rPr>
+              <w:instrText xml:space="preserve"> PAGEREF _Toc184120719 \h </w:instrText>
+            </w:r>
+            <w:r>
+              <w:rPr>
+                <w:noProof/>
+                <w:webHidden/>
+              </w:rPr>
+            </w:r>
+            <w:r>
+              <w:rPr>
+                <w:noProof/>
+                <w:webHidden/>
+              </w:rPr>
+              <w:fldChar w:fldCharType="separate"/>
+            </w:r>
+            <w:r>
+              <w:rPr>
+                <w:noProof/>
+                <w:webHidden/>
+              </w:rPr>
+              <w:t>17</w:t>
+            </w:r>
+            <w:r>
+              <w:rPr>
+                <w:noProof/>
+                <w:webHidden/>
+              </w:rPr>
+              <w:fldChar w:fldCharType="end"/>
+            </w:r>
+          </w:hyperlink>
+        </w:p>
+        <w:p>
+          <w:pPr>
+            <w:pStyle w:val="TDC2"/>
+            <w:tabs>
+              <w:tab w:val="left" w:pos="960"/>
+              <w:tab w:val="right" w:leader="dot" w:pos="8494"/>
+            </w:tabs>
+            <w:rPr>
+              <w:rFonts w:eastAsiaTheme="minorEastAsia"/>
+              <w:noProof/>
+              <w:lang w:eastAsia="es-ES"/>
+            </w:rPr>
+          </w:pPr>
+          <w:hyperlink w:anchor="_Toc184120720" w:history="1">
+            <w:r>
+              <w:rPr>
+                <w:rStyle w:val="Hipervnculo"/>
+                <w:noProof/>
+              </w:rPr>
+              <w:t>6.2.</w:t>
+            </w:r>
+            <w:r>
+              <w:rPr>
+                <w:rFonts w:eastAsiaTheme="minorEastAsia"/>
+                <w:noProof/>
+                <w:lang w:eastAsia="es-ES"/>
+              </w:rPr>
+              <w:tab/>
+            </w:r>
+            <w:r>
+              <w:rPr>
+                <w:rStyle w:val="Hipervnculo"/>
+                <w:noProof/>
+              </w:rPr>
+              <w:t>Posibles Aplicaciones Futuras</w:t>
+            </w:r>
+            <w:r>
+              <w:rPr>
+                <w:noProof/>
+                <w:webHidden/>
+              </w:rPr>
+              <w:tab/>
+            </w:r>
+            <w:r>
+              <w:rPr>
+                <w:noProof/>
+                <w:webHidden/>
+              </w:rPr>
+              <w:fldChar w:fldCharType="begin"/>
+            </w:r>
+            <w:r>
+              <w:rPr>
+                <w:noProof/>
+                <w:webHidden/>
+              </w:rPr>
+              <w:instrText xml:space="preserve"> PAGEREF _Toc184120720 \h </w:instrText>
+            </w:r>
+            <w:r>
+              <w:rPr>
+                <w:noProof/>
+                <w:webHidden/>
+              </w:rPr>
+            </w:r>
+            <w:r>
+              <w:rPr>
+                <w:noProof/>
+                <w:webHidden/>
+              </w:rPr>
+              <w:fldChar w:fldCharType="separate"/>
+            </w:r>
+            <w:r>
+              <w:rPr>
+                <w:noProof/>
+                <w:webHidden/>
+              </w:rPr>
+              <w:t>17</w:t>
+            </w:r>
+            <w:r>
+              <w:rPr>
+                <w:noProof/>
+                <w:webHidden/>
+              </w:rPr>
+              <w:fldChar w:fldCharType="end"/>
+            </w:r>
+          </w:hyperlink>
+        </w:p>
+        <w:p>
+          <w:pPr>
+            <w:pStyle w:val="TDC1"/>
+            <w:tabs>
+              <w:tab w:val="left" w:pos="480"/>
+              <w:tab w:val="right" w:leader="dot" w:pos="8494"/>
+            </w:tabs>
+            <w:rPr>
+              <w:rFonts w:eastAsiaTheme="minorEastAsia"/>
+              <w:noProof/>
+              <w:lang w:eastAsia="es-ES"/>
+            </w:rPr>
+          </w:pPr>
+          <w:hyperlink w:anchor="_Toc184120721" w:history="1">
+            <w:r>
+              <w:rPr>
+                <w:rStyle w:val="Hipervnculo"/>
+                <w:noProof/>
+              </w:rPr>
+              <w:t>7.</w:t>
+            </w:r>
+            <w:r>
+              <w:rPr>
+                <w:rFonts w:eastAsiaTheme="minorEastAsia"/>
+                <w:noProof/>
+                <w:lang w:eastAsia="es-ES"/>
+              </w:rPr>
+              <w:tab/>
+            </w:r>
+            <w:r>
+              <w:rPr>
+                <w:rStyle w:val="Hipervnculo"/>
+                <w:noProof/>
+              </w:rPr>
+              <w:t>Apéndices</w:t>
+            </w:r>
+            <w:r>
+              <w:rPr>
+                <w:noProof/>
+                <w:webHidden/>
+              </w:rPr>
+              <w:tab/>
+            </w:r>
+            <w:r>
+              <w:rPr>
+                <w:noProof/>
+                <w:webHidden/>
+              </w:rPr>
+              <w:fldChar w:fldCharType="begin"/>
+            </w:r>
+            <w:r>
+              <w:rPr>
+                <w:noProof/>
+                <w:webHidden/>
+              </w:rPr>
+              <w:instrText xml:space="preserve"> PAGEREF _Toc184120721 \h </w:instrText>
+            </w:r>
+            <w:r>
+              <w:rPr>
+                <w:noProof/>
+                <w:webHidden/>
+              </w:rPr>
+            </w:r>
+            <w:r>
+              <w:rPr>
+                <w:noProof/>
+                <w:webHidden/>
+              </w:rPr>
+              <w:fldChar w:fldCharType="separate"/>
+            </w:r>
+            <w:r>
+              <w:rPr>
+                <w:noProof/>
+                <w:webHidden/>
+              </w:rPr>
+              <w:t>19</w:t>
             </w:r>
             <w:r>
               <w:rPr>
@@ -430,10 +3427,11 @@
         <w:pStyle w:val="Ttulo1"/>
         <w:numPr>
           <w:ilvl w:val="0"/>
-          <w:numId w:val="6"/>
+          <w:numId w:val="7"/>
         </w:numPr>
-      </w:pPr>
-      <w:bookmarkStart w:id="0" w:name="_Toc179649130"/>
+        <w:jc w:val="both"/>
+      </w:pPr>
+      <w:bookmarkStart w:id="0" w:name="_Toc184120686"/>
       <w:r>
         <w:lastRenderedPageBreak/>
         <w:t>Introducción</w:t>
@@ -456,42 +3454,7 @@
           <w:sz w:val="22"/>
           <w:szCs w:val="22"/>
         </w:rPr>
-        <w:t>E</w:t>
-      </w:r>
-      <w:r>
-        <w:rPr>
-          <w:sz w:val="22"/>
-          <w:szCs w:val="22"/>
-        </w:rPr>
-        <w:t>l objetivo de</w:t>
-      </w:r>
-      <w:r>
-        <w:rPr>
-          <w:sz w:val="22"/>
-          <w:szCs w:val="22"/>
-        </w:rPr>
-        <w:t xml:space="preserve"> esta práctica </w:t>
-      </w:r>
-      <w:r>
-        <w:rPr>
-          <w:sz w:val="22"/>
-          <w:szCs w:val="22"/>
-        </w:rPr>
-        <w:t>es diseñar un</w:t>
-      </w:r>
-      <w:r>
-        <w:rPr>
-          <w:sz w:val="22"/>
-          <w:szCs w:val="22"/>
-        </w:rPr>
-        <w:t>a</w:t>
-      </w:r>
-      <w:r>
-        <w:rPr>
-          <w:sz w:val="22"/>
-          <w:szCs w:val="22"/>
-        </w:rPr>
-        <w:t xml:space="preserve"> </w:t>
+        <w:t xml:space="preserve">El objetivo de esta práctica es diseñar una </w:t>
       </w:r>
       <w:proofErr w:type="spellStart"/>
       <w:r>
@@ -558,84 +3521,7 @@
           <w:sz w:val="22"/>
           <w:szCs w:val="22"/>
         </w:rPr>
-        <w:t xml:space="preserve"> para el procesado, </w:t>
-      </w:r>
-      <w:r>
-        <w:rPr>
-          <w:sz w:val="22"/>
-          <w:szCs w:val="22"/>
-        </w:rPr>
-        <w:t>grabación</w:t>
-      </w:r>
-      <w:r>
-        <w:rPr>
-          <w:sz w:val="22"/>
-          <w:szCs w:val="22"/>
-        </w:rPr>
-        <w:t xml:space="preserve"> y</w:t>
-      </w:r>
-      <w:r>
-        <w:rPr>
-          <w:sz w:val="22"/>
-          <w:szCs w:val="22"/>
-        </w:rPr>
-        <w:t xml:space="preserve"> </w:t>
-      </w:r>
-      <w:r>
-        <w:rPr>
-          <w:sz w:val="22"/>
-          <w:szCs w:val="22"/>
-        </w:rPr>
-        <w:t>reproducción</w:t>
-      </w:r>
-      <w:r>
-        <w:rPr>
-          <w:sz w:val="22"/>
-          <w:szCs w:val="22"/>
-        </w:rPr>
-        <w:t xml:space="preserve"> de señales de audio y voz, así como su visualización en los dominios temporal y frecuencial</w:t>
-      </w:r>
-      <w:r>
-        <w:rPr>
-          <w:sz w:val="22"/>
-          <w:szCs w:val="22"/>
-        </w:rPr>
-        <w:t xml:space="preserve">, entre otras herramientas. </w:t>
-      </w:r>
-      <w:r>
-        <w:rPr>
-          <w:sz w:val="22"/>
-          <w:szCs w:val="22"/>
-        </w:rPr>
-        <w:t>Este programa está diseñado para ser completo y ofrecer numerosas utilidades y herramientas, pero sin renunciar a</w:t>
-      </w:r>
-      <w:r>
-        <w:rPr>
-          <w:sz w:val="22"/>
-          <w:szCs w:val="22"/>
-        </w:rPr>
-        <w:t xml:space="preserve"> un enfoque que pretende facilitar un diseño simple y fácil de usar para el usuario. </w:t>
-      </w:r>
-      <w:r>
-        <w:rPr>
-          <w:sz w:val="22"/>
-          <w:szCs w:val="22"/>
-        </w:rPr>
-        <w:t xml:space="preserve">Para ello, utilizaremos </w:t>
-      </w:r>
-      <w:r>
-        <w:rPr>
-          <w:sz w:val="22"/>
-          <w:szCs w:val="22"/>
-        </w:rPr>
-        <w:t xml:space="preserve">la versión </w:t>
-      </w:r>
-      <w:r>
-        <w:rPr>
-          <w:sz w:val="22"/>
-          <w:szCs w:val="22"/>
-        </w:rPr>
-        <w:t xml:space="preserve">R2024b de </w:t>
+        <w:t xml:space="preserve"> para el procesado, grabación y reproducción de señales de audio y voz, así como su visualización en los dominios temporal y frecuencial, entre otras herramientas. Este programa está diseñado para ser completo y ofrecer numerosas utilidades y herramientas, pero sin renunciar a un enfoque que pretende facilitar un diseño simple y fácil de usar para el usuario. Para ello, utilizaremos la versión R2024b de </w:t>
       </w:r>
       <w:proofErr w:type="spellStart"/>
       <w:r>
@@ -764,48 +3650,27 @@
           <w:sz w:val="22"/>
           <w:szCs w:val="22"/>
         </w:rPr>
-        <w:t>Toolbox</w:t>
+        <w:t>Toolbox.</w:t>
       </w:r>
       <w:proofErr w:type="spellEnd"/>
-      <w:r>
+    </w:p>
+    <w:p>
+      <w:pPr>
+        <w:ind w:firstLine="360"/>
+        <w:jc w:val="both"/>
         <w:rPr>
           <w:i/>
           <w:iCs/>
           <w:sz w:val="22"/>
           <w:szCs w:val="22"/>
         </w:rPr>
-        <w:t>.</w:t>
-      </w:r>
-    </w:p>
-    <w:p>
-      <w:pPr>
-        <w:ind w:firstLine="360"/>
-        <w:jc w:val="both"/>
-        <w:rPr>
-          <w:sz w:val="22"/>
-          <w:szCs w:val="22"/>
-        </w:rPr>
       </w:pPr>
       <w:r>
         <w:rPr>
           <w:sz w:val="22"/>
           <w:szCs w:val="22"/>
         </w:rPr>
-        <w:t xml:space="preserve">En esta memoria de programación se pretende </w:t>
-      </w:r>
-      <w:r>
-        <w:rPr>
-          <w:sz w:val="22"/>
-          <w:szCs w:val="22"/>
-        </w:rPr>
-        <w:t xml:space="preserve">explicar el proceso que se ha seguido en el diseño, desarrollo e implementación de nuestra aplicación, ilustrado con ejemplos </w:t>
-      </w:r>
-      <w:r>
-        <w:rPr>
-          <w:sz w:val="22"/>
-          <w:szCs w:val="22"/>
-        </w:rPr>
-        <w:t>y fragmentos de código debidamente comentado.</w:t>
+        <w:t>En esta memoria de programación se pretende explicar el proceso que se ha seguido en el diseño, desarrollo e implementación de nuestra aplicación, ilustrado con ejemplos y fragmentos de código debidamente comentado.</w:t>
       </w:r>
     </w:p>
     <w:p>
@@ -836,6 +3701,7 @@
     </w:p>
     <w:p>
       <w:pPr>
+        <w:jc w:val="both"/>
         <w:rPr>
           <w:sz w:val="22"/>
           <w:szCs w:val="22"/>
@@ -844,6 +3710,7 @@
     </w:p>
     <w:p>
       <w:pPr>
+        <w:jc w:val="both"/>
         <w:rPr>
           <w:sz w:val="22"/>
           <w:szCs w:val="22"/>
@@ -859,42 +3726,13 @@
     </w:p>
     <w:p>
       <w:pPr>
-        <w:pStyle w:val="Ttulo1"/>
-        <w:numPr>
-          <w:ilvl w:val="0"/>
-          <w:numId w:val="5"/>
-        </w:numPr>
-      </w:pPr>
-      <w:bookmarkStart w:id="1" w:name="_Toc179649131"/>
-      <w:r>
-        <w:lastRenderedPageBreak/>
-        <w:t>Diseño de la interfaz de usuario</w:t>
-      </w:r>
-      <w:bookmarkEnd w:id="1"/>
-    </w:p>
-    <w:p>
-      <w:pPr>
-        <w:ind w:left="360"/>
-        <w:jc w:val="both"/>
-        <w:rPr>
-          <w:sz w:val="22"/>
-          <w:szCs w:val="22"/>
-        </w:rPr>
-      </w:pPr>
-    </w:p>
-    <w:p>
-      <w:pPr>
-        <w:jc w:val="both"/>
-      </w:pPr>
-    </w:p>
-    <w:p>
-      <w:pPr>
         <w:jc w:val="both"/>
       </w:pPr>
     </w:p>
     <w:sectPr>
+      <w:footerReference w:type="default" r:id="rId8"/>
       <w:pgSz w:w="11906" w:h="16838"/>
-      <w:pgMar w:top="1417" w:right="1701" w:bottom="1417" w:left="1701" w:header="708" w:footer="708" w:gutter="0"/>
+      <w:pgMar w:top="1417" w:right="1701" w:bottom="1417" w:left="1701" w:header="708" w:footer="168" w:gutter="0"/>
       <w:cols w:space="708"/>
       <w:docGrid w:linePitch="360"/>
     </w:sectPr>
@@ -927,6 +3765,60 @@
 </w:endnotes>
 </file>
 
+<file path=word/footer1.xml><?xml version="1.0" encoding="utf-8"?>
+<w:ftr xmlns:wpc="http://schemas.microsoft.com/office/word/2010/wordprocessingCanvas" xmlns:cx="http://schemas.microsoft.com/office/drawing/2014/chartex" xmlns:cx1="http://schemas.microsoft.com/office/drawing/2015/9/8/chartex" xmlns:cx2="http://schemas.microsoft.com/office/drawing/2015/10/21/chartex" xmlns:cx3="http://schemas.microsoft.com/office/drawing/2016/5/9/chartex" xmlns:cx4="http://schemas.microsoft.com/office/drawing/2016/5/10/chartex" xmlns:cx5="http://schemas.microsoft.com/office/drawing/2016/5/11/chartex" xmlns:cx6="http://schemas.microsoft.com/office/drawing/2016/5/12/chartex" xmlns:cx7="http://schemas.microsoft.com/office/drawing/2016/5/13/chartex" xmlns:cx8="http://schemas.microsoft.com/office/drawing/2016/5/14/chartex" xmlns:mc="http://schemas.openxmlformats.org/markup-compatibility/2006" xmlns:aink="http://schemas.microsoft.com/office/drawing/2016/ink" xmlns:am3d="http://schemas.microsoft.com/office/drawing/2017/model3d" xmlns:o="urn:schemas-microsoft-com:office:office" xmlns:oel="http://schemas.microsoft.com/office/2019/extlst" xmlns:r="http://schemas.openxmlformats.org/officeDocument/2006/relationships" xmlns:m="http://schemas.openxmlformats.org/officeDocument/2006/math" xmlns:v="urn:schemas-microsoft-com:vml" xmlns:wp14="http://schemas.microsoft.com/office/word/2010/wordprocessingDrawing" xmlns:wp="http://schemas.openxmlformats.org/drawingml/2006/wordprocessingDrawing" xmlns:w10="urn:schemas-microsoft-com:office:word" xmlns:w="http://schemas.openxmlformats.org/wordprocessingml/2006/main" xmlns:w14="http://schemas.microsoft.com/office/word/2010/wordml" xmlns:w15="http://schemas.microsoft.com/office/word/2012/wordml" xmlns:w16cex="http://schemas.microsoft.com/office/word/2018/wordml/cex" xmlns:w16cid="http://schemas.microsoft.com/office/word/2016/wordml/cid" xmlns:w16="http://schemas.microsoft.com/office/word/2018/wordml" xmlns:w16du="http://schemas.microsoft.com/office/word/2023/wordml/word16du" xmlns:w16sdtdh="http://schemas.microsoft.com/office/word/2020/wordml/sdtdatahash" xmlns:w16se="http://schemas.microsoft.com/office/word/2015/wordml/symex" xmlns:wpg="http://schemas.microsoft.com/office/word/2010/wordprocessingGroup" xmlns:wpi="http://schemas.microsoft.com/office/word/2010/wordprocessingInk" xmlns:wne="http://schemas.microsoft.com/office/word/2006/wordml" xmlns:wps="http://schemas.microsoft.com/office/word/2010/wordprocessingShape" mc:Ignorable="w14 w15 w16se w16cid w16 w16cex w16sdtdh w16du wp14">
+  <w:p>
+    <w:pPr>
+      <w:jc w:val="right"/>
+      <w:rPr>
+        <w:sz w:val="22"/>
+        <w:szCs w:val="22"/>
+      </w:rPr>
+    </w:pPr>
+    <w:r>
+      <w:rPr>
+        <w:sz w:val="22"/>
+        <w:szCs w:val="22"/>
+      </w:rPr>
+      <w:fldChar w:fldCharType="begin"/>
+    </w:r>
+    <w:r>
+      <w:rPr>
+        <w:sz w:val="22"/>
+        <w:szCs w:val="22"/>
+      </w:rPr>
+      <w:instrText>PAGE   \* MERGEFORMAT</w:instrText>
+    </w:r>
+    <w:r>
+      <w:rPr>
+        <w:sz w:val="22"/>
+        <w:szCs w:val="22"/>
+      </w:rPr>
+      <w:fldChar w:fldCharType="separate"/>
+    </w:r>
+    <w:r>
+      <w:rPr>
+        <w:sz w:val="22"/>
+        <w:szCs w:val="22"/>
+      </w:rPr>
+      <w:t>2</w:t>
+    </w:r>
+    <w:r>
+      <w:rPr>
+        <w:sz w:val="22"/>
+        <w:szCs w:val="22"/>
+      </w:rPr>
+      <w:fldChar w:fldCharType="end"/>
+    </w:r>
+  </w:p>
+  <w:p>
+    <w:pPr>
+      <w:pStyle w:val="Piedepgina"/>
+    </w:pPr>
+  </w:p>
+</w:ftr>
+</file>
+
 <file path=word/footnotes.xml><?xml version="1.0" encoding="utf-8"?>
 <w:footnotes xmlns:wpc="http://schemas.microsoft.com/office/word/2010/wordprocessingCanvas" xmlns:cx="http://schemas.microsoft.com/office/drawing/2014/chartex" xmlns:cx1="http://schemas.microsoft.com/office/drawing/2015/9/8/chartex" xmlns:cx2="http://schemas.microsoft.com/office/drawing/2015/10/21/chartex" xmlns:cx3="http://schemas.microsoft.com/office/drawing/2016/5/9/chartex" xmlns:cx4="http://schemas.microsoft.com/office/drawing/2016/5/10/chartex" xmlns:cx5="http://schemas.microsoft.com/office/drawing/2016/5/11/chartex" xmlns:cx6="http://schemas.microsoft.com/office/drawing/2016/5/12/chartex" xmlns:cx7="http://schemas.microsoft.com/office/drawing/2016/5/13/chartex" xmlns:cx8="http://schemas.microsoft.com/office/drawing/2016/5/14/chartex" xmlns:mc="http://schemas.openxmlformats.org/markup-compatibility/2006" xmlns:aink="http://schemas.microsoft.com/office/drawing/2016/ink" xmlns:am3d="http://schemas.microsoft.com/office/drawing/2017/model3d" xmlns:o="urn:schemas-microsoft-com:office:office" xmlns:oel="http://schemas.microsoft.com/office/2019/extlst" xmlns:r="http://schemas.openxmlformats.org/officeDocument/2006/relationships" xmlns:m="http://schemas.openxmlformats.org/officeDocument/2006/math" xmlns:v="urn:schemas-microsoft-com:vml" xmlns:wp14="http://schemas.microsoft.com/office/word/2010/wordprocessingDrawing" xmlns:wp="http://schemas.openxmlformats.org/drawingml/2006/wordprocessingDrawing" xmlns:w10="urn:schemas-microsoft-com:office:word" xmlns:w="http://schemas.openxmlformats.org/wordprocessingml/2006/main" xmlns:w14="http://schemas.microsoft.com/office/word/2010/wordml" xmlns:w15="http://schemas.microsoft.com/office/word/2012/wordml" xmlns:w16cex="http://schemas.microsoft.com/office/word/2018/wordml/cex" xmlns:w16cid="http://schemas.microsoft.com/office/word/2016/wordml/cid" xmlns:w16="http://schemas.microsoft.com/office/word/2018/wordml" xmlns:w16du="http://schemas.microsoft.com/office/word/2023/wordml/word16du" xmlns:w16sdtdh="http://schemas.microsoft.com/office/word/2020/wordml/sdtdatahash" xmlns:w16se="http://schemas.microsoft.com/office/word/2015/wordml/symex" xmlns:wpg="http://schemas.microsoft.com/office/word/2010/wordprocessingGroup" xmlns:wpi="http://schemas.microsoft.com/office/word/2010/wordprocessingInk" xmlns:wne="http://schemas.microsoft.com/office/word/2006/wordml" xmlns:wps="http://schemas.microsoft.com/office/word/2010/wordprocessingShape" mc:Ignorable="w14 w15 w16se w16cid w16 w16cex w16sdtdh w16du wp14">
   <w:footnote w:type="separator" w:id="-1">
@@ -955,6 +3847,570 @@
 <file path=word/numbering.xml><?xml version="1.0" encoding="utf-8"?>
 <w:numbering xmlns:wpc="http://schemas.microsoft.com/office/word/2010/wordprocessingCanvas" xmlns:cx="http://schemas.microsoft.com/office/drawing/2014/chartex" xmlns:cx1="http://schemas.microsoft.com/office/drawing/2015/9/8/chartex" xmlns:cx2="http://schemas.microsoft.com/office/drawing/2015/10/21/chartex" xmlns:cx3="http://schemas.microsoft.com/office/drawing/2016/5/9/chartex" xmlns:cx4="http://schemas.microsoft.com/office/drawing/2016/5/10/chartex" xmlns:cx5="http://schemas.microsoft.com/office/drawing/2016/5/11/chartex" xmlns:cx6="http://schemas.microsoft.com/office/drawing/2016/5/12/chartex" xmlns:cx7="http://schemas.microsoft.com/office/drawing/2016/5/13/chartex" xmlns:cx8="http://schemas.microsoft.com/office/drawing/2016/5/14/chartex" xmlns:mc="http://schemas.openxmlformats.org/markup-compatibility/2006" xmlns:aink="http://schemas.microsoft.com/office/drawing/2016/ink" xmlns:am3d="http://schemas.microsoft.com/office/drawing/2017/model3d" xmlns:o="urn:schemas-microsoft-com:office:office" xmlns:oel="http://schemas.microsoft.com/office/2019/extlst" xmlns:r="http://schemas.openxmlformats.org/officeDocument/2006/relationships" xmlns:m="http://schemas.openxmlformats.org/officeDocument/2006/math" xmlns:v="urn:schemas-microsoft-com:vml" xmlns:wp14="http://schemas.microsoft.com/office/word/2010/wordprocessingDrawing" xmlns:wp="http://schemas.openxmlformats.org/drawingml/2006/wordprocessingDrawing" xmlns:w10="urn:schemas-microsoft-com:office:word" xmlns:w="http://schemas.openxmlformats.org/wordprocessingml/2006/main" xmlns:w14="http://schemas.microsoft.com/office/word/2010/wordml" xmlns:w15="http://schemas.microsoft.com/office/word/2012/wordml" xmlns:w16cex="http://schemas.microsoft.com/office/word/2018/wordml/cex" xmlns:w16cid="http://schemas.microsoft.com/office/word/2016/wordml/cid" xmlns:w16="http://schemas.microsoft.com/office/word/2018/wordml" xmlns:w16du="http://schemas.microsoft.com/office/word/2023/wordml/word16du" xmlns:w16sdtdh="http://schemas.microsoft.com/office/word/2020/wordml/sdtdatahash" xmlns:w16se="http://schemas.microsoft.com/office/word/2015/wordml/symex" xmlns:wpg="http://schemas.microsoft.com/office/word/2010/wordprocessingGroup" xmlns:wpi="http://schemas.microsoft.com/office/word/2010/wordprocessingInk" xmlns:wne="http://schemas.microsoft.com/office/word/2006/wordml" xmlns:wps="http://schemas.microsoft.com/office/word/2010/wordprocessingShape" mc:Ignorable="w14 w15 w16se w16cid w16 w16cex w16sdtdh w16du wp14">
   <w:abstractNum w:abstractNumId="0" w15:restartNumberingAfterBreak="0">
+    <w:nsid w:val="02AC3BAD"/>
+    <w:multiLevelType w:val="hybridMultilevel"/>
+    <w:tmpl w:val="61FEC10C"/>
+    <w:lvl w:ilvl="0" w:tplc="0C0A0001">
+      <w:start w:val="1"/>
+      <w:numFmt w:val="bullet"/>
+      <w:lvlText w:val=""/>
+      <w:lvlJc w:val="left"/>
+      <w:pPr>
+        <w:ind w:left="720" w:hanging="360"/>
+      </w:pPr>
+      <w:rPr>
+        <w:rFonts w:ascii="Symbol" w:hAnsi="Symbol" w:hint="default"/>
+      </w:rPr>
+    </w:lvl>
+    <w:lvl w:ilvl="1" w:tplc="0C0A0003" w:tentative="1">
+      <w:start w:val="1"/>
+      <w:numFmt w:val="bullet"/>
+      <w:lvlText w:val="o"/>
+      <w:lvlJc w:val="left"/>
+      <w:pPr>
+        <w:ind w:left="1440" w:hanging="360"/>
+      </w:pPr>
+      <w:rPr>
+        <w:rFonts w:ascii="Courier New" w:hAnsi="Courier New" w:cs="Courier New" w:hint="default"/>
+      </w:rPr>
+    </w:lvl>
+    <w:lvl w:ilvl="2" w:tplc="0C0A0005" w:tentative="1">
+      <w:start w:val="1"/>
+      <w:numFmt w:val="bullet"/>
+      <w:lvlText w:val=""/>
+      <w:lvlJc w:val="left"/>
+      <w:pPr>
+        <w:ind w:left="2160" w:hanging="360"/>
+      </w:pPr>
+      <w:rPr>
+        <w:rFonts w:ascii="Wingdings" w:hAnsi="Wingdings" w:hint="default"/>
+      </w:rPr>
+    </w:lvl>
+    <w:lvl w:ilvl="3" w:tplc="0C0A0001" w:tentative="1">
+      <w:start w:val="1"/>
+      <w:numFmt w:val="bullet"/>
+      <w:lvlText w:val=""/>
+      <w:lvlJc w:val="left"/>
+      <w:pPr>
+        <w:ind w:left="2880" w:hanging="360"/>
+      </w:pPr>
+      <w:rPr>
+        <w:rFonts w:ascii="Symbol" w:hAnsi="Symbol" w:hint="default"/>
+      </w:rPr>
+    </w:lvl>
+    <w:lvl w:ilvl="4" w:tplc="0C0A0003" w:tentative="1">
+      <w:start w:val="1"/>
+      <w:numFmt w:val="bullet"/>
+      <w:lvlText w:val="o"/>
+      <w:lvlJc w:val="left"/>
+      <w:pPr>
+        <w:ind w:left="3600" w:hanging="360"/>
+      </w:pPr>
+      <w:rPr>
+        <w:rFonts w:ascii="Courier New" w:hAnsi="Courier New" w:cs="Courier New" w:hint="default"/>
+      </w:rPr>
+    </w:lvl>
+    <w:lvl w:ilvl="5" w:tplc="0C0A0005" w:tentative="1">
+      <w:start w:val="1"/>
+      <w:numFmt w:val="bullet"/>
+      <w:lvlText w:val=""/>
+      <w:lvlJc w:val="left"/>
+      <w:pPr>
+        <w:ind w:left="4320" w:hanging="360"/>
+      </w:pPr>
+      <w:rPr>
+        <w:rFonts w:ascii="Wingdings" w:hAnsi="Wingdings" w:hint="default"/>
+      </w:rPr>
+    </w:lvl>
+    <w:lvl w:ilvl="6" w:tplc="0C0A0001" w:tentative="1">
+      <w:start w:val="1"/>
+      <w:numFmt w:val="bullet"/>
+      <w:lvlText w:val=""/>
+      <w:lvlJc w:val="left"/>
+      <w:pPr>
+        <w:ind w:left="5040" w:hanging="360"/>
+      </w:pPr>
+      <w:rPr>
+        <w:rFonts w:ascii="Symbol" w:hAnsi="Symbol" w:hint="default"/>
+      </w:rPr>
+    </w:lvl>
+    <w:lvl w:ilvl="7" w:tplc="0C0A0003" w:tentative="1">
+      <w:start w:val="1"/>
+      <w:numFmt w:val="bullet"/>
+      <w:lvlText w:val="o"/>
+      <w:lvlJc w:val="left"/>
+      <w:pPr>
+        <w:ind w:left="5760" w:hanging="360"/>
+      </w:pPr>
+      <w:rPr>
+        <w:rFonts w:ascii="Courier New" w:hAnsi="Courier New" w:cs="Courier New" w:hint="default"/>
+      </w:rPr>
+    </w:lvl>
+    <w:lvl w:ilvl="8" w:tplc="0C0A0005" w:tentative="1">
+      <w:start w:val="1"/>
+      <w:numFmt w:val="bullet"/>
+      <w:lvlText w:val=""/>
+      <w:lvlJc w:val="left"/>
+      <w:pPr>
+        <w:ind w:left="6480" w:hanging="360"/>
+      </w:pPr>
+      <w:rPr>
+        <w:rFonts w:ascii="Wingdings" w:hAnsi="Wingdings" w:hint="default"/>
+      </w:rPr>
+    </w:lvl>
+  </w:abstractNum>
+  <w:abstractNum w:abstractNumId="1" w15:restartNumberingAfterBreak="0">
+    <w:nsid w:val="094A164A"/>
+    <w:multiLevelType w:val="hybridMultilevel"/>
+    <w:tmpl w:val="8382A08A"/>
+    <w:lvl w:ilvl="0" w:tplc="30FC8CFE">
+      <w:start w:val="4"/>
+      <w:numFmt w:val="bullet"/>
+      <w:lvlText w:val="-"/>
+      <w:lvlJc w:val="left"/>
+      <w:pPr>
+        <w:ind w:left="1065" w:hanging="360"/>
+      </w:pPr>
+      <w:rPr>
+        <w:rFonts w:ascii="Aptos" w:eastAsiaTheme="minorHAnsi" w:hAnsi="Aptos" w:cstheme="minorBidi" w:hint="default"/>
+      </w:rPr>
+    </w:lvl>
+    <w:lvl w:ilvl="1" w:tplc="0C0A0003" w:tentative="1">
+      <w:start w:val="1"/>
+      <w:numFmt w:val="bullet"/>
+      <w:lvlText w:val="o"/>
+      <w:lvlJc w:val="left"/>
+      <w:pPr>
+        <w:ind w:left="1785" w:hanging="360"/>
+      </w:pPr>
+      <w:rPr>
+        <w:rFonts w:ascii="Courier New" w:hAnsi="Courier New" w:cs="Courier New" w:hint="default"/>
+      </w:rPr>
+    </w:lvl>
+    <w:lvl w:ilvl="2" w:tplc="0C0A0005" w:tentative="1">
+      <w:start w:val="1"/>
+      <w:numFmt w:val="bullet"/>
+      <w:lvlText w:val=""/>
+      <w:lvlJc w:val="left"/>
+      <w:pPr>
+        <w:ind w:left="2505" w:hanging="360"/>
+      </w:pPr>
+      <w:rPr>
+        <w:rFonts w:ascii="Wingdings" w:hAnsi="Wingdings" w:hint="default"/>
+      </w:rPr>
+    </w:lvl>
+    <w:lvl w:ilvl="3" w:tplc="0C0A0001" w:tentative="1">
+      <w:start w:val="1"/>
+      <w:numFmt w:val="bullet"/>
+      <w:lvlText w:val=""/>
+      <w:lvlJc w:val="left"/>
+      <w:pPr>
+        <w:ind w:left="3225" w:hanging="360"/>
+      </w:pPr>
+      <w:rPr>
+        <w:rFonts w:ascii="Symbol" w:hAnsi="Symbol" w:hint="default"/>
+      </w:rPr>
+    </w:lvl>
+    <w:lvl w:ilvl="4" w:tplc="0C0A0003" w:tentative="1">
+      <w:start w:val="1"/>
+      <w:numFmt w:val="bullet"/>
+      <w:lvlText w:val="o"/>
+      <w:lvlJc w:val="left"/>
+      <w:pPr>
+        <w:ind w:left="3945" w:hanging="360"/>
+      </w:pPr>
+      <w:rPr>
+        <w:rFonts w:ascii="Courier New" w:hAnsi="Courier New" w:cs="Courier New" w:hint="default"/>
+      </w:rPr>
+    </w:lvl>
+    <w:lvl w:ilvl="5" w:tplc="0C0A0005" w:tentative="1">
+      <w:start w:val="1"/>
+      <w:numFmt w:val="bullet"/>
+      <w:lvlText w:val=""/>
+      <w:lvlJc w:val="left"/>
+      <w:pPr>
+        <w:ind w:left="4665" w:hanging="360"/>
+      </w:pPr>
+      <w:rPr>
+        <w:rFonts w:ascii="Wingdings" w:hAnsi="Wingdings" w:hint="default"/>
+      </w:rPr>
+    </w:lvl>
+    <w:lvl w:ilvl="6" w:tplc="0C0A0001" w:tentative="1">
+      <w:start w:val="1"/>
+      <w:numFmt w:val="bullet"/>
+      <w:lvlText w:val=""/>
+      <w:lvlJc w:val="left"/>
+      <w:pPr>
+        <w:ind w:left="5385" w:hanging="360"/>
+      </w:pPr>
+      <w:rPr>
+        <w:rFonts w:ascii="Symbol" w:hAnsi="Symbol" w:hint="default"/>
+      </w:rPr>
+    </w:lvl>
+    <w:lvl w:ilvl="7" w:tplc="0C0A0003" w:tentative="1">
+      <w:start w:val="1"/>
+      <w:numFmt w:val="bullet"/>
+      <w:lvlText w:val="o"/>
+      <w:lvlJc w:val="left"/>
+      <w:pPr>
+        <w:ind w:left="6105" w:hanging="360"/>
+      </w:pPr>
+      <w:rPr>
+        <w:rFonts w:ascii="Courier New" w:hAnsi="Courier New" w:cs="Courier New" w:hint="default"/>
+      </w:rPr>
+    </w:lvl>
+    <w:lvl w:ilvl="8" w:tplc="0C0A0005" w:tentative="1">
+      <w:start w:val="1"/>
+      <w:numFmt w:val="bullet"/>
+      <w:lvlText w:val=""/>
+      <w:lvlJc w:val="left"/>
+      <w:pPr>
+        <w:ind w:left="6825" w:hanging="360"/>
+      </w:pPr>
+      <w:rPr>
+        <w:rFonts w:ascii="Wingdings" w:hAnsi="Wingdings" w:hint="default"/>
+      </w:rPr>
+    </w:lvl>
+  </w:abstractNum>
+  <w:abstractNum w:abstractNumId="2" w15:restartNumberingAfterBreak="0">
+    <w:nsid w:val="0A5164A5"/>
+    <w:multiLevelType w:val="hybridMultilevel"/>
+    <w:tmpl w:val="C18E0E80"/>
+    <w:lvl w:ilvl="0" w:tplc="56D23048">
+      <w:numFmt w:val="bullet"/>
+      <w:lvlText w:val="-"/>
+      <w:lvlJc w:val="left"/>
+      <w:pPr>
+        <w:ind w:left="720" w:hanging="360"/>
+      </w:pPr>
+      <w:rPr>
+        <w:rFonts w:ascii="Aptos" w:eastAsiaTheme="minorHAnsi" w:hAnsi="Aptos" w:cstheme="minorBidi" w:hint="default"/>
+      </w:rPr>
+    </w:lvl>
+    <w:lvl w:ilvl="1" w:tplc="0C0A0003" w:tentative="1">
+      <w:start w:val="1"/>
+      <w:numFmt w:val="bullet"/>
+      <w:lvlText w:val="o"/>
+      <w:lvlJc w:val="left"/>
+      <w:pPr>
+        <w:ind w:left="1440" w:hanging="360"/>
+      </w:pPr>
+      <w:rPr>
+        <w:rFonts w:ascii="Courier New" w:hAnsi="Courier New" w:cs="Courier New" w:hint="default"/>
+      </w:rPr>
+    </w:lvl>
+    <w:lvl w:ilvl="2" w:tplc="0C0A0005" w:tentative="1">
+      <w:start w:val="1"/>
+      <w:numFmt w:val="bullet"/>
+      <w:lvlText w:val=""/>
+      <w:lvlJc w:val="left"/>
+      <w:pPr>
+        <w:ind w:left="2160" w:hanging="360"/>
+      </w:pPr>
+      <w:rPr>
+        <w:rFonts w:ascii="Wingdings" w:hAnsi="Wingdings" w:hint="default"/>
+      </w:rPr>
+    </w:lvl>
+    <w:lvl w:ilvl="3" w:tplc="0C0A0001" w:tentative="1">
+      <w:start w:val="1"/>
+      <w:numFmt w:val="bullet"/>
+      <w:lvlText w:val=""/>
+      <w:lvlJc w:val="left"/>
+      <w:pPr>
+        <w:ind w:left="2880" w:hanging="360"/>
+      </w:pPr>
+      <w:rPr>
+        <w:rFonts w:ascii="Symbol" w:hAnsi="Symbol" w:hint="default"/>
+      </w:rPr>
+    </w:lvl>
+    <w:lvl w:ilvl="4" w:tplc="0C0A0003" w:tentative="1">
+      <w:start w:val="1"/>
+      <w:numFmt w:val="bullet"/>
+      <w:lvlText w:val="o"/>
+      <w:lvlJc w:val="left"/>
+      <w:pPr>
+        <w:ind w:left="3600" w:hanging="360"/>
+      </w:pPr>
+      <w:rPr>
+        <w:rFonts w:ascii="Courier New" w:hAnsi="Courier New" w:cs="Courier New" w:hint="default"/>
+      </w:rPr>
+    </w:lvl>
+    <w:lvl w:ilvl="5" w:tplc="0C0A0005" w:tentative="1">
+      <w:start w:val="1"/>
+      <w:numFmt w:val="bullet"/>
+      <w:lvlText w:val=""/>
+      <w:lvlJc w:val="left"/>
+      <w:pPr>
+        <w:ind w:left="4320" w:hanging="360"/>
+      </w:pPr>
+      <w:rPr>
+        <w:rFonts w:ascii="Wingdings" w:hAnsi="Wingdings" w:hint="default"/>
+      </w:rPr>
+    </w:lvl>
+    <w:lvl w:ilvl="6" w:tplc="0C0A0001" w:tentative="1">
+      <w:start w:val="1"/>
+      <w:numFmt w:val="bullet"/>
+      <w:lvlText w:val=""/>
+      <w:lvlJc w:val="left"/>
+      <w:pPr>
+        <w:ind w:left="5040" w:hanging="360"/>
+      </w:pPr>
+      <w:rPr>
+        <w:rFonts w:ascii="Symbol" w:hAnsi="Symbol" w:hint="default"/>
+      </w:rPr>
+    </w:lvl>
+    <w:lvl w:ilvl="7" w:tplc="0C0A0003" w:tentative="1">
+      <w:start w:val="1"/>
+      <w:numFmt w:val="bullet"/>
+      <w:lvlText w:val="o"/>
+      <w:lvlJc w:val="left"/>
+      <w:pPr>
+        <w:ind w:left="5760" w:hanging="360"/>
+      </w:pPr>
+      <w:rPr>
+        <w:rFonts w:ascii="Courier New" w:hAnsi="Courier New" w:cs="Courier New" w:hint="default"/>
+      </w:rPr>
+    </w:lvl>
+    <w:lvl w:ilvl="8" w:tplc="0C0A0005" w:tentative="1">
+      <w:start w:val="1"/>
+      <w:numFmt w:val="bullet"/>
+      <w:lvlText w:val=""/>
+      <w:lvlJc w:val="left"/>
+      <w:pPr>
+        <w:ind w:left="6480" w:hanging="360"/>
+      </w:pPr>
+      <w:rPr>
+        <w:rFonts w:ascii="Wingdings" w:hAnsi="Wingdings" w:hint="default"/>
+      </w:rPr>
+    </w:lvl>
+  </w:abstractNum>
+  <w:abstractNum w:abstractNumId="3" w15:restartNumberingAfterBreak="0">
+    <w:nsid w:val="0DDC51D0"/>
+    <w:multiLevelType w:val="hybridMultilevel"/>
+    <w:tmpl w:val="BA723D9E"/>
+    <w:lvl w:ilvl="0" w:tplc="0C0A0001">
+      <w:start w:val="1"/>
+      <w:numFmt w:val="bullet"/>
+      <w:lvlText w:val=""/>
+      <w:lvlJc w:val="left"/>
+      <w:pPr>
+        <w:ind w:left="720" w:hanging="360"/>
+      </w:pPr>
+      <w:rPr>
+        <w:rFonts w:ascii="Symbol" w:hAnsi="Symbol" w:hint="default"/>
+      </w:rPr>
+    </w:lvl>
+    <w:lvl w:ilvl="1" w:tplc="0C0A0003" w:tentative="1">
+      <w:start w:val="1"/>
+      <w:numFmt w:val="bullet"/>
+      <w:lvlText w:val="o"/>
+      <w:lvlJc w:val="left"/>
+      <w:pPr>
+        <w:ind w:left="1440" w:hanging="360"/>
+      </w:pPr>
+      <w:rPr>
+        <w:rFonts w:ascii="Courier New" w:hAnsi="Courier New" w:cs="Courier New" w:hint="default"/>
+      </w:rPr>
+    </w:lvl>
+    <w:lvl w:ilvl="2" w:tplc="0C0A0005" w:tentative="1">
+      <w:start w:val="1"/>
+      <w:numFmt w:val="bullet"/>
+      <w:lvlText w:val=""/>
+      <w:lvlJc w:val="left"/>
+      <w:pPr>
+        <w:ind w:left="2160" w:hanging="360"/>
+      </w:pPr>
+      <w:rPr>
+        <w:rFonts w:ascii="Wingdings" w:hAnsi="Wingdings" w:hint="default"/>
+      </w:rPr>
+    </w:lvl>
+    <w:lvl w:ilvl="3" w:tplc="0C0A0001" w:tentative="1">
+      <w:start w:val="1"/>
+      <w:numFmt w:val="bullet"/>
+      <w:lvlText w:val=""/>
+      <w:lvlJc w:val="left"/>
+      <w:pPr>
+        <w:ind w:left="2880" w:hanging="360"/>
+      </w:pPr>
+      <w:rPr>
+        <w:rFonts w:ascii="Symbol" w:hAnsi="Symbol" w:hint="default"/>
+      </w:rPr>
+    </w:lvl>
+    <w:lvl w:ilvl="4" w:tplc="0C0A0003" w:tentative="1">
+      <w:start w:val="1"/>
+      <w:numFmt w:val="bullet"/>
+      <w:lvlText w:val="o"/>
+      <w:lvlJc w:val="left"/>
+      <w:pPr>
+        <w:ind w:left="3600" w:hanging="360"/>
+      </w:pPr>
+      <w:rPr>
+        <w:rFonts w:ascii="Courier New" w:hAnsi="Courier New" w:cs="Courier New" w:hint="default"/>
+      </w:rPr>
+    </w:lvl>
+    <w:lvl w:ilvl="5" w:tplc="0C0A0005" w:tentative="1">
+      <w:start w:val="1"/>
+      <w:numFmt w:val="bullet"/>
+      <w:lvlText w:val=""/>
+      <w:lvlJc w:val="left"/>
+      <w:pPr>
+        <w:ind w:left="4320" w:hanging="360"/>
+      </w:pPr>
+      <w:rPr>
+        <w:rFonts w:ascii="Wingdings" w:hAnsi="Wingdings" w:hint="default"/>
+      </w:rPr>
+    </w:lvl>
+    <w:lvl w:ilvl="6" w:tplc="0C0A0001" w:tentative="1">
+      <w:start w:val="1"/>
+      <w:numFmt w:val="bullet"/>
+      <w:lvlText w:val=""/>
+      <w:lvlJc w:val="left"/>
+      <w:pPr>
+        <w:ind w:left="5040" w:hanging="360"/>
+      </w:pPr>
+      <w:rPr>
+        <w:rFonts w:ascii="Symbol" w:hAnsi="Symbol" w:hint="default"/>
+      </w:rPr>
+    </w:lvl>
+    <w:lvl w:ilvl="7" w:tplc="0C0A0003" w:tentative="1">
+      <w:start w:val="1"/>
+      <w:numFmt w:val="bullet"/>
+      <w:lvlText w:val="o"/>
+      <w:lvlJc w:val="left"/>
+      <w:pPr>
+        <w:ind w:left="5760" w:hanging="360"/>
+      </w:pPr>
+      <w:rPr>
+        <w:rFonts w:ascii="Courier New" w:hAnsi="Courier New" w:cs="Courier New" w:hint="default"/>
+      </w:rPr>
+    </w:lvl>
+    <w:lvl w:ilvl="8" w:tplc="0C0A0005" w:tentative="1">
+      <w:start w:val="1"/>
+      <w:numFmt w:val="bullet"/>
+      <w:lvlText w:val=""/>
+      <w:lvlJc w:val="left"/>
+      <w:pPr>
+        <w:ind w:left="6480" w:hanging="360"/>
+      </w:pPr>
+      <w:rPr>
+        <w:rFonts w:ascii="Wingdings" w:hAnsi="Wingdings" w:hint="default"/>
+      </w:rPr>
+    </w:lvl>
+  </w:abstractNum>
+  <w:abstractNum w:abstractNumId="4" w15:restartNumberingAfterBreak="0">
+    <w:nsid w:val="1BCB7A46"/>
+    <w:multiLevelType w:val="hybridMultilevel"/>
+    <w:tmpl w:val="4E36FD28"/>
+    <w:lvl w:ilvl="0" w:tplc="0C0A0001">
+      <w:start w:val="1"/>
+      <w:numFmt w:val="bullet"/>
+      <w:lvlText w:val=""/>
+      <w:lvlJc w:val="left"/>
+      <w:pPr>
+        <w:ind w:left="720" w:hanging="360"/>
+      </w:pPr>
+      <w:rPr>
+        <w:rFonts w:ascii="Symbol" w:hAnsi="Symbol" w:hint="default"/>
+      </w:rPr>
+    </w:lvl>
+    <w:lvl w:ilvl="1" w:tplc="0C0A0003" w:tentative="1">
+      <w:start w:val="1"/>
+      <w:numFmt w:val="bullet"/>
+      <w:lvlText w:val="o"/>
+      <w:lvlJc w:val="left"/>
+      <w:pPr>
+        <w:ind w:left="1440" w:hanging="360"/>
+      </w:pPr>
+      <w:rPr>
+        <w:rFonts w:ascii="Courier New" w:hAnsi="Courier New" w:cs="Courier New" w:hint="default"/>
+      </w:rPr>
+    </w:lvl>
+    <w:lvl w:ilvl="2" w:tplc="0C0A0005" w:tentative="1">
+      <w:start w:val="1"/>
+      <w:numFmt w:val="bullet"/>
+      <w:lvlText w:val=""/>
+      <w:lvlJc w:val="left"/>
+      <w:pPr>
+        <w:ind w:left="2160" w:hanging="360"/>
+      </w:pPr>
+      <w:rPr>
+        <w:rFonts w:ascii="Wingdings" w:hAnsi="Wingdings" w:hint="default"/>
+      </w:rPr>
+    </w:lvl>
+    <w:lvl w:ilvl="3" w:tplc="0C0A0001" w:tentative="1">
+      <w:start w:val="1"/>
+      <w:numFmt w:val="bullet"/>
+      <w:lvlText w:val=""/>
+      <w:lvlJc w:val="left"/>
+      <w:pPr>
+        <w:ind w:left="2880" w:hanging="360"/>
+      </w:pPr>
+      <w:rPr>
+        <w:rFonts w:ascii="Symbol" w:hAnsi="Symbol" w:hint="default"/>
+      </w:rPr>
+    </w:lvl>
+    <w:lvl w:ilvl="4" w:tplc="0C0A0003" w:tentative="1">
+      <w:start w:val="1"/>
+      <w:numFmt w:val="bullet"/>
+      <w:lvlText w:val="o"/>
+      <w:lvlJc w:val="left"/>
+      <w:pPr>
+        <w:ind w:left="3600" w:hanging="360"/>
+      </w:pPr>
+      <w:rPr>
+        <w:rFonts w:ascii="Courier New" w:hAnsi="Courier New" w:cs="Courier New" w:hint="default"/>
+      </w:rPr>
+    </w:lvl>
+    <w:lvl w:ilvl="5" w:tplc="0C0A0005" w:tentative="1">
+      <w:start w:val="1"/>
+      <w:numFmt w:val="bullet"/>
+      <w:lvlText w:val=""/>
+      <w:lvlJc w:val="left"/>
+      <w:pPr>
+        <w:ind w:left="4320" w:hanging="360"/>
+      </w:pPr>
+      <w:rPr>
+        <w:rFonts w:ascii="Wingdings" w:hAnsi="Wingdings" w:hint="default"/>
+      </w:rPr>
+    </w:lvl>
+    <w:lvl w:ilvl="6" w:tplc="0C0A0001" w:tentative="1">
+      <w:start w:val="1"/>
+      <w:numFmt w:val="bullet"/>
+      <w:lvlText w:val=""/>
+      <w:lvlJc w:val="left"/>
+      <w:pPr>
+        <w:ind w:left="5040" w:hanging="360"/>
+      </w:pPr>
+      <w:rPr>
+        <w:rFonts w:ascii="Symbol" w:hAnsi="Symbol" w:hint="default"/>
+      </w:rPr>
+    </w:lvl>
+    <w:lvl w:ilvl="7" w:tplc="0C0A0003" w:tentative="1">
+      <w:start w:val="1"/>
+      <w:numFmt w:val="bullet"/>
+      <w:lvlText w:val="o"/>
+      <w:lvlJc w:val="left"/>
+      <w:pPr>
+        <w:ind w:left="5760" w:hanging="360"/>
+      </w:pPr>
+      <w:rPr>
+        <w:rFonts w:ascii="Courier New" w:hAnsi="Courier New" w:cs="Courier New" w:hint="default"/>
+      </w:rPr>
+    </w:lvl>
+    <w:lvl w:ilvl="8" w:tplc="0C0A0005" w:tentative="1">
+      <w:start w:val="1"/>
+      <w:numFmt w:val="bullet"/>
+      <w:lvlText w:val=""/>
+      <w:lvlJc w:val="left"/>
+      <w:pPr>
+        <w:ind w:left="6480" w:hanging="360"/>
+      </w:pPr>
+      <w:rPr>
+        <w:rFonts w:ascii="Wingdings" w:hAnsi="Wingdings" w:hint="default"/>
+      </w:rPr>
+    </w:lvl>
+  </w:abstractNum>
+  <w:abstractNum w:abstractNumId="5" w15:restartNumberingAfterBreak="0">
     <w:nsid w:val="1CE41378"/>
     <w:multiLevelType w:val="hybridMultilevel"/>
     <w:tmpl w:val="10641F82"/>
@@ -1043,7 +4499,7 @@
       </w:pPr>
     </w:lvl>
   </w:abstractNum>
-  <w:abstractNum w:abstractNumId="1" w15:restartNumberingAfterBreak="0">
+  <w:abstractNum w:abstractNumId="6" w15:restartNumberingAfterBreak="0">
     <w:nsid w:val="1DC36CEF"/>
     <w:multiLevelType w:val="hybridMultilevel"/>
     <w:tmpl w:val="4F141F54"/>
@@ -1133,7 +4589,346 @@
       </w:pPr>
     </w:lvl>
   </w:abstractNum>
-  <w:abstractNum w:abstractNumId="2" w15:restartNumberingAfterBreak="0">
+  <w:abstractNum w:abstractNumId="7" w15:restartNumberingAfterBreak="0">
+    <w:nsid w:val="1E9C0910"/>
+    <w:multiLevelType w:val="hybridMultilevel"/>
+    <w:tmpl w:val="9E303CAC"/>
+    <w:lvl w:ilvl="0" w:tplc="0C0A0001">
+      <w:start w:val="1"/>
+      <w:numFmt w:val="bullet"/>
+      <w:lvlText w:val=""/>
+      <w:lvlJc w:val="left"/>
+      <w:pPr>
+        <w:ind w:left="720" w:hanging="360"/>
+      </w:pPr>
+      <w:rPr>
+        <w:rFonts w:ascii="Symbol" w:hAnsi="Symbol" w:hint="default"/>
+      </w:rPr>
+    </w:lvl>
+    <w:lvl w:ilvl="1" w:tplc="0C0A0003" w:tentative="1">
+      <w:start w:val="1"/>
+      <w:numFmt w:val="bullet"/>
+      <w:lvlText w:val="o"/>
+      <w:lvlJc w:val="left"/>
+      <w:pPr>
+        <w:ind w:left="1440" w:hanging="360"/>
+      </w:pPr>
+      <w:rPr>
+        <w:rFonts w:ascii="Courier New" w:hAnsi="Courier New" w:cs="Courier New" w:hint="default"/>
+      </w:rPr>
+    </w:lvl>
+    <w:lvl w:ilvl="2" w:tplc="0C0A0005" w:tentative="1">
+      <w:start w:val="1"/>
+      <w:numFmt w:val="bullet"/>
+      <w:lvlText w:val=""/>
+      <w:lvlJc w:val="left"/>
+      <w:pPr>
+        <w:ind w:left="2160" w:hanging="360"/>
+      </w:pPr>
+      <w:rPr>
+        <w:rFonts w:ascii="Wingdings" w:hAnsi="Wingdings" w:hint="default"/>
+      </w:rPr>
+    </w:lvl>
+    <w:lvl w:ilvl="3" w:tplc="0C0A0001" w:tentative="1">
+      <w:start w:val="1"/>
+      <w:numFmt w:val="bullet"/>
+      <w:lvlText w:val=""/>
+      <w:lvlJc w:val="left"/>
+      <w:pPr>
+        <w:ind w:left="2880" w:hanging="360"/>
+      </w:pPr>
+      <w:rPr>
+        <w:rFonts w:ascii="Symbol" w:hAnsi="Symbol" w:hint="default"/>
+      </w:rPr>
+    </w:lvl>
+    <w:lvl w:ilvl="4" w:tplc="0C0A0003" w:tentative="1">
+      <w:start w:val="1"/>
+      <w:numFmt w:val="bullet"/>
+      <w:lvlText w:val="o"/>
+      <w:lvlJc w:val="left"/>
+      <w:pPr>
+        <w:ind w:left="3600" w:hanging="360"/>
+      </w:pPr>
+      <w:rPr>
+        <w:rFonts w:ascii="Courier New" w:hAnsi="Courier New" w:cs="Courier New" w:hint="default"/>
+      </w:rPr>
+    </w:lvl>
+    <w:lvl w:ilvl="5" w:tplc="0C0A0005" w:tentative="1">
+      <w:start w:val="1"/>
+      <w:numFmt w:val="bullet"/>
+      <w:lvlText w:val=""/>
+      <w:lvlJc w:val="left"/>
+      <w:pPr>
+        <w:ind w:left="4320" w:hanging="360"/>
+      </w:pPr>
+      <w:rPr>
+        <w:rFonts w:ascii="Wingdings" w:hAnsi="Wingdings" w:hint="default"/>
+      </w:rPr>
+    </w:lvl>
+    <w:lvl w:ilvl="6" w:tplc="0C0A0001" w:tentative="1">
+      <w:start w:val="1"/>
+      <w:numFmt w:val="bullet"/>
+      <w:lvlText w:val=""/>
+      <w:lvlJc w:val="left"/>
+      <w:pPr>
+        <w:ind w:left="5040" w:hanging="360"/>
+      </w:pPr>
+      <w:rPr>
+        <w:rFonts w:ascii="Symbol" w:hAnsi="Symbol" w:hint="default"/>
+      </w:rPr>
+    </w:lvl>
+    <w:lvl w:ilvl="7" w:tplc="0C0A0003" w:tentative="1">
+      <w:start w:val="1"/>
+      <w:numFmt w:val="bullet"/>
+      <w:lvlText w:val="o"/>
+      <w:lvlJc w:val="left"/>
+      <w:pPr>
+        <w:ind w:left="5760" w:hanging="360"/>
+      </w:pPr>
+      <w:rPr>
+        <w:rFonts w:ascii="Courier New" w:hAnsi="Courier New" w:cs="Courier New" w:hint="default"/>
+      </w:rPr>
+    </w:lvl>
+    <w:lvl w:ilvl="8" w:tplc="0C0A0005" w:tentative="1">
+      <w:start w:val="1"/>
+      <w:numFmt w:val="bullet"/>
+      <w:lvlText w:val=""/>
+      <w:lvlJc w:val="left"/>
+      <w:pPr>
+        <w:ind w:left="6480" w:hanging="360"/>
+      </w:pPr>
+      <w:rPr>
+        <w:rFonts w:ascii="Wingdings" w:hAnsi="Wingdings" w:hint="default"/>
+      </w:rPr>
+    </w:lvl>
+  </w:abstractNum>
+  <w:abstractNum w:abstractNumId="8" w15:restartNumberingAfterBreak="0">
+    <w:nsid w:val="22E14535"/>
+    <w:multiLevelType w:val="hybridMultilevel"/>
+    <w:tmpl w:val="975E83A6"/>
+    <w:lvl w:ilvl="0" w:tplc="671C0C56">
+      <w:start w:val="2"/>
+      <w:numFmt w:val="bullet"/>
+      <w:lvlText w:val="-"/>
+      <w:lvlJc w:val="left"/>
+      <w:pPr>
+        <w:ind w:left="1440" w:hanging="360"/>
+      </w:pPr>
+      <w:rPr>
+        <w:rFonts w:ascii="Aptos" w:eastAsiaTheme="minorHAnsi" w:hAnsi="Aptos" w:cstheme="minorBidi" w:hint="default"/>
+      </w:rPr>
+    </w:lvl>
+    <w:lvl w:ilvl="1" w:tplc="0C0A0003" w:tentative="1">
+      <w:start w:val="1"/>
+      <w:numFmt w:val="bullet"/>
+      <w:lvlText w:val="o"/>
+      <w:lvlJc w:val="left"/>
+      <w:pPr>
+        <w:ind w:left="2160" w:hanging="360"/>
+      </w:pPr>
+      <w:rPr>
+        <w:rFonts w:ascii="Courier New" w:hAnsi="Courier New" w:cs="Courier New" w:hint="default"/>
+      </w:rPr>
+    </w:lvl>
+    <w:lvl w:ilvl="2" w:tplc="0C0A0005" w:tentative="1">
+      <w:start w:val="1"/>
+      <w:numFmt w:val="bullet"/>
+      <w:lvlText w:val=""/>
+      <w:lvlJc w:val="left"/>
+      <w:pPr>
+        <w:ind w:left="2880" w:hanging="360"/>
+      </w:pPr>
+      <w:rPr>
+        <w:rFonts w:ascii="Wingdings" w:hAnsi="Wingdings" w:hint="default"/>
+      </w:rPr>
+    </w:lvl>
+    <w:lvl w:ilvl="3" w:tplc="0C0A0001" w:tentative="1">
+      <w:start w:val="1"/>
+      <w:numFmt w:val="bullet"/>
+      <w:lvlText w:val=""/>
+      <w:lvlJc w:val="left"/>
+      <w:pPr>
+        <w:ind w:left="3600" w:hanging="360"/>
+      </w:pPr>
+      <w:rPr>
+        <w:rFonts w:ascii="Symbol" w:hAnsi="Symbol" w:hint="default"/>
+      </w:rPr>
+    </w:lvl>
+    <w:lvl w:ilvl="4" w:tplc="0C0A0003" w:tentative="1">
+      <w:start w:val="1"/>
+      <w:numFmt w:val="bullet"/>
+      <w:lvlText w:val="o"/>
+      <w:lvlJc w:val="left"/>
+      <w:pPr>
+        <w:ind w:left="4320" w:hanging="360"/>
+      </w:pPr>
+      <w:rPr>
+        <w:rFonts w:ascii="Courier New" w:hAnsi="Courier New" w:cs="Courier New" w:hint="default"/>
+      </w:rPr>
+    </w:lvl>
+    <w:lvl w:ilvl="5" w:tplc="0C0A0005" w:tentative="1">
+      <w:start w:val="1"/>
+      <w:numFmt w:val="bullet"/>
+      <w:lvlText w:val=""/>
+      <w:lvlJc w:val="left"/>
+      <w:pPr>
+        <w:ind w:left="5040" w:hanging="360"/>
+      </w:pPr>
+      <w:rPr>
+        <w:rFonts w:ascii="Wingdings" w:hAnsi="Wingdings" w:hint="default"/>
+      </w:rPr>
+    </w:lvl>
+    <w:lvl w:ilvl="6" w:tplc="0C0A0001" w:tentative="1">
+      <w:start w:val="1"/>
+      <w:numFmt w:val="bullet"/>
+      <w:lvlText w:val=""/>
+      <w:lvlJc w:val="left"/>
+      <w:pPr>
+        <w:ind w:left="5760" w:hanging="360"/>
+      </w:pPr>
+      <w:rPr>
+        <w:rFonts w:ascii="Symbol" w:hAnsi="Symbol" w:hint="default"/>
+      </w:rPr>
+    </w:lvl>
+    <w:lvl w:ilvl="7" w:tplc="0C0A0003" w:tentative="1">
+      <w:start w:val="1"/>
+      <w:numFmt w:val="bullet"/>
+      <w:lvlText w:val="o"/>
+      <w:lvlJc w:val="left"/>
+      <w:pPr>
+        <w:ind w:left="6480" w:hanging="360"/>
+      </w:pPr>
+      <w:rPr>
+        <w:rFonts w:ascii="Courier New" w:hAnsi="Courier New" w:cs="Courier New" w:hint="default"/>
+      </w:rPr>
+    </w:lvl>
+    <w:lvl w:ilvl="8" w:tplc="0C0A0005" w:tentative="1">
+      <w:start w:val="1"/>
+      <w:numFmt w:val="bullet"/>
+      <w:lvlText w:val=""/>
+      <w:lvlJc w:val="left"/>
+      <w:pPr>
+        <w:ind w:left="7200" w:hanging="360"/>
+      </w:pPr>
+      <w:rPr>
+        <w:rFonts w:ascii="Wingdings" w:hAnsi="Wingdings" w:hint="default"/>
+      </w:rPr>
+    </w:lvl>
+  </w:abstractNum>
+  <w:abstractNum w:abstractNumId="9" w15:restartNumberingAfterBreak="0">
+    <w:nsid w:val="240046F3"/>
+    <w:multiLevelType w:val="hybridMultilevel"/>
+    <w:tmpl w:val="33ACBC6C"/>
+    <w:lvl w:ilvl="0" w:tplc="0C0A0001">
+      <w:start w:val="1"/>
+      <w:numFmt w:val="bullet"/>
+      <w:lvlText w:val=""/>
+      <w:lvlJc w:val="left"/>
+      <w:pPr>
+        <w:ind w:left="720" w:hanging="360"/>
+      </w:pPr>
+      <w:rPr>
+        <w:rFonts w:ascii="Symbol" w:hAnsi="Symbol" w:hint="default"/>
+      </w:rPr>
+    </w:lvl>
+    <w:lvl w:ilvl="1" w:tplc="0C0A0003" w:tentative="1">
+      <w:start w:val="1"/>
+      <w:numFmt w:val="bullet"/>
+      <w:lvlText w:val="o"/>
+      <w:lvlJc w:val="left"/>
+      <w:pPr>
+        <w:ind w:left="1440" w:hanging="360"/>
+      </w:pPr>
+      <w:rPr>
+        <w:rFonts w:ascii="Courier New" w:hAnsi="Courier New" w:cs="Courier New" w:hint="default"/>
+      </w:rPr>
+    </w:lvl>
+    <w:lvl w:ilvl="2" w:tplc="0C0A0005" w:tentative="1">
+      <w:start w:val="1"/>
+      <w:numFmt w:val="bullet"/>
+      <w:lvlText w:val=""/>
+      <w:lvlJc w:val="left"/>
+      <w:pPr>
+        <w:ind w:left="2160" w:hanging="360"/>
+      </w:pPr>
+      <w:rPr>
+        <w:rFonts w:ascii="Wingdings" w:hAnsi="Wingdings" w:hint="default"/>
+      </w:rPr>
+    </w:lvl>
+    <w:lvl w:ilvl="3" w:tplc="0C0A0001" w:tentative="1">
+      <w:start w:val="1"/>
+      <w:numFmt w:val="bullet"/>
+      <w:lvlText w:val=""/>
+      <w:lvlJc w:val="left"/>
+      <w:pPr>
+        <w:ind w:left="2880" w:hanging="360"/>
+      </w:pPr>
+      <w:rPr>
+        <w:rFonts w:ascii="Symbol" w:hAnsi="Symbol" w:hint="default"/>
+      </w:rPr>
+    </w:lvl>
+    <w:lvl w:ilvl="4" w:tplc="0C0A0003" w:tentative="1">
+      <w:start w:val="1"/>
+      <w:numFmt w:val="bullet"/>
+      <w:lvlText w:val="o"/>
+      <w:lvlJc w:val="left"/>
+      <w:pPr>
+        <w:ind w:left="3600" w:hanging="360"/>
+      </w:pPr>
+      <w:rPr>
+        <w:rFonts w:ascii="Courier New" w:hAnsi="Courier New" w:cs="Courier New" w:hint="default"/>
+      </w:rPr>
+    </w:lvl>
+    <w:lvl w:ilvl="5" w:tplc="0C0A0005" w:tentative="1">
+      <w:start w:val="1"/>
+      <w:numFmt w:val="bullet"/>
+      <w:lvlText w:val=""/>
+      <w:lvlJc w:val="left"/>
+      <w:pPr>
+        <w:ind w:left="4320" w:hanging="360"/>
+      </w:pPr>
+      <w:rPr>
+        <w:rFonts w:ascii="Wingdings" w:hAnsi="Wingdings" w:hint="default"/>
+      </w:rPr>
+    </w:lvl>
+    <w:lvl w:ilvl="6" w:tplc="0C0A0001" w:tentative="1">
+      <w:start w:val="1"/>
+      <w:numFmt w:val="bullet"/>
+      <w:lvlText w:val=""/>
+      <w:lvlJc w:val="left"/>
+      <w:pPr>
+        <w:ind w:left="5040" w:hanging="360"/>
+      </w:pPr>
+      <w:rPr>
+        <w:rFonts w:ascii="Symbol" w:hAnsi="Symbol" w:hint="default"/>
+      </w:rPr>
+    </w:lvl>
+    <w:lvl w:ilvl="7" w:tplc="0C0A0003" w:tentative="1">
+      <w:start w:val="1"/>
+      <w:numFmt w:val="bullet"/>
+      <w:lvlText w:val="o"/>
+      <w:lvlJc w:val="left"/>
+      <w:pPr>
+        <w:ind w:left="5760" w:hanging="360"/>
+      </w:pPr>
+      <w:rPr>
+        <w:rFonts w:ascii="Courier New" w:hAnsi="Courier New" w:cs="Courier New" w:hint="default"/>
+      </w:rPr>
+    </w:lvl>
+    <w:lvl w:ilvl="8" w:tplc="0C0A0005" w:tentative="1">
+      <w:start w:val="1"/>
+      <w:numFmt w:val="bullet"/>
+      <w:lvlText w:val=""/>
+      <w:lvlJc w:val="left"/>
+      <w:pPr>
+        <w:ind w:left="6480" w:hanging="360"/>
+      </w:pPr>
+      <w:rPr>
+        <w:rFonts w:ascii="Wingdings" w:hAnsi="Wingdings" w:hint="default"/>
+      </w:rPr>
+    </w:lvl>
+  </w:abstractNum>
+  <w:abstractNum w:abstractNumId="10" w15:restartNumberingAfterBreak="0">
     <w:nsid w:val="25B842AD"/>
     <w:multiLevelType w:val="hybridMultilevel"/>
     <w:tmpl w:val="9356F0C6"/>
@@ -1222,7 +5017,346 @@
       </w:pPr>
     </w:lvl>
   </w:abstractNum>
-  <w:abstractNum w:abstractNumId="3" w15:restartNumberingAfterBreak="0">
+  <w:abstractNum w:abstractNumId="11" w15:restartNumberingAfterBreak="0">
+    <w:nsid w:val="27CD232A"/>
+    <w:multiLevelType w:val="hybridMultilevel"/>
+    <w:tmpl w:val="7AD84328"/>
+    <w:lvl w:ilvl="0" w:tplc="0C0A0001">
+      <w:start w:val="1"/>
+      <w:numFmt w:val="bullet"/>
+      <w:lvlText w:val=""/>
+      <w:lvlJc w:val="left"/>
+      <w:pPr>
+        <w:ind w:left="720" w:hanging="360"/>
+      </w:pPr>
+      <w:rPr>
+        <w:rFonts w:ascii="Symbol" w:hAnsi="Symbol" w:hint="default"/>
+      </w:rPr>
+    </w:lvl>
+    <w:lvl w:ilvl="1" w:tplc="0C0A0003" w:tentative="1">
+      <w:start w:val="1"/>
+      <w:numFmt w:val="bullet"/>
+      <w:lvlText w:val="o"/>
+      <w:lvlJc w:val="left"/>
+      <w:pPr>
+        <w:ind w:left="1440" w:hanging="360"/>
+      </w:pPr>
+      <w:rPr>
+        <w:rFonts w:ascii="Courier New" w:hAnsi="Courier New" w:cs="Courier New" w:hint="default"/>
+      </w:rPr>
+    </w:lvl>
+    <w:lvl w:ilvl="2" w:tplc="0C0A0005" w:tentative="1">
+      <w:start w:val="1"/>
+      <w:numFmt w:val="bullet"/>
+      <w:lvlText w:val=""/>
+      <w:lvlJc w:val="left"/>
+      <w:pPr>
+        <w:ind w:left="2160" w:hanging="360"/>
+      </w:pPr>
+      <w:rPr>
+        <w:rFonts w:ascii="Wingdings" w:hAnsi="Wingdings" w:hint="default"/>
+      </w:rPr>
+    </w:lvl>
+    <w:lvl w:ilvl="3" w:tplc="0C0A0001" w:tentative="1">
+      <w:start w:val="1"/>
+      <w:numFmt w:val="bullet"/>
+      <w:lvlText w:val=""/>
+      <w:lvlJc w:val="left"/>
+      <w:pPr>
+        <w:ind w:left="2880" w:hanging="360"/>
+      </w:pPr>
+      <w:rPr>
+        <w:rFonts w:ascii="Symbol" w:hAnsi="Symbol" w:hint="default"/>
+      </w:rPr>
+    </w:lvl>
+    <w:lvl w:ilvl="4" w:tplc="0C0A0003" w:tentative="1">
+      <w:start w:val="1"/>
+      <w:numFmt w:val="bullet"/>
+      <w:lvlText w:val="o"/>
+      <w:lvlJc w:val="left"/>
+      <w:pPr>
+        <w:ind w:left="3600" w:hanging="360"/>
+      </w:pPr>
+      <w:rPr>
+        <w:rFonts w:ascii="Courier New" w:hAnsi="Courier New" w:cs="Courier New" w:hint="default"/>
+      </w:rPr>
+    </w:lvl>
+    <w:lvl w:ilvl="5" w:tplc="0C0A0005" w:tentative="1">
+      <w:start w:val="1"/>
+      <w:numFmt w:val="bullet"/>
+      <w:lvlText w:val=""/>
+      <w:lvlJc w:val="left"/>
+      <w:pPr>
+        <w:ind w:left="4320" w:hanging="360"/>
+      </w:pPr>
+      <w:rPr>
+        <w:rFonts w:ascii="Wingdings" w:hAnsi="Wingdings" w:hint="default"/>
+      </w:rPr>
+    </w:lvl>
+    <w:lvl w:ilvl="6" w:tplc="0C0A0001" w:tentative="1">
+      <w:start w:val="1"/>
+      <w:numFmt w:val="bullet"/>
+      <w:lvlText w:val=""/>
+      <w:lvlJc w:val="left"/>
+      <w:pPr>
+        <w:ind w:left="5040" w:hanging="360"/>
+      </w:pPr>
+      <w:rPr>
+        <w:rFonts w:ascii="Symbol" w:hAnsi="Symbol" w:hint="default"/>
+      </w:rPr>
+    </w:lvl>
+    <w:lvl w:ilvl="7" w:tplc="0C0A0003" w:tentative="1">
+      <w:start w:val="1"/>
+      <w:numFmt w:val="bullet"/>
+      <w:lvlText w:val="o"/>
+      <w:lvlJc w:val="left"/>
+      <w:pPr>
+        <w:ind w:left="5760" w:hanging="360"/>
+      </w:pPr>
+      <w:rPr>
+        <w:rFonts w:ascii="Courier New" w:hAnsi="Courier New" w:cs="Courier New" w:hint="default"/>
+      </w:rPr>
+    </w:lvl>
+    <w:lvl w:ilvl="8" w:tplc="0C0A0005" w:tentative="1">
+      <w:start w:val="1"/>
+      <w:numFmt w:val="bullet"/>
+      <w:lvlText w:val=""/>
+      <w:lvlJc w:val="left"/>
+      <w:pPr>
+        <w:ind w:left="6480" w:hanging="360"/>
+      </w:pPr>
+      <w:rPr>
+        <w:rFonts w:ascii="Wingdings" w:hAnsi="Wingdings" w:hint="default"/>
+      </w:rPr>
+    </w:lvl>
+  </w:abstractNum>
+  <w:abstractNum w:abstractNumId="12" w15:restartNumberingAfterBreak="0">
+    <w:nsid w:val="2CE03866"/>
+    <w:multiLevelType w:val="hybridMultilevel"/>
+    <w:tmpl w:val="BAB092C6"/>
+    <w:lvl w:ilvl="0" w:tplc="69322084">
+      <w:start w:val="1"/>
+      <w:numFmt w:val="bullet"/>
+      <w:lvlText w:val="-"/>
+      <w:lvlJc w:val="left"/>
+      <w:pPr>
+        <w:ind w:left="720" w:hanging="360"/>
+      </w:pPr>
+      <w:rPr>
+        <w:rFonts w:ascii="Aptos" w:eastAsiaTheme="minorHAnsi" w:hAnsi="Aptos" w:cstheme="minorBidi" w:hint="default"/>
+      </w:rPr>
+    </w:lvl>
+    <w:lvl w:ilvl="1" w:tplc="0C0A0003" w:tentative="1">
+      <w:start w:val="1"/>
+      <w:numFmt w:val="bullet"/>
+      <w:lvlText w:val="o"/>
+      <w:lvlJc w:val="left"/>
+      <w:pPr>
+        <w:ind w:left="1440" w:hanging="360"/>
+      </w:pPr>
+      <w:rPr>
+        <w:rFonts w:ascii="Courier New" w:hAnsi="Courier New" w:cs="Courier New" w:hint="default"/>
+      </w:rPr>
+    </w:lvl>
+    <w:lvl w:ilvl="2" w:tplc="0C0A0005" w:tentative="1">
+      <w:start w:val="1"/>
+      <w:numFmt w:val="bullet"/>
+      <w:lvlText w:val=""/>
+      <w:lvlJc w:val="left"/>
+      <w:pPr>
+        <w:ind w:left="2160" w:hanging="360"/>
+      </w:pPr>
+      <w:rPr>
+        <w:rFonts w:ascii="Wingdings" w:hAnsi="Wingdings" w:hint="default"/>
+      </w:rPr>
+    </w:lvl>
+    <w:lvl w:ilvl="3" w:tplc="0C0A0001" w:tentative="1">
+      <w:start w:val="1"/>
+      <w:numFmt w:val="bullet"/>
+      <w:lvlText w:val=""/>
+      <w:lvlJc w:val="left"/>
+      <w:pPr>
+        <w:ind w:left="2880" w:hanging="360"/>
+      </w:pPr>
+      <w:rPr>
+        <w:rFonts w:ascii="Symbol" w:hAnsi="Symbol" w:hint="default"/>
+      </w:rPr>
+    </w:lvl>
+    <w:lvl w:ilvl="4" w:tplc="0C0A0003" w:tentative="1">
+      <w:start w:val="1"/>
+      <w:numFmt w:val="bullet"/>
+      <w:lvlText w:val="o"/>
+      <w:lvlJc w:val="left"/>
+      <w:pPr>
+        <w:ind w:left="3600" w:hanging="360"/>
+      </w:pPr>
+      <w:rPr>
+        <w:rFonts w:ascii="Courier New" w:hAnsi="Courier New" w:cs="Courier New" w:hint="default"/>
+      </w:rPr>
+    </w:lvl>
+    <w:lvl w:ilvl="5" w:tplc="0C0A0005" w:tentative="1">
+      <w:start w:val="1"/>
+      <w:numFmt w:val="bullet"/>
+      <w:lvlText w:val=""/>
+      <w:lvlJc w:val="left"/>
+      <w:pPr>
+        <w:ind w:left="4320" w:hanging="360"/>
+      </w:pPr>
+      <w:rPr>
+        <w:rFonts w:ascii="Wingdings" w:hAnsi="Wingdings" w:hint="default"/>
+      </w:rPr>
+    </w:lvl>
+    <w:lvl w:ilvl="6" w:tplc="0C0A0001" w:tentative="1">
+      <w:start w:val="1"/>
+      <w:numFmt w:val="bullet"/>
+      <w:lvlText w:val=""/>
+      <w:lvlJc w:val="left"/>
+      <w:pPr>
+        <w:ind w:left="5040" w:hanging="360"/>
+      </w:pPr>
+      <w:rPr>
+        <w:rFonts w:ascii="Symbol" w:hAnsi="Symbol" w:hint="default"/>
+      </w:rPr>
+    </w:lvl>
+    <w:lvl w:ilvl="7" w:tplc="0C0A0003" w:tentative="1">
+      <w:start w:val="1"/>
+      <w:numFmt w:val="bullet"/>
+      <w:lvlText w:val="o"/>
+      <w:lvlJc w:val="left"/>
+      <w:pPr>
+        <w:ind w:left="5760" w:hanging="360"/>
+      </w:pPr>
+      <w:rPr>
+        <w:rFonts w:ascii="Courier New" w:hAnsi="Courier New" w:cs="Courier New" w:hint="default"/>
+      </w:rPr>
+    </w:lvl>
+    <w:lvl w:ilvl="8" w:tplc="0C0A0005" w:tentative="1">
+      <w:start w:val="1"/>
+      <w:numFmt w:val="bullet"/>
+      <w:lvlText w:val=""/>
+      <w:lvlJc w:val="left"/>
+      <w:pPr>
+        <w:ind w:left="6480" w:hanging="360"/>
+      </w:pPr>
+      <w:rPr>
+        <w:rFonts w:ascii="Wingdings" w:hAnsi="Wingdings" w:hint="default"/>
+      </w:rPr>
+    </w:lvl>
+  </w:abstractNum>
+  <w:abstractNum w:abstractNumId="13" w15:restartNumberingAfterBreak="0">
+    <w:nsid w:val="3014379A"/>
+    <w:multiLevelType w:val="hybridMultilevel"/>
+    <w:tmpl w:val="98184958"/>
+    <w:lvl w:ilvl="0" w:tplc="671C0C56">
+      <w:start w:val="2"/>
+      <w:numFmt w:val="bullet"/>
+      <w:lvlText w:val="-"/>
+      <w:lvlJc w:val="left"/>
+      <w:pPr>
+        <w:ind w:left="1440" w:hanging="360"/>
+      </w:pPr>
+      <w:rPr>
+        <w:rFonts w:ascii="Aptos" w:eastAsiaTheme="minorHAnsi" w:hAnsi="Aptos" w:cstheme="minorBidi" w:hint="default"/>
+      </w:rPr>
+    </w:lvl>
+    <w:lvl w:ilvl="1" w:tplc="0C0A0003" w:tentative="1">
+      <w:start w:val="1"/>
+      <w:numFmt w:val="bullet"/>
+      <w:lvlText w:val="o"/>
+      <w:lvlJc w:val="left"/>
+      <w:pPr>
+        <w:ind w:left="2160" w:hanging="360"/>
+      </w:pPr>
+      <w:rPr>
+        <w:rFonts w:ascii="Courier New" w:hAnsi="Courier New" w:cs="Courier New" w:hint="default"/>
+      </w:rPr>
+    </w:lvl>
+    <w:lvl w:ilvl="2" w:tplc="0C0A0005" w:tentative="1">
+      <w:start w:val="1"/>
+      <w:numFmt w:val="bullet"/>
+      <w:lvlText w:val=""/>
+      <w:lvlJc w:val="left"/>
+      <w:pPr>
+        <w:ind w:left="2880" w:hanging="360"/>
+      </w:pPr>
+      <w:rPr>
+        <w:rFonts w:ascii="Wingdings" w:hAnsi="Wingdings" w:hint="default"/>
+      </w:rPr>
+    </w:lvl>
+    <w:lvl w:ilvl="3" w:tplc="0C0A0001" w:tentative="1">
+      <w:start w:val="1"/>
+      <w:numFmt w:val="bullet"/>
+      <w:lvlText w:val=""/>
+      <w:lvlJc w:val="left"/>
+      <w:pPr>
+        <w:ind w:left="3600" w:hanging="360"/>
+      </w:pPr>
+      <w:rPr>
+        <w:rFonts w:ascii="Symbol" w:hAnsi="Symbol" w:hint="default"/>
+      </w:rPr>
+    </w:lvl>
+    <w:lvl w:ilvl="4" w:tplc="0C0A0003" w:tentative="1">
+      <w:start w:val="1"/>
+      <w:numFmt w:val="bullet"/>
+      <w:lvlText w:val="o"/>
+      <w:lvlJc w:val="left"/>
+      <w:pPr>
+        <w:ind w:left="4320" w:hanging="360"/>
+      </w:pPr>
+      <w:rPr>
+        <w:rFonts w:ascii="Courier New" w:hAnsi="Courier New" w:cs="Courier New" w:hint="default"/>
+      </w:rPr>
+    </w:lvl>
+    <w:lvl w:ilvl="5" w:tplc="0C0A0005" w:tentative="1">
+      <w:start w:val="1"/>
+      <w:numFmt w:val="bullet"/>
+      <w:lvlText w:val=""/>
+      <w:lvlJc w:val="left"/>
+      <w:pPr>
+        <w:ind w:left="5040" w:hanging="360"/>
+      </w:pPr>
+      <w:rPr>
+        <w:rFonts w:ascii="Wingdings" w:hAnsi="Wingdings" w:hint="default"/>
+      </w:rPr>
+    </w:lvl>
+    <w:lvl w:ilvl="6" w:tplc="0C0A0001" w:tentative="1">
+      <w:start w:val="1"/>
+      <w:numFmt w:val="bullet"/>
+      <w:lvlText w:val=""/>
+      <w:lvlJc w:val="left"/>
+      <w:pPr>
+        <w:ind w:left="5760" w:hanging="360"/>
+      </w:pPr>
+      <w:rPr>
+        <w:rFonts w:ascii="Symbol" w:hAnsi="Symbol" w:hint="default"/>
+      </w:rPr>
+    </w:lvl>
+    <w:lvl w:ilvl="7" w:tplc="0C0A0003" w:tentative="1">
+      <w:start w:val="1"/>
+      <w:numFmt w:val="bullet"/>
+      <w:lvlText w:val="o"/>
+      <w:lvlJc w:val="left"/>
+      <w:pPr>
+        <w:ind w:left="6480" w:hanging="360"/>
+      </w:pPr>
+      <w:rPr>
+        <w:rFonts w:ascii="Courier New" w:hAnsi="Courier New" w:cs="Courier New" w:hint="default"/>
+      </w:rPr>
+    </w:lvl>
+    <w:lvl w:ilvl="8" w:tplc="0C0A0005" w:tentative="1">
+      <w:start w:val="1"/>
+      <w:numFmt w:val="bullet"/>
+      <w:lvlText w:val=""/>
+      <w:lvlJc w:val="left"/>
+      <w:pPr>
+        <w:ind w:left="7200" w:hanging="360"/>
+      </w:pPr>
+      <w:rPr>
+        <w:rFonts w:ascii="Wingdings" w:hAnsi="Wingdings" w:hint="default"/>
+      </w:rPr>
+    </w:lvl>
+  </w:abstractNum>
+  <w:abstractNum w:abstractNumId="14" w15:restartNumberingAfterBreak="0">
     <w:nsid w:val="324C4970"/>
     <w:multiLevelType w:val="hybridMultilevel"/>
     <w:tmpl w:val="452865E2"/>
@@ -1312,7 +5446,242 @@
       </w:pPr>
     </w:lvl>
   </w:abstractNum>
-  <w:abstractNum w:abstractNumId="4" w15:restartNumberingAfterBreak="0">
+  <w:abstractNum w:abstractNumId="15" w15:restartNumberingAfterBreak="0">
+    <w:nsid w:val="37795CDF"/>
+    <w:multiLevelType w:val="hybridMultilevel"/>
+    <w:tmpl w:val="ACEECB3A"/>
+    <w:lvl w:ilvl="0" w:tplc="671C0C56">
+      <w:start w:val="2"/>
+      <w:numFmt w:val="bullet"/>
+      <w:lvlText w:val="-"/>
+      <w:lvlJc w:val="left"/>
+      <w:pPr>
+        <w:ind w:left="720" w:hanging="360"/>
+      </w:pPr>
+      <w:rPr>
+        <w:rFonts w:ascii="Aptos" w:eastAsiaTheme="minorHAnsi" w:hAnsi="Aptos" w:cstheme="minorBidi" w:hint="default"/>
+      </w:rPr>
+    </w:lvl>
+    <w:lvl w:ilvl="1" w:tplc="0C0A0003" w:tentative="1">
+      <w:start w:val="1"/>
+      <w:numFmt w:val="bullet"/>
+      <w:lvlText w:val="o"/>
+      <w:lvlJc w:val="left"/>
+      <w:pPr>
+        <w:ind w:left="1440" w:hanging="360"/>
+      </w:pPr>
+      <w:rPr>
+        <w:rFonts w:ascii="Courier New" w:hAnsi="Courier New" w:cs="Courier New" w:hint="default"/>
+      </w:rPr>
+    </w:lvl>
+    <w:lvl w:ilvl="2" w:tplc="0C0A0005" w:tentative="1">
+      <w:start w:val="1"/>
+      <w:numFmt w:val="bullet"/>
+      <w:lvlText w:val=""/>
+      <w:lvlJc w:val="left"/>
+      <w:pPr>
+        <w:ind w:left="2160" w:hanging="360"/>
+      </w:pPr>
+      <w:rPr>
+        <w:rFonts w:ascii="Wingdings" w:hAnsi="Wingdings" w:hint="default"/>
+      </w:rPr>
+    </w:lvl>
+    <w:lvl w:ilvl="3" w:tplc="0C0A0001" w:tentative="1">
+      <w:start w:val="1"/>
+      <w:numFmt w:val="bullet"/>
+      <w:lvlText w:val=""/>
+      <w:lvlJc w:val="left"/>
+      <w:pPr>
+        <w:ind w:left="2880" w:hanging="360"/>
+      </w:pPr>
+      <w:rPr>
+        <w:rFonts w:ascii="Symbol" w:hAnsi="Symbol" w:hint="default"/>
+      </w:rPr>
+    </w:lvl>
+    <w:lvl w:ilvl="4" w:tplc="0C0A0003" w:tentative="1">
+      <w:start w:val="1"/>
+      <w:numFmt w:val="bullet"/>
+      <w:lvlText w:val="o"/>
+      <w:lvlJc w:val="left"/>
+      <w:pPr>
+        <w:ind w:left="3600" w:hanging="360"/>
+      </w:pPr>
+      <w:rPr>
+        <w:rFonts w:ascii="Courier New" w:hAnsi="Courier New" w:cs="Courier New" w:hint="default"/>
+      </w:rPr>
+    </w:lvl>
+    <w:lvl w:ilvl="5" w:tplc="0C0A0005" w:tentative="1">
+      <w:start w:val="1"/>
+      <w:numFmt w:val="bullet"/>
+      <w:lvlText w:val=""/>
+      <w:lvlJc w:val="left"/>
+      <w:pPr>
+        <w:ind w:left="4320" w:hanging="360"/>
+      </w:pPr>
+      <w:rPr>
+        <w:rFonts w:ascii="Wingdings" w:hAnsi="Wingdings" w:hint="default"/>
+      </w:rPr>
+    </w:lvl>
+    <w:lvl w:ilvl="6" w:tplc="0C0A0001" w:tentative="1">
+      <w:start w:val="1"/>
+      <w:numFmt w:val="bullet"/>
+      <w:lvlText w:val=""/>
+      <w:lvlJc w:val="left"/>
+      <w:pPr>
+        <w:ind w:left="5040" w:hanging="360"/>
+      </w:pPr>
+      <w:rPr>
+        <w:rFonts w:ascii="Symbol" w:hAnsi="Symbol" w:hint="default"/>
+      </w:rPr>
+    </w:lvl>
+    <w:lvl w:ilvl="7" w:tplc="0C0A0003" w:tentative="1">
+      <w:start w:val="1"/>
+      <w:numFmt w:val="bullet"/>
+      <w:lvlText w:val="o"/>
+      <w:lvlJc w:val="left"/>
+      <w:pPr>
+        <w:ind w:left="5760" w:hanging="360"/>
+      </w:pPr>
+      <w:rPr>
+        <w:rFonts w:ascii="Courier New" w:hAnsi="Courier New" w:cs="Courier New" w:hint="default"/>
+      </w:rPr>
+    </w:lvl>
+    <w:lvl w:ilvl="8" w:tplc="0C0A0005" w:tentative="1">
+      <w:start w:val="1"/>
+      <w:numFmt w:val="bullet"/>
+      <w:lvlText w:val=""/>
+      <w:lvlJc w:val="left"/>
+      <w:pPr>
+        <w:ind w:left="6480" w:hanging="360"/>
+      </w:pPr>
+      <w:rPr>
+        <w:rFonts w:ascii="Wingdings" w:hAnsi="Wingdings" w:hint="default"/>
+      </w:rPr>
+    </w:lvl>
+  </w:abstractNum>
+  <w:abstractNum w:abstractNumId="16" w15:restartNumberingAfterBreak="0">
+    <w:nsid w:val="3DA40373"/>
+    <w:multiLevelType w:val="multilevel"/>
+    <w:tmpl w:val="EBE66576"/>
+    <w:lvl w:ilvl="0">
+      <w:start w:val="1"/>
+      <w:numFmt w:val="decimal"/>
+      <w:lvlText w:val="%1."/>
+      <w:lvlJc w:val="left"/>
+      <w:pPr>
+        <w:ind w:left="720" w:hanging="360"/>
+      </w:pPr>
+      <w:rPr>
+        <w:rFonts w:hint="default"/>
+      </w:rPr>
+    </w:lvl>
+    <w:lvl w:ilvl="1">
+      <w:start w:val="1"/>
+      <w:numFmt w:val="decimal"/>
+      <w:isLgl/>
+      <w:lvlText w:val="%1.%2."/>
+      <w:lvlJc w:val="left"/>
+      <w:pPr>
+        <w:ind w:left="1080" w:hanging="720"/>
+      </w:pPr>
+      <w:rPr>
+        <w:rFonts w:hint="default"/>
+      </w:rPr>
+    </w:lvl>
+    <w:lvl w:ilvl="2">
+      <w:start w:val="1"/>
+      <w:numFmt w:val="decimal"/>
+      <w:pStyle w:val="Ttulo3"/>
+      <w:isLgl/>
+      <w:lvlText w:val="%1.%2.%3."/>
+      <w:lvlJc w:val="left"/>
+      <w:pPr>
+        <w:ind w:left="1080" w:hanging="720"/>
+      </w:pPr>
+      <w:rPr>
+        <w:rFonts w:hint="default"/>
+      </w:rPr>
+    </w:lvl>
+    <w:lvl w:ilvl="3">
+      <w:start w:val="1"/>
+      <w:numFmt w:val="decimal"/>
+      <w:isLgl/>
+      <w:lvlText w:val="%1.%2.%3.%4."/>
+      <w:lvlJc w:val="left"/>
+      <w:pPr>
+        <w:ind w:left="1440" w:hanging="1080"/>
+      </w:pPr>
+      <w:rPr>
+        <w:rFonts w:hint="default"/>
+      </w:rPr>
+    </w:lvl>
+    <w:lvl w:ilvl="4">
+      <w:start w:val="1"/>
+      <w:numFmt w:val="decimal"/>
+      <w:isLgl/>
+      <w:lvlText w:val="%1.%2.%3.%4.%5."/>
+      <w:lvlJc w:val="left"/>
+      <w:pPr>
+        <w:ind w:left="1440" w:hanging="1080"/>
+      </w:pPr>
+      <w:rPr>
+        <w:rFonts w:hint="default"/>
+      </w:rPr>
+    </w:lvl>
+    <w:lvl w:ilvl="5">
+      <w:start w:val="1"/>
+      <w:numFmt w:val="decimal"/>
+      <w:isLgl/>
+      <w:lvlText w:val="%1.%2.%3.%4.%5.%6."/>
+      <w:lvlJc w:val="left"/>
+      <w:pPr>
+        <w:ind w:left="1800" w:hanging="1440"/>
+      </w:pPr>
+      <w:rPr>
+        <w:rFonts w:hint="default"/>
+      </w:rPr>
+    </w:lvl>
+    <w:lvl w:ilvl="6">
+      <w:start w:val="1"/>
+      <w:numFmt w:val="decimal"/>
+      <w:isLgl/>
+      <w:lvlText w:val="%1.%2.%3.%4.%5.%6.%7."/>
+      <w:lvlJc w:val="left"/>
+      <w:pPr>
+        <w:ind w:left="1800" w:hanging="1440"/>
+      </w:pPr>
+      <w:rPr>
+        <w:rFonts w:hint="default"/>
+      </w:rPr>
+    </w:lvl>
+    <w:lvl w:ilvl="7">
+      <w:start w:val="1"/>
+      <w:numFmt w:val="decimal"/>
+      <w:isLgl/>
+      <w:lvlText w:val="%1.%2.%3.%4.%5.%6.%7.%8."/>
+      <w:lvlJc w:val="left"/>
+      <w:pPr>
+        <w:ind w:left="2160" w:hanging="1800"/>
+      </w:pPr>
+      <w:rPr>
+        <w:rFonts w:hint="default"/>
+      </w:rPr>
+    </w:lvl>
+    <w:lvl w:ilvl="8">
+      <w:start w:val="1"/>
+      <w:numFmt w:val="decimal"/>
+      <w:isLgl/>
+      <w:lvlText w:val="%1.%2.%3.%4.%5.%6.%7.%8.%9."/>
+      <w:lvlJc w:val="left"/>
+      <w:pPr>
+        <w:ind w:left="2160" w:hanging="1800"/>
+      </w:pPr>
+      <w:rPr>
+        <w:rFonts w:hint="default"/>
+      </w:rPr>
+    </w:lvl>
+  </w:abstractNum>
+  <w:abstractNum w:abstractNumId="17" w15:restartNumberingAfterBreak="0">
     <w:nsid w:val="40A07769"/>
     <w:multiLevelType w:val="hybridMultilevel"/>
     <w:tmpl w:val="E208D982"/>
@@ -1401,7 +5770,7 @@
       </w:pPr>
     </w:lvl>
   </w:abstractNum>
-  <w:abstractNum w:abstractNumId="5" w15:restartNumberingAfterBreak="0">
+  <w:abstractNum w:abstractNumId="18" w15:restartNumberingAfterBreak="0">
     <w:nsid w:val="54080222"/>
     <w:multiLevelType w:val="hybridMultilevel"/>
     <w:tmpl w:val="13F02322"/>
@@ -1489,23 +5858,294 @@
       </w:pPr>
     </w:lvl>
   </w:abstractNum>
+  <w:abstractNum w:abstractNumId="19" w15:restartNumberingAfterBreak="0">
+    <w:nsid w:val="58783D2F"/>
+    <w:multiLevelType w:val="hybridMultilevel"/>
+    <w:tmpl w:val="F738AA14"/>
+    <w:lvl w:ilvl="0" w:tplc="0C0A0001">
+      <w:start w:val="1"/>
+      <w:numFmt w:val="bullet"/>
+      <w:lvlText w:val=""/>
+      <w:lvlJc w:val="left"/>
+      <w:pPr>
+        <w:ind w:left="720" w:hanging="360"/>
+      </w:pPr>
+      <w:rPr>
+        <w:rFonts w:ascii="Symbol" w:hAnsi="Symbol" w:hint="default"/>
+      </w:rPr>
+    </w:lvl>
+    <w:lvl w:ilvl="1" w:tplc="0C0A0003" w:tentative="1">
+      <w:start w:val="1"/>
+      <w:numFmt w:val="bullet"/>
+      <w:lvlText w:val="o"/>
+      <w:lvlJc w:val="left"/>
+      <w:pPr>
+        <w:ind w:left="1440" w:hanging="360"/>
+      </w:pPr>
+      <w:rPr>
+        <w:rFonts w:ascii="Courier New" w:hAnsi="Courier New" w:cs="Courier New" w:hint="default"/>
+      </w:rPr>
+    </w:lvl>
+    <w:lvl w:ilvl="2" w:tplc="0C0A0005" w:tentative="1">
+      <w:start w:val="1"/>
+      <w:numFmt w:val="bullet"/>
+      <w:lvlText w:val=""/>
+      <w:lvlJc w:val="left"/>
+      <w:pPr>
+        <w:ind w:left="2160" w:hanging="360"/>
+      </w:pPr>
+      <w:rPr>
+        <w:rFonts w:ascii="Wingdings" w:hAnsi="Wingdings" w:hint="default"/>
+      </w:rPr>
+    </w:lvl>
+    <w:lvl w:ilvl="3" w:tplc="0C0A0001" w:tentative="1">
+      <w:start w:val="1"/>
+      <w:numFmt w:val="bullet"/>
+      <w:lvlText w:val=""/>
+      <w:lvlJc w:val="left"/>
+      <w:pPr>
+        <w:ind w:left="2880" w:hanging="360"/>
+      </w:pPr>
+      <w:rPr>
+        <w:rFonts w:ascii="Symbol" w:hAnsi="Symbol" w:hint="default"/>
+      </w:rPr>
+    </w:lvl>
+    <w:lvl w:ilvl="4" w:tplc="0C0A0003" w:tentative="1">
+      <w:start w:val="1"/>
+      <w:numFmt w:val="bullet"/>
+      <w:lvlText w:val="o"/>
+      <w:lvlJc w:val="left"/>
+      <w:pPr>
+        <w:ind w:left="3600" w:hanging="360"/>
+      </w:pPr>
+      <w:rPr>
+        <w:rFonts w:ascii="Courier New" w:hAnsi="Courier New" w:cs="Courier New" w:hint="default"/>
+      </w:rPr>
+    </w:lvl>
+    <w:lvl w:ilvl="5" w:tplc="0C0A0005" w:tentative="1">
+      <w:start w:val="1"/>
+      <w:numFmt w:val="bullet"/>
+      <w:lvlText w:val=""/>
+      <w:lvlJc w:val="left"/>
+      <w:pPr>
+        <w:ind w:left="4320" w:hanging="360"/>
+      </w:pPr>
+      <w:rPr>
+        <w:rFonts w:ascii="Wingdings" w:hAnsi="Wingdings" w:hint="default"/>
+      </w:rPr>
+    </w:lvl>
+    <w:lvl w:ilvl="6" w:tplc="0C0A0001" w:tentative="1">
+      <w:start w:val="1"/>
+      <w:numFmt w:val="bullet"/>
+      <w:lvlText w:val=""/>
+      <w:lvlJc w:val="left"/>
+      <w:pPr>
+        <w:ind w:left="5040" w:hanging="360"/>
+      </w:pPr>
+      <w:rPr>
+        <w:rFonts w:ascii="Symbol" w:hAnsi="Symbol" w:hint="default"/>
+      </w:rPr>
+    </w:lvl>
+    <w:lvl w:ilvl="7" w:tplc="0C0A0003" w:tentative="1">
+      <w:start w:val="1"/>
+      <w:numFmt w:val="bullet"/>
+      <w:lvlText w:val="o"/>
+      <w:lvlJc w:val="left"/>
+      <w:pPr>
+        <w:ind w:left="5760" w:hanging="360"/>
+      </w:pPr>
+      <w:rPr>
+        <w:rFonts w:ascii="Courier New" w:hAnsi="Courier New" w:cs="Courier New" w:hint="default"/>
+      </w:rPr>
+    </w:lvl>
+    <w:lvl w:ilvl="8" w:tplc="0C0A0005" w:tentative="1">
+      <w:start w:val="1"/>
+      <w:numFmt w:val="bullet"/>
+      <w:lvlText w:val=""/>
+      <w:lvlJc w:val="left"/>
+      <w:pPr>
+        <w:ind w:left="6480" w:hanging="360"/>
+      </w:pPr>
+      <w:rPr>
+        <w:rFonts w:ascii="Wingdings" w:hAnsi="Wingdings" w:hint="default"/>
+      </w:rPr>
+    </w:lvl>
+  </w:abstractNum>
+  <w:abstractNum w:abstractNumId="20" w15:restartNumberingAfterBreak="0">
+    <w:nsid w:val="6C31724E"/>
+    <w:multiLevelType w:val="hybridMultilevel"/>
+    <w:tmpl w:val="DA98AADE"/>
+    <w:lvl w:ilvl="0" w:tplc="0C0A0001">
+      <w:start w:val="1"/>
+      <w:numFmt w:val="bullet"/>
+      <w:lvlText w:val=""/>
+      <w:lvlJc w:val="left"/>
+      <w:pPr>
+        <w:ind w:left="1080" w:hanging="360"/>
+      </w:pPr>
+      <w:rPr>
+        <w:rFonts w:ascii="Symbol" w:hAnsi="Symbol" w:hint="default"/>
+      </w:rPr>
+    </w:lvl>
+    <w:lvl w:ilvl="1" w:tplc="0C0A0003" w:tentative="1">
+      <w:start w:val="1"/>
+      <w:numFmt w:val="bullet"/>
+      <w:lvlText w:val="o"/>
+      <w:lvlJc w:val="left"/>
+      <w:pPr>
+        <w:ind w:left="1800" w:hanging="360"/>
+      </w:pPr>
+      <w:rPr>
+        <w:rFonts w:ascii="Courier New" w:hAnsi="Courier New" w:cs="Courier New" w:hint="default"/>
+      </w:rPr>
+    </w:lvl>
+    <w:lvl w:ilvl="2" w:tplc="0C0A0005" w:tentative="1">
+      <w:start w:val="1"/>
+      <w:numFmt w:val="bullet"/>
+      <w:lvlText w:val=""/>
+      <w:lvlJc w:val="left"/>
+      <w:pPr>
+        <w:ind w:left="2520" w:hanging="360"/>
+      </w:pPr>
+      <w:rPr>
+        <w:rFonts w:ascii="Wingdings" w:hAnsi="Wingdings" w:hint="default"/>
+      </w:rPr>
+    </w:lvl>
+    <w:lvl w:ilvl="3" w:tplc="0C0A0001" w:tentative="1">
+      <w:start w:val="1"/>
+      <w:numFmt w:val="bullet"/>
+      <w:lvlText w:val=""/>
+      <w:lvlJc w:val="left"/>
+      <w:pPr>
+        <w:ind w:left="3240" w:hanging="360"/>
+      </w:pPr>
+      <w:rPr>
+        <w:rFonts w:ascii="Symbol" w:hAnsi="Symbol" w:hint="default"/>
+      </w:rPr>
+    </w:lvl>
+    <w:lvl w:ilvl="4" w:tplc="0C0A0003" w:tentative="1">
+      <w:start w:val="1"/>
+      <w:numFmt w:val="bullet"/>
+      <w:lvlText w:val="o"/>
+      <w:lvlJc w:val="left"/>
+      <w:pPr>
+        <w:ind w:left="3960" w:hanging="360"/>
+      </w:pPr>
+      <w:rPr>
+        <w:rFonts w:ascii="Courier New" w:hAnsi="Courier New" w:cs="Courier New" w:hint="default"/>
+      </w:rPr>
+    </w:lvl>
+    <w:lvl w:ilvl="5" w:tplc="0C0A0005" w:tentative="1">
+      <w:start w:val="1"/>
+      <w:numFmt w:val="bullet"/>
+      <w:lvlText w:val=""/>
+      <w:lvlJc w:val="left"/>
+      <w:pPr>
+        <w:ind w:left="4680" w:hanging="360"/>
+      </w:pPr>
+      <w:rPr>
+        <w:rFonts w:ascii="Wingdings" w:hAnsi="Wingdings" w:hint="default"/>
+      </w:rPr>
+    </w:lvl>
+    <w:lvl w:ilvl="6" w:tplc="0C0A0001" w:tentative="1">
+      <w:start w:val="1"/>
+      <w:numFmt w:val="bullet"/>
+      <w:lvlText w:val=""/>
+      <w:lvlJc w:val="left"/>
+      <w:pPr>
+        <w:ind w:left="5400" w:hanging="360"/>
+      </w:pPr>
+      <w:rPr>
+        <w:rFonts w:ascii="Symbol" w:hAnsi="Symbol" w:hint="default"/>
+      </w:rPr>
+    </w:lvl>
+    <w:lvl w:ilvl="7" w:tplc="0C0A0003" w:tentative="1">
+      <w:start w:val="1"/>
+      <w:numFmt w:val="bullet"/>
+      <w:lvlText w:val="o"/>
+      <w:lvlJc w:val="left"/>
+      <w:pPr>
+        <w:ind w:left="6120" w:hanging="360"/>
+      </w:pPr>
+      <w:rPr>
+        <w:rFonts w:ascii="Courier New" w:hAnsi="Courier New" w:cs="Courier New" w:hint="default"/>
+      </w:rPr>
+    </w:lvl>
+    <w:lvl w:ilvl="8" w:tplc="0C0A0005" w:tentative="1">
+      <w:start w:val="1"/>
+      <w:numFmt w:val="bullet"/>
+      <w:lvlText w:val=""/>
+      <w:lvlJc w:val="left"/>
+      <w:pPr>
+        <w:ind w:left="6840" w:hanging="360"/>
+      </w:pPr>
+      <w:rPr>
+        <w:rFonts w:ascii="Wingdings" w:hAnsi="Wingdings" w:hint="default"/>
+      </w:rPr>
+    </w:lvl>
+  </w:abstractNum>
   <w:num w:numId="1" w16cid:durableId="995916768">
+    <w:abstractNumId w:val="5"/>
+  </w:num>
+  <w:num w:numId="2" w16cid:durableId="493684657">
+    <w:abstractNumId w:val="10"/>
+  </w:num>
+  <w:num w:numId="3" w16cid:durableId="1675452773">
+    <w:abstractNumId w:val="14"/>
+  </w:num>
+  <w:num w:numId="4" w16cid:durableId="1056585435">
+    <w:abstractNumId w:val="6"/>
+  </w:num>
+  <w:num w:numId="5" w16cid:durableId="65688447">
+    <w:abstractNumId w:val="17"/>
+  </w:num>
+  <w:num w:numId="6" w16cid:durableId="1866096192">
+    <w:abstractNumId w:val="18"/>
+  </w:num>
+  <w:num w:numId="7" w16cid:durableId="737050186">
+    <w:abstractNumId w:val="16"/>
+  </w:num>
+  <w:num w:numId="8" w16cid:durableId="1860923403">
+    <w:abstractNumId w:val="12"/>
+  </w:num>
+  <w:num w:numId="9" w16cid:durableId="1434858919">
+    <w:abstractNumId w:val="1"/>
+  </w:num>
+  <w:num w:numId="10" w16cid:durableId="1965230274">
+    <w:abstractNumId w:val="2"/>
+  </w:num>
+  <w:num w:numId="11" w16cid:durableId="1168902630">
+    <w:abstractNumId w:val="20"/>
+  </w:num>
+  <w:num w:numId="12" w16cid:durableId="2094815832">
+    <w:abstractNumId w:val="4"/>
+  </w:num>
+  <w:num w:numId="13" w16cid:durableId="1123186544">
+    <w:abstractNumId w:val="19"/>
+  </w:num>
+  <w:num w:numId="14" w16cid:durableId="1391810976">
+    <w:abstractNumId w:val="9"/>
+  </w:num>
+  <w:num w:numId="15" w16cid:durableId="1192454235">
+    <w:abstractNumId w:val="15"/>
+  </w:num>
+  <w:num w:numId="16" w16cid:durableId="81605799">
+    <w:abstractNumId w:val="8"/>
+  </w:num>
+  <w:num w:numId="17" w16cid:durableId="1151097829">
+    <w:abstractNumId w:val="13"/>
+  </w:num>
+  <w:num w:numId="18" w16cid:durableId="1095128856">
     <w:abstractNumId w:val="0"/>
   </w:num>
-  <w:num w:numId="2" w16cid:durableId="493684657">
-    <w:abstractNumId w:val="2"/>
-  </w:num>
-  <w:num w:numId="3" w16cid:durableId="1675452773">
+  <w:num w:numId="19" w16cid:durableId="951210689">
     <w:abstractNumId w:val="3"/>
   </w:num>
-  <w:num w:numId="4" w16cid:durableId="1056585435">
-    <w:abstractNumId w:val="1"/>
+  <w:num w:numId="20" w16cid:durableId="931160518">
+    <w:abstractNumId w:val="11"/>
   </w:num>
-  <w:num w:numId="5" w16cid:durableId="65688447">
-    <w:abstractNumId w:val="4"/>
-  </w:num>
-  <w:num w:numId="6" w16cid:durableId="1866096192">
-    <w:abstractNumId w:val="5"/>
+  <w:num w:numId="21" w16cid:durableId="1669820023">
+    <w:abstractNumId w:val="7"/>
   </w:num>
 </w:numbering>
 </file>
@@ -1910,6 +6550,7 @@
   <w:style w:type="paragraph" w:default="1" w:styleId="Normal">
     <w:name w:val="Normal"/>
     <w:qFormat/>
+    <w:rsid w:val="00225494"/>
   </w:style>
   <w:style w:type="paragraph" w:styleId="Ttulo1">
     <w:name w:val="heading 1"/>
@@ -1937,11 +6578,11 @@
     <w:basedOn w:val="Normal"/>
     <w:next w:val="Normal"/>
     <w:link w:val="Ttulo2Car"/>
+    <w:autoRedefine/>
     <w:uiPriority w:val="9"/>
-    <w:semiHidden/>
     <w:unhideWhenUsed/>
     <w:qFormat/>
-    <w:rsid w:val="002E2C64"/>
+    <w:rsid w:val="00F22DE1"/>
     <w:pPr>
       <w:keepNext/>
       <w:keepLines/>
@@ -1950,8 +6591,7 @@
     </w:pPr>
     <w:rPr>
       <w:rFonts w:asciiTheme="majorHAnsi" w:eastAsiaTheme="majorEastAsia" w:hAnsiTheme="majorHAnsi" w:cstheme="majorBidi"/>
-      <w:color w:val="0F4761" w:themeColor="accent1" w:themeShade="BF"/>
-      <w:sz w:val="32"/>
+      <w:b/>
       <w:szCs w:val="32"/>
     </w:rPr>
   </w:style>
@@ -1960,21 +6600,25 @@
     <w:basedOn w:val="Normal"/>
     <w:next w:val="Normal"/>
     <w:link w:val="Ttulo3Car"/>
+    <w:autoRedefine/>
     <w:uiPriority w:val="9"/>
-    <w:semiHidden/>
     <w:unhideWhenUsed/>
     <w:qFormat/>
-    <w:rsid w:val="002E2C64"/>
+    <w:rsid w:val="00E63342"/>
     <w:pPr>
       <w:keepNext/>
       <w:keepLines/>
+      <w:numPr>
+        <w:ilvl w:val="2"/>
+        <w:numId w:val="7"/>
+      </w:numPr>
       <w:spacing w:before="160" w:after="80"/>
       <w:outlineLvl w:val="2"/>
     </w:pPr>
     <w:rPr>
       <w:rFonts w:eastAsiaTheme="majorEastAsia" w:cstheme="majorBidi"/>
-      <w:color w:val="0F4761" w:themeColor="accent1" w:themeShade="BF"/>
-      <w:sz w:val="28"/>
+      <w:b/>
+      <w:sz w:val="22"/>
       <w:szCs w:val="28"/>
     </w:rPr>
   </w:style>
@@ -2155,12 +6799,10 @@
     <w:basedOn w:val="Fuentedeprrafopredeter"/>
     <w:link w:val="Ttulo2"/>
     <w:uiPriority w:val="9"/>
-    <w:semiHidden/>
-    <w:rsid w:val="002E2C64"/>
+    <w:rsid w:val="00F22DE1"/>
     <w:rPr>
       <w:rFonts w:asciiTheme="majorHAnsi" w:eastAsiaTheme="majorEastAsia" w:hAnsiTheme="majorHAnsi" w:cstheme="majorBidi"/>
-      <w:color w:val="0F4761" w:themeColor="accent1" w:themeShade="BF"/>
-      <w:sz w:val="32"/>
+      <w:b/>
       <w:szCs w:val="32"/>
     </w:rPr>
   </w:style>
@@ -2169,12 +6811,11 @@
     <w:basedOn w:val="Fuentedeprrafopredeter"/>
     <w:link w:val="Ttulo3"/>
     <w:uiPriority w:val="9"/>
-    <w:semiHidden/>
-    <w:rsid w:val="002E2C64"/>
+    <w:rsid w:val="00E63342"/>
     <w:rPr>
       <w:rFonts w:eastAsiaTheme="majorEastAsia" w:cstheme="majorBidi"/>
-      <w:color w:val="0F4761" w:themeColor="accent1" w:themeShade="BF"/>
-      <w:sz w:val="28"/>
+      <w:b/>
+      <w:sz w:val="22"/>
       <w:szCs w:val="28"/>
     </w:rPr>
   </w:style>
@@ -2603,6 +7244,32 @@
     <w:uiPriority w:val="99"/>
     <w:rsid w:val="00AC0615"/>
   </w:style>
+  <w:style w:type="paragraph" w:styleId="TDC2">
+    <w:name w:val="toc 2"/>
+    <w:basedOn w:val="Normal"/>
+    <w:next w:val="Normal"/>
+    <w:autoRedefine/>
+    <w:uiPriority w:val="39"/>
+    <w:unhideWhenUsed/>
+    <w:rsid w:val="00914708"/>
+    <w:pPr>
+      <w:spacing w:after="100"/>
+      <w:ind w:left="240"/>
+    </w:pPr>
+  </w:style>
+  <w:style w:type="paragraph" w:styleId="TDC3">
+    <w:name w:val="toc 3"/>
+    <w:basedOn w:val="Normal"/>
+    <w:next w:val="Normal"/>
+    <w:autoRedefine/>
+    <w:uiPriority w:val="39"/>
+    <w:unhideWhenUsed/>
+    <w:rsid w:val="00914708"/>
+    <w:pPr>
+      <w:spacing w:after="100"/>
+      <w:ind w:left="480"/>
+    </w:pPr>
+  </w:style>
 </w:styles>
 </file>
 
